--- a/Set 3/GAN_Assignment_Report_Set 3.docx
+++ b/Set 3/GAN_Assignment_Report_Set 3.docx
@@ -15,7 +15,7 @@
           <w:rFonts w:ascii="Times New Roman" w:hAnsi="Times New Roman"/>
           <w:szCs w:val="40"/>
         </w:rPr>
-        <w:t>7COM1079 Coursework 2 — Building GANs and Applying Them to Retinal, Network-Traffic and Sketch Data</w:t>
+        <w:t>7COM1079 Coursework 2: Building GANs and Applying Them to Retinal, Network-Traffic and Sketch Data</w:t>
       </w:r>
     </w:p>
     <w:p>
@@ -75,7 +75,7 @@
           <w:sz w:val="30"/>
           <w:szCs w:val="30"/>
         </w:rPr>
-        <w:t>Github URL:</w:t>
+        <w:t>Github URL: https://github.com/nithinreddy2003/GAN_Assignments</w:t>
       </w:r>
     </w:p>
     <w:p>
@@ -107,7 +107,7 @@
           <w:rFonts w:ascii="Times New Roman" w:hAnsi="Times New Roman"/>
           <w:sz w:val="20"/>
         </w:rPr>
-        <w:t>This report documents what was built across the notebook, why each design was chosen, and what the experiments showed. Part 1 builds two GANs from scratch on synthetic 2D data and studies an architecture change; Part 2 applies GANs to three contrasting domains — medical imaging, network-security traffic and hand-drawn sketches — each of which stresses the model differently and so justifies a different design. Two frameworks are used deliberately: PyTorch for the from-scratch and sketch work, TensorFlow/Keras for the medical and tabular models. Seeds are fixed (GLOBAL_SEED = 2025, TF_SEED = 2026) so every number below is reproducible.</w:t>
+        <w:t>This report documents what was built across the notebook, why each design was chosen, and what the experiments showed. Part 1 builds two GANs from scratch on synthetic 2D data and studies an architecture change; Part 2 applies GANs to three contrasting domains, medical imaging, network-security traffic and hand-drawn sketches, each of which stresses the model differently and so justifies a different design. Two frameworks are used deliberately: PyTorch for the from-scratch and sketch work, TensorFlow/Keras for the medical and tabular models. Seeds are fixed (GLOBAL_SEED = 2025, TF_SEED_VAL = 2026) so every number below is reproducible.</w:t>
       </w:r>
     </w:p>
     <w:p>
@@ -169,7 +169,7 @@
           <w:rFonts w:ascii="Times New Roman" w:hAnsi="Times New Roman"/>
           <w:sz w:val="20"/>
         </w:rPr>
-        <w:t>2. Part 1 — GANs Built From Scratch on 2D Data</w:t>
+        <w:t>2. Part 1: GANs Built From Scratch on 2D Data</w:t>
       </w:r>
     </w:p>
     <w:p>
@@ -200,7 +200,7 @@
           <w:rFonts w:ascii="Times New Roman" w:hAnsi="Times New Roman"/>
           <w:sz w:val="20"/>
         </w:rPr>
-        <w:t>, 2016; Kingma and Ba, 2015). One configurable pair of classes serves all three tasks, so the Task 3 comparison is fair — only the changed hyper-parameters differ.</w:t>
+        <w:t>, 2016; Kingma and Ba, 2015). One configurable pair of classes serves all three tasks, so the Task 3 comparison is fair, only the changed hyper-parameters differ.</w:t>
       </w:r>
     </w:p>
     <w:p>
@@ -281,7 +281,7 @@
         </w:rPr>
         <w:drawing>
           <wp:inline distT="0" distB="0" distL="0" distR="0" wp14:anchorId="1CB6CDE8" wp14:editId="394C3667">
-            <wp:extent cx="2063386" cy="2105891"/>
+            <wp:extent cx="2150266" cy="2194560"/>
             <wp:effectExtent l="0" t="0" r="0" b="0"/>
             <wp:docPr id="1" name="Picture 1"/>
             <wp:cNvGraphicFramePr>
@@ -303,7 +303,7 @@
                   <pic:spPr>
                     <a:xfrm>
                       <a:off x="0" y="0"/>
-                      <a:ext cx="2083815" cy="2126741"/>
+                      <a:ext cx="2150266" cy="2194560"/>
                     </a:xfrm>
                     <a:prstGeom prst="rect">
                       <a:avLst/>
@@ -349,7 +349,7 @@
           <w:sz w:val="20"/>
         </w:rPr>
         <w:lastRenderedPageBreak/>
-        <w:t>Figure 1 shows the generated cloud lying almost exactly on the curve, and the losses agree: the discriminator settles at 1.35–1.39 (final 1.3796) and the generator at 0.68–0.76 (final 0.6979), close to this objective's equilibrium (≈ 2ln2 = 1.386 for D, ln2 = 0.693 for G). Neither loss runs away, indicating genuine convergence rather than one network dominating.</w:t>
+        <w:t>Figure 1 shows the generated cloud lying almost exactly on the curve, and the losses agree: the discriminator settles at 1.35-1.39 (final 1.3796) and the generator at 0.68-0.76 (final 0.6979), close to this objective's equilibrium (≈ 2ln2 = 1.386 for D, ln2 = 0.693 for G). Neither loss runs away, indicating genuine convergence rather than one network dominating.</w:t>
       </w:r>
     </w:p>
     <w:p>
@@ -426,7 +426,7 @@
           <w:rFonts w:ascii="Times New Roman" w:hAnsi="Times New Roman"/>
           <w:sz w:val="20"/>
         </w:rPr>
-        <w:t>) + ε (ε a small Gaussian noise term) — harder than the sine because of the higher-frequency term and the noise band; 8000 steps.</w:t>
+        <w:t>) + ε (ε a small Gaussian noise term), harder than the sine because of the higher-frequency term and the noise band; 8000 steps.</w:t>
       </w:r>
     </w:p>
     <w:p>
@@ -445,7 +445,7 @@
         </w:rPr>
         <w:drawing>
           <wp:inline distT="0" distB="0" distL="0" distR="0" wp14:anchorId="7A8D78AC" wp14:editId="66608AA2">
-            <wp:extent cx="2895600" cy="2207138"/>
+            <wp:extent cx="2879102" cy="2194560"/>
             <wp:effectExtent l="0" t="0" r="0" b="0"/>
             <wp:docPr id="2" name="Picture 2"/>
             <wp:cNvGraphicFramePr>
@@ -467,7 +467,7 @@
                   <pic:spPr>
                     <a:xfrm>
                       <a:off x="0" y="0"/>
-                      <a:ext cx="2923539" cy="2228434"/>
+                      <a:ext cx="2879102" cy="2194560"/>
                     </a:xfrm>
                     <a:prstGeom prst="rect">
                       <a:avLst/>
@@ -512,7 +512,7 @@
           <w:rFonts w:ascii="Times New Roman" w:hAnsi="Times New Roman"/>
           <w:sz w:val="20"/>
         </w:rPr>
-        <w:t>Figure 2 shows the generator tracing the double-bump shape and spreading its points into the same noisy band as the real data rather than collapsing to a thin line, so it learns the target's variance and not just its mean trend. Losses stay healthy (D 1.1652–1.3705, G 0.7229–0.8429), a little noisier than Task 1 as expected for a more oscillatory target.</w:t>
+        <w:t>Figure 2 shows the generator tracing the double-bump shape and spreading its points into the same noisy band as the real data rather than collapsing to a thin line, so it learns the target's variance and not just its mean trend. Losses stay healthy (D 1.1652-1.3705, G 0.7229-0.8429), a little noisier than Task 1 as expected for a more oscillatory target.</w:t>
       </w:r>
     </w:p>
     <w:p>
@@ -563,7 +563,7 @@
         </w:rPr>
         <w:drawing>
           <wp:inline distT="0" distB="0" distL="0" distR="0" wp14:anchorId="6AD98871" wp14:editId="7876A131">
-            <wp:extent cx="4450080" cy="2378709"/>
+            <wp:extent cx="4105575" cy="2194560"/>
             <wp:effectExtent l="0" t="0" r="0" b="0"/>
             <wp:docPr id="3" name="Picture 3"/>
             <wp:cNvGraphicFramePr>
@@ -585,7 +585,7 @@
                   <pic:spPr>
                     <a:xfrm>
                       <a:off x="0" y="0"/>
-                      <a:ext cx="4493316" cy="2401820"/>
+                      <a:ext cx="4105575" cy="2194560"/>
                     </a:xfrm>
                     <a:prstGeom prst="rect">
                       <a:avLst/>
@@ -631,7 +631,7 @@
           <w:sz w:val="20"/>
         </w:rPr>
         <w:lastRenderedPageBreak/>
-        <w:t>Figure 3 shows a visible but modest gain: the deeper ELU generator sits slightly tighter around the curve with fewer stray points, and its losses stay stable (final D 1.3821, G 0.7089), so the added depth caused no optimisation trouble. That the gain is small is itself informative — a 2D curve is simple enough that the shallow baseline already captures most of the structure.</w:t>
+        <w:t>Figure 3 shows a visible but modest gain: the deeper ELU generator sits slightly tighter around the curve with fewer stray points, and its losses stay stable (final D 1.3821, G 0.7089), so the added depth caused no optimisation trouble. That the gain is small is itself informative, a 2D curve is simple enough that the shallow baseline already captures most of the structure.</w:t>
       </w:r>
     </w:p>
     <w:p>
@@ -647,7 +647,7 @@
           <w:rFonts w:ascii="Times New Roman" w:hAnsi="Times New Roman"/>
           <w:sz w:val="20"/>
         </w:rPr>
-        <w:t>3. Part 2 — Applying GANs to Three Real-World Domains</w:t>
+        <w:t>3. Part 2: Applying GANs to Three Real-World Domains</w:t>
       </w:r>
     </w:p>
     <w:p>
@@ -702,7 +702,7 @@
           <w:rFonts w:ascii="Times New Roman" w:hAnsi="Times New Roman"/>
           <w:sz w:val="20"/>
         </w:rPr>
-        <w:t xml:space="preserve">, 2023) provides 97,477 training scans of 28×28 pixels in four diagnostic classes (choroidal neovascularisation, diabetic macular edema, drusen, normal), rescaled to 32×32 in [−1, 1] to match the generator's tanh. A DCGAN (Radford </w:t>
+        <w:t xml:space="preserve">, 2023) provides 97,477 training scans of 28×28 pixels in four diagnostic classes (choroidal neovascularisation, diabetic macular oedema, drusen, normal), rescaled to 32×32 in [-1, 1] to match the generator's tanh. A DCGAN (Radford </w:t>
       </w:r>
       <w:r>
         <w:rPr>
@@ -717,7 +717,7 @@
           <w:rFonts w:ascii="Times New Roman" w:hAnsi="Times New Roman"/>
           <w:sz w:val="20"/>
         </w:rPr>
-        <w:t xml:space="preserve">, 2016) suits the strong local structure of a scan — a curved retinal band on a dark background — which convolutions capture far more efficiently than a dense network. The generator upsamples a 100-D latent vector via transposed convolutions; the discriminator mirrors it with strided convolutions and 0.3 dropout. Training used a manual tf.GradientTape loop for 35 epochs with one-sided label smoothing (real labels 0.9), which stops the discriminator over-confidently starving the generator of gradient (Salimans </w:t>
+        <w:t xml:space="preserve">, 2016) suits the strong local structure of a scan, a curved retinal band on a dark background, which convolutions capture far more efficiently than a dense network. The generator upsamples a 100-D latent vector via transposed convolutions; the discriminator mirrors it with strided convolutions and 0.3 dropout. Training used a manual tf.GradientTape loop for 35 epochs with one-sided label smoothing (real labels 0.9), which stops the discriminator over-confidently starving the generator of gradient (Salimans </w:t>
       </w:r>
       <w:r>
         <w:rPr>
@@ -751,7 +751,7 @@
         </w:rPr>
         <w:drawing>
           <wp:inline distT="0" distB="0" distL="0" distR="0" wp14:anchorId="5817FED0" wp14:editId="777E6D93">
-            <wp:extent cx="3870960" cy="2194295"/>
+            <wp:extent cx="3871429" cy="2194560"/>
             <wp:effectExtent l="0" t="0" r="0" b="0"/>
             <wp:docPr id="4" name="Picture 4"/>
             <wp:cNvGraphicFramePr>
@@ -773,7 +773,7 @@
                   <pic:spPr>
                     <a:xfrm>
                       <a:off x="0" y="0"/>
-                      <a:ext cx="3885700" cy="2202650"/>
+                      <a:ext cx="3871429" cy="2194560"/>
                     </a:xfrm>
                     <a:prstGeom prst="rect">
                       <a:avLst/>
@@ -837,7 +837,7 @@
         </w:rPr>
         <w:drawing>
           <wp:inline distT="0" distB="0" distL="0" distR="0" wp14:anchorId="6562A987" wp14:editId="4E8EA056">
-            <wp:extent cx="3535680" cy="2000652"/>
+            <wp:extent cx="3878366" cy="2194560"/>
             <wp:effectExtent l="0" t="0" r="0" b="0"/>
             <wp:docPr id="5" name="Picture 5"/>
             <wp:cNvGraphicFramePr>
@@ -859,7 +859,7 @@
                   <pic:spPr>
                     <a:xfrm>
                       <a:off x="0" y="0"/>
-                      <a:ext cx="3567707" cy="2018775"/>
+                      <a:ext cx="3878366" cy="2194560"/>
                     </a:xfrm>
                     <a:prstGeom prst="rect">
                       <a:avLst/>
@@ -904,7 +904,7 @@
           <w:rFonts w:ascii="Times New Roman" w:hAnsi="Times New Roman"/>
           <w:sz w:val="20"/>
         </w:rPr>
-        <w:t>Figure 5 shows neither network diverging — the discriminator holds around 1.1–1.34 and the generator around 0.75–1.28, oscillating within a stable band. That stability is what makes the sample quality below meaningful rather than accidental.</w:t>
+        <w:t>Figure 5 shows neither network diverging, the discriminator stays around 0.9 to 1.55 and the generator around 0.4 to 1.66, oscillating within a stable band. That stability is what makes the sample quality below meaningful rather than accidental.</w:t>
       </w:r>
     </w:p>
     <w:p>
@@ -924,7 +924,7 @@
         <w:lastRenderedPageBreak/>
         <w:drawing>
           <wp:inline distT="0" distB="0" distL="0" distR="0" wp14:anchorId="6C2C4DCF" wp14:editId="462D2D2C">
-            <wp:extent cx="5394448" cy="1530927"/>
+            <wp:extent cx="4206240" cy="1841890"/>
             <wp:effectExtent l="0" t="0" r="0" b="0"/>
             <wp:docPr id="6" name="Picture 6"/>
             <wp:cNvGraphicFramePr>
@@ -947,7 +947,7 @@
                   <pic:spPr bwMode="auto">
                     <a:xfrm>
                       <a:off x="0" y="0"/>
-                      <a:ext cx="5394960" cy="1531072"/>
+                      <a:ext cx="4206240" cy="1841890"/>
                     </a:xfrm>
                     <a:prstGeom prst="rect">
                       <a:avLst/>
@@ -1000,7 +1000,7 @@
           <w:rFonts w:ascii="Times New Roman" w:hAnsi="Times New Roman"/>
           <w:sz w:val="20"/>
         </w:rPr>
-        <w:t xml:space="preserve">Figure 6 shows the generator reproduces the main anatomy with real variation in band position and curvature, so it is not memorising one image; its weakness is fine detail — the fakes are softer and lose sub-layer texture and speckle. It scores </w:t>
+        <w:t xml:space="preserve">Figure 6 shows the generator reproduces the main anatomy with real variation in band position and curvature, so it is not memorising one image; its weakness is fine detail, the fakes are softer and lose sub-layer texture and speckle. It scores </w:t>
       </w:r>
       <w:r>
         <w:rPr>
@@ -1008,7 +1008,7 @@
           <w:b/>
           <w:sz w:val="20"/>
         </w:rPr>
-        <w:t>FID = 39.20</w:t>
+        <w:t>FID = 39.23</w:t>
       </w:r>
       <w:r>
         <w:rPr>
@@ -1030,7 +1030,7 @@
           <w:rFonts w:ascii="Times New Roman" w:hAnsi="Times New Roman"/>
           <w:sz w:val="20"/>
         </w:rPr>
-        <w:t xml:space="preserve">, 2017), a believable mid-range value for a 35-epoch DCGAN, though read cautiously: FID passes 28×28 grayscale (upscaled) through an ImageNet-trained InceptionV3 (Szegedy </w:t>
+        <w:t xml:space="preserve">, 2017), a believable mid-range value for a 35-epoch DCGAN, though read cautiously: FID passes 28×28 greyscale (upscaled) through an ImageNet-trained InceptionV3 (Szegedy </w:t>
       </w:r>
       <w:r>
         <w:rPr>
@@ -1062,7 +1062,7 @@
           <w:b/>
           <w:sz w:val="20"/>
         </w:rPr>
-        <w:t>Extension — conditional GAN.</w:t>
+        <w:t>Extension: conditional GAN.</w:t>
       </w:r>
       <w:r>
         <w:rPr>
@@ -1088,7 +1088,7 @@
         </w:rPr>
         <w:drawing>
           <wp:inline distT="0" distB="0" distL="0" distR="0" wp14:anchorId="15A55358" wp14:editId="189774A3">
-            <wp:extent cx="4128654" cy="2257857"/>
+            <wp:extent cx="4012910" cy="2194560"/>
             <wp:effectExtent l="0" t="0" r="0" b="0"/>
             <wp:docPr id="7" name="Picture 7"/>
             <wp:cNvGraphicFramePr>
@@ -1110,7 +1110,7 @@
                   <pic:spPr>
                     <a:xfrm>
                       <a:off x="0" y="0"/>
-                      <a:ext cx="4161158" cy="2275632"/>
+                      <a:ext cx="4012910" cy="2194560"/>
                     </a:xfrm>
                     <a:prstGeom prst="rect">
                       <a:avLst/>
@@ -1155,7 +1155,7 @@
           <w:rFonts w:ascii="Times New Roman" w:hAnsi="Times New Roman"/>
           <w:sz w:val="20"/>
         </w:rPr>
-        <w:t>Figure 7 shows visibly different scans per row, so the label steers the output rather than being ignored; better-represented classes look sharper — the direct effect of the imbalance in Figure 4.</w:t>
+        <w:t>Figure 7 shows visibly different scans per row, so the label steers the output rather than being ignored; better-represented classes look sharper, the direct effect of the imbalance in Figure 4.</w:t>
       </w:r>
     </w:p>
     <w:p>
@@ -1179,7 +1179,7 @@
           <w:rFonts w:ascii="Times New Roman" w:hAnsi="Times New Roman"/>
           <w:sz w:val="20"/>
         </w:rPr>
-        <w:t xml:space="preserve"> The duck test — if it looks and quacks like a duck, assume it is one — captures a real risk here. The discriminator only judges whether an image </w:t>
+        <w:t xml:space="preserve"> The duck test, if it looks and quacks like a duck, assume it is one, captures a real risk here. The discriminator only judges whether an image </w:t>
       </w:r>
       <w:r>
         <w:rPr>
@@ -1279,7 +1279,7 @@
           <w:rFonts w:ascii="Times New Roman" w:hAnsi="Times New Roman"/>
           <w:sz w:val="20"/>
         </w:rPr>
-        <w:t>). Because each flow is a feature vector, a dense GAN replaces the DCGAN — there is no spatial axis for convolutions. The generator widens 128→256 (batch norm, ReLU) ending in a linear layer (standardised features are unbounded, so no tanh); the discriminator narrows 256→128 (LeakyReLU, dropout). Latent dimension 48, 60 epochs.</w:t>
+        <w:t>). Because each flow is a feature vector, a dense GAN replaces the DCGAN, there is no spatial axis for convolutions. The generator widens 128→256 (batch norm, ReLU) ending in a linear layer (standardised features are unbounded, so no tanh); the discriminator narrows 256→128 (LeakyReLU, dropout). Latent dimension 48, 60 epochs.</w:t>
       </w:r>
     </w:p>
     <w:p>
@@ -1299,7 +1299,7 @@
         <w:lastRenderedPageBreak/>
         <w:drawing>
           <wp:inline distT="0" distB="0" distL="0" distR="0" wp14:anchorId="45358A1F" wp14:editId="32009B43">
-            <wp:extent cx="5394960" cy="1413051"/>
+            <wp:extent cx="4206240" cy="1101702"/>
             <wp:effectExtent l="0" t="0" r="0" b="0"/>
             <wp:docPr id="8" name="Picture 8"/>
             <wp:cNvGraphicFramePr>
@@ -1321,7 +1321,7 @@
                   <pic:spPr>
                     <a:xfrm>
                       <a:off x="0" y="0"/>
-                      <a:ext cx="5394960" cy="1413051"/>
+                      <a:ext cx="4206240" cy="1101702"/>
                     </a:xfrm>
                     <a:prstGeom prst="rect">
                       <a:avLst/>
@@ -1400,7 +1400,7 @@
         </w:rPr>
         <w:drawing>
           <wp:inline distT="0" distB="0" distL="0" distR="0" wp14:anchorId="5C511535" wp14:editId="0D6D8D65">
-            <wp:extent cx="3825240" cy="2164498"/>
+            <wp:extent cx="3878366" cy="2194560"/>
             <wp:effectExtent l="0" t="0" r="0" b="0"/>
             <wp:docPr id="9" name="Picture 9"/>
             <wp:cNvGraphicFramePr>
@@ -1422,7 +1422,7 @@
                   <pic:spPr>
                     <a:xfrm>
                       <a:off x="0" y="0"/>
-                      <a:ext cx="3843068" cy="2174586"/>
+                      <a:ext cx="3878366" cy="2194560"/>
                     </a:xfrm>
                     <a:prstGeom prst="rect">
                       <a:avLst/>
@@ -1467,7 +1467,7 @@
           <w:rFonts w:ascii="Times New Roman" w:hAnsi="Times New Roman"/>
           <w:sz w:val="20"/>
         </w:rPr>
-        <w:t>Figure 9 shows stable training: the discriminator drifts from about 1.13 to 0.87 while the generator rises from about 1.11 to 1.73 — a rising generator loss against a controlled discriminator, typical of a dense GAN settling.</w:t>
+        <w:t>Figure 9 shows stable training: the discriminator holds around 0.90 to 0.99 while the generator rises from about 1.60 to 1.88, a rising generator loss against a controlled discriminator, typical of a dense GAN settling.</w:t>
       </w:r>
     </w:p>
     <w:p>
@@ -1486,7 +1486,7 @@
         </w:rPr>
         <w:drawing>
           <wp:inline distT="0" distB="0" distL="0" distR="0" wp14:anchorId="0BAB3DBB" wp14:editId="62992216">
-            <wp:extent cx="3129933" cy="2773680"/>
+            <wp:extent cx="2464350" cy="2194560"/>
             <wp:effectExtent l="0" t="0" r="0" b="0"/>
             <wp:docPr id="10" name="Picture 10"/>
             <wp:cNvGraphicFramePr>
@@ -1508,7 +1508,7 @@
                   <pic:spPr>
                     <a:xfrm>
                       <a:off x="0" y="0"/>
-                      <a:ext cx="3135514" cy="2778626"/>
+                      <a:ext cx="2464350" cy="2194560"/>
                     </a:xfrm>
                     <a:prstGeom prst="rect">
                       <a:avLst/>
@@ -1557,7 +1557,7 @@
         <w:lastRenderedPageBreak/>
         <w:drawing>
           <wp:inline distT="0" distB="0" distL="0" distR="0" wp14:anchorId="1BA615A8" wp14:editId="5B2030A7">
-            <wp:extent cx="5135880" cy="4507335"/>
+            <wp:extent cx="2500590" cy="2194560"/>
             <wp:effectExtent l="0" t="0" r="0" b="0"/>
             <wp:docPr id="11" name="Picture 11"/>
             <wp:cNvGraphicFramePr>
@@ -1579,7 +1579,7 @@
                   <pic:spPr>
                     <a:xfrm>
                       <a:off x="0" y="0"/>
-                      <a:ext cx="5168076" cy="4535591"/>
+                      <a:ext cx="2500590" cy="2194560"/>
                     </a:xfrm>
                     <a:prstGeom prst="rect">
                       <a:avLst/>
@@ -1624,7 +1624,7 @@
           <w:rFonts w:ascii="Times New Roman" w:hAnsi="Times New Roman"/>
           <w:sz w:val="20"/>
         </w:rPr>
-        <w:t xml:space="preserve">Figures 10 and 11 agree: in both the linear PCA and non-linear t-SNE views (van der Maaten and Hinton, 2008) the synthetic points sit inside the main mass of real traffic rather than forming a separate blob, so the generator found the right region of feature space. However, the synthetic cloud is tighter than the real one and misses the tails. The alignment gaps quantify this — mean absolute per-feature error of </w:t>
+        <w:t xml:space="preserve">Figures 10 and 11 agree: in both the linear PCA and non-linear t-SNE views (van der Maaten and Hinton, 2008) the synthetic points sit inside the main mass of real traffic rather than forming a separate blob, so the generator found the right region of feature space. However, the synthetic cloud is tighter than the real one and misses the tails. The alignment gaps quantify this, mean absolute per-feature error of </w:t>
       </w:r>
       <w:r>
         <w:rPr>
@@ -1632,7 +1632,7 @@
           <w:b/>
           <w:sz w:val="20"/>
         </w:rPr>
-        <w:t>0.1227</w:t>
+        <w:t>0.1576</w:t>
       </w:r>
       <w:r>
         <w:rPr>
@@ -1647,14 +1647,14 @@
           <w:b/>
           <w:sz w:val="20"/>
         </w:rPr>
-        <w:t>0.2780</w:t>
-      </w:r>
-      <w:r>
-        <w:rPr>
-          <w:rFonts w:ascii="Times New Roman" w:hAnsi="Times New Roman"/>
-          <w:sz w:val="20"/>
-        </w:rPr>
-        <w:t xml:space="preserve"> for standard deviations — so averages are matched well but spread is understated.</w:t>
+        <w:t>0.2067</w:t>
+      </w:r>
+      <w:r>
+        <w:rPr>
+          <w:rFonts w:ascii="Times New Roman" w:hAnsi="Times New Roman"/>
+          <w:sz w:val="20"/>
+        </w:rPr>
+        <w:t xml:space="preserve"> for standard deviations, so averages are matched well but spread is understated.</w:t>
       </w:r>
     </w:p>
     <w:p>
@@ -1671,7 +1671,7 @@
           <w:b/>
           <w:sz w:val="20"/>
         </w:rPr>
-        <w:t>Extension — full multi-day dataset.</w:t>
+        <w:t>Extension: full multi-day dataset.</w:t>
       </w:r>
       <w:r>
         <w:rPr>
@@ -1701,7 +1701,7 @@
           <w:b/>
           <w:sz w:val="20"/>
         </w:rPr>
-        <w:t>0.1059</w:t>
+        <w:t>0.1300</w:t>
       </w:r>
       <w:r>
         <w:rPr>
@@ -1716,14 +1716,14 @@
           <w:b/>
           <w:sz w:val="20"/>
         </w:rPr>
-        <w:t>0.2669</w:t>
-      </w:r>
-      <w:r>
-        <w:rPr>
-          <w:rFonts w:ascii="Times New Roman" w:hAnsi="Times New Roman"/>
-          <w:sz w:val="20"/>
-        </w:rPr>
-        <w:t xml:space="preserve"> versus 0.1227 / 0.2780). A single unconditional generator would usually fit worse across many attack families, so the extra data volume appears to offset the added diversity; the model still leans towards BENIGN and the high-volume attacks, and the rare classes stay under-represented. Note the brief's "DDoS" label — Wednesday's attacks are single-source DoS, and true DDoS only appears in the Friday file, which is included here.</w:t>
+        <w:t>0.1483</w:t>
+      </w:r>
+      <w:r>
+        <w:rPr>
+          <w:rFonts w:ascii="Times New Roman" w:hAnsi="Times New Roman"/>
+          <w:sz w:val="20"/>
+        </w:rPr>
+        <w:t xml:space="preserve"> versus 0.1576 / 0.2067). A single unconditional generator would usually fit worse across many attack families, so the extra data volume appears to offset the added diversity; the model still leans towards BENIGN and the high-volume attacks, and the rare classes stay under-represented. Note the brief's "DDoS" label, Wednesday's attacks are single-source DoS, and true DDoS only appears in the Friday file, which is included here.</w:t>
       </w:r>
     </w:p>
     <w:p>
@@ -1747,7 +1747,7 @@
           <w:rFonts w:ascii="Times New Roman" w:hAnsi="Times New Roman"/>
           <w:sz w:val="20"/>
         </w:rPr>
-        <w:t xml:space="preserve"> The duck test bites harder on tabular data: a generated flow only has to look statistically like traffic, not behave like a real attack. Used to augment an intrusion-detection set, a fake "attack" matching no real signature could teach the wrong pattern and miss real attacks, while a drifting "benign" row could raise false alarms. Since 78 numbers cannot be eyeballed like an image, the per-feature gaps — especially the standard-deviation gap where such drift shows first — are the main safeguard.</w:t>
+        <w:t xml:space="preserve"> The duck test bites harder on tabular data: a generated flow only has to look statistically like traffic, not behave like a real attack. Used to augment an intrusion-detection set, a fake "attack" matching no real signature could teach the wrong pattern and miss real attacks, while a drifting "benign" row could raise false alarms. Since 78 numbers cannot be eyeballed like an image, the per-feature gaps, especially the standard-deviation gap where such drift shows first, are the main safeguard.</w:t>
       </w:r>
     </w:p>
     <w:p>
@@ -1852,7 +1852,7 @@
         <w:lastRenderedPageBreak/>
         <w:drawing>
           <wp:inline distT="0" distB="0" distL="0" distR="0" wp14:anchorId="17D029F5" wp14:editId="56CC8C0E">
-            <wp:extent cx="5379292" cy="1514475"/>
+            <wp:extent cx="4206240" cy="1846318"/>
             <wp:effectExtent l="0" t="0" r="0" b="0"/>
             <wp:docPr id="12" name="Picture 12"/>
             <wp:cNvGraphicFramePr>
@@ -1875,7 +1875,7 @@
                   <pic:spPr bwMode="auto">
                     <a:xfrm>
                       <a:off x="0" y="0"/>
-                      <a:ext cx="5379719" cy="1514595"/>
+                      <a:ext cx="4206240" cy="1846318"/>
                     </a:xfrm>
                     <a:prstGeom prst="rect">
                       <a:avLst/>
@@ -1928,7 +1928,7 @@
           <w:rFonts w:ascii="Times New Roman" w:hAnsi="Times New Roman"/>
           <w:sz w:val="20"/>
         </w:rPr>
-        <w:t xml:space="preserve">Figure 12 shows the generated cakes are clearly recognisable — a body shape with candle-like marks on top, some with a plate or base line — though a few have broken strokes or speckle. The silhouette is consistent across the grid with no mode collapse. Training was stable apart from a brief epoch-13 spike (D 1.633, G 11.493) that recovered, and it scored </w:t>
+        <w:t xml:space="preserve">Figure 12 shows the generated cakes are clearly recognisable, a body shape with candle-like marks on top, some with a plate or base line, though a few have broken strokes or speckle. The silhouette is consistent across the grid with no mode collapse. Training was stable apart from a brief epoch-13 spike (D 1.633, G 11.493) that recovered, and it scored </w:t>
       </w:r>
       <w:r>
         <w:rPr>
@@ -1960,7 +1960,7 @@
           <w:b/>
           <w:sz w:val="20"/>
         </w:rPr>
-        <w:t>Extension — other categories and complexity.</w:t>
+        <w:t>Extension: other categories and complexity.</w:t>
       </w:r>
       <w:r>
         <w:rPr>
@@ -2016,7 +2016,7 @@
         </w:rPr>
         <w:drawing>
           <wp:inline distT="0" distB="0" distL="0" distR="0" wp14:anchorId="4C21B539" wp14:editId="1A22D8A7">
-            <wp:extent cx="3642360" cy="1576988"/>
+            <wp:extent cx="4206240" cy="1821125"/>
             <wp:effectExtent l="0" t="0" r="0" b="0"/>
             <wp:docPr id="13" name="Picture 13"/>
             <wp:cNvGraphicFramePr>
@@ -2038,7 +2038,7 @@
                   <pic:spPr>
                     <a:xfrm>
                       <a:off x="0" y="0"/>
-                      <a:ext cx="3649459" cy="1580062"/>
+                      <a:ext cx="4206240" cy="1821125"/>
                     </a:xfrm>
                     <a:prstGeom prst="rect">
                       <a:avLst/>
@@ -2128,7 +2128,7 @@
           <w:rFonts w:ascii="Times New Roman" w:hAnsi="Times New Roman"/>
           <w:sz w:val="20"/>
         </w:rPr>
-        <w:t>). The sparsest category (house) is the easiest, supporting the idea that emptier sketches are simpler; but cat and cake have near-identical ink density while cat scores worse, so ink alone does not explain difficulty. Cat sketches vary far more in pose and detail (ears, whiskers, body angle), and it is that structural variety — not ink volume — that makes the category harder.</w:t>
+        <w:t>). The sparsest category (house) is the easiest, supporting the idea that emptier sketches are simpler; but cat and cake have near-identical ink density while cat scores worse, so ink alone does not explain difficulty. Cat sketches vary far more in pose and detail (ears, whiskers, body angle), and it is that structural variety, not ink volume, that makes the category harder.</w:t>
       </w:r>
     </w:p>
     <w:p>
@@ -2160,23 +2160,23 @@
           <w:rFonts w:ascii="Times New Roman" w:hAnsi="Times New Roman"/>
           <w:sz w:val="20"/>
         </w:rPr>
-        <w:t>The same non-saturating objective was applied throughout, but the architecture was matched to the data each time: dense MLPs for 2D points and tabular traffic, convolutional DCGANs for images and sketches, and a conditional variant for class control. The from-scratch models reached near-theoretical equilibria; the DCGANs produced recognisable OCT scans (FID 39.20) and cake sketches (FID 34.29); and the tabular GAN placed synthetic flows within the real distribution (gaps 0.1227 / 0.2780, improving to 0.1059 / 0.2669 across all days). The recurring limitation is under-dispersion — central tendency is reproduced more faithfully than variance and fine detail — together with uneven quality on rare classes.</w:t>
-      </w:r>
-    </w:p>
-    <w:p>
-      <w:pPr>
-        <w:jc w:val="both"/>
-        <w:rPr>
-          <w:rFonts w:ascii="Times New Roman" w:hAnsi="Times New Roman"/>
-          <w:sz w:val="20"/>
-        </w:rPr>
-      </w:pPr>
-      <w:r>
-        <w:rPr>
-          <w:rFonts w:ascii="Times New Roman" w:hAnsi="Times New Roman"/>
-          <w:sz w:val="20"/>
-        </w:rPr>
-        <w:t>Future work follows from these weaknesses: conditioning the CICIDS generator on attack family (as done for OCT) would help it serve rare classes rather than defaulting to BENIGN; a Wasserstein objective with gradient penalty should improve tail coverage and the std-gap; and a domain-appropriate feature extractor would give a fairer image score than ImageNet InceptionV3. Above all, the duck-test analysis means any downstream use of this synthetic data — medical augmentation or intrusion-detection training — must be validated against real-only data before it is trusted.</w:t>
+        <w:t>The same non-saturating objective was applied throughout, but the architecture was matched to the data each time: dense MLPs for 2D points and tabular traffic, convolutional DCGANs for images and sketches, and a conditional variant for class control. The from-scratch models reached near-theoretical equilibria; the DCGANs produced recognisable OCT scans (FID 39.23) and cake sketches (FID 34.29); and the tabular GAN placed synthetic flows within the real distribution (gaps 0.1576 / 0.2067, improving to 0.1300 / 0.1483 across all days). The recurring limitation is under-dispersion, central tendency is reproduced more faithfully than variance and fine detail, together with uneven quality on rare classes.</w:t>
+      </w:r>
+    </w:p>
+    <w:p>
+      <w:pPr>
+        <w:jc w:val="both"/>
+        <w:rPr>
+          <w:rFonts w:ascii="Times New Roman" w:hAnsi="Times New Roman"/>
+          <w:sz w:val="20"/>
+        </w:rPr>
+      </w:pPr>
+      <w:r>
+        <w:rPr>
+          <w:rFonts w:ascii="Times New Roman" w:hAnsi="Times New Roman"/>
+          <w:sz w:val="20"/>
+        </w:rPr>
+        <w:t>Future work follows from these weaknesses: conditioning the CICIDS generator on attack family (as done for OCT) would help it serve rare classes rather than defaulting to BENIGN; a Wasserstein objective with gradient penalty should improve tail coverage and the std-gap; and a domain-appropriate feature extractor would give a fairer image score than ImageNet InceptionV3. Above all, the duck-test analysis means any downstream use of this synthetic data, medical augmentation or intrusion-detection training, must be validated against real-only data before it is trusted.</w:t>
       </w:r>
     </w:p>
     <w:p>
@@ -2224,7 +2224,7 @@
           <w:rFonts w:ascii="Times New Roman" w:hAnsi="Times New Roman"/>
           <w:sz w:val="20"/>
         </w:rPr>
-        <w:t>, 27, pp. 2672–2680.</w:t>
+        <w:t>, 27, pp. 2672-2680.</w:t>
       </w:r>
     </w:p>
     <w:p>
@@ -2286,7 +2286,7 @@
           <w:rFonts w:ascii="Times New Roman" w:hAnsi="Times New Roman"/>
           <w:sz w:val="20"/>
         </w:rPr>
-        <w:t>, 30, pp. 6626–6637.</w:t>
+        <w:t>, 30, pp. 6626-6637.</w:t>
       </w:r>
     </w:p>
     <w:p>
@@ -2410,7 +2410,7 @@
           <w:rFonts w:ascii="Times New Roman" w:hAnsi="Times New Roman"/>
           <w:sz w:val="20"/>
         </w:rPr>
-        <w:t>, 29, pp. 2234–2242.</w:t>
+        <w:t>, 29, pp. 2234-2242.</w:t>
       </w:r>
     </w:p>
     <w:p>
@@ -2441,7 +2441,7 @@
           <w:rFonts w:ascii="Times New Roman" w:hAnsi="Times New Roman"/>
           <w:sz w:val="20"/>
         </w:rPr>
-        <w:t>, pp. 108–116.</w:t>
+        <w:t>, pp. 108-116.</w:t>
       </w:r>
     </w:p>
     <w:p>
@@ -2472,7 +2472,7 @@
           <w:rFonts w:ascii="Times New Roman" w:hAnsi="Times New Roman"/>
           <w:sz w:val="20"/>
         </w:rPr>
-        <w:t>, pp. 2818–2826.</w:t>
+        <w:t>, pp. 2818-2826.</w:t>
       </w:r>
     </w:p>
     <w:p>
@@ -2503,23 +2503,23 @@
           <w:rFonts w:ascii="Times New Roman" w:hAnsi="Times New Roman"/>
           <w:sz w:val="20"/>
         </w:rPr>
-        <w:t>, 9, pp. 2579–2605.</w:t>
-      </w:r>
-    </w:p>
-    <w:p>
-      <w:pPr>
-        <w:jc w:val="both"/>
-        <w:rPr>
-          <w:rFonts w:ascii="Times New Roman" w:hAnsi="Times New Roman"/>
-          <w:sz w:val="20"/>
-        </w:rPr>
-      </w:pPr>
-      <w:r>
-        <w:rPr>
-          <w:rFonts w:ascii="Times New Roman" w:hAnsi="Times New Roman"/>
-          <w:sz w:val="20"/>
-        </w:rPr>
-        <w:t xml:space="preserve">Yang, J., Shi, R., Wei, D., Liu, Z., Zhao, L., Ke, B., Pfister, H. and Ni, B. (2023) 'MedMNIST v2 — a large-scale lightweight benchmark for 2D and 3D biomedical image classification', </w:t>
+        <w:t>, 9, pp. 2579-2605.</w:t>
+      </w:r>
+    </w:p>
+    <w:p>
+      <w:pPr>
+        <w:jc w:val="both"/>
+        <w:rPr>
+          <w:rFonts w:ascii="Times New Roman" w:hAnsi="Times New Roman"/>
+          <w:sz w:val="20"/>
+        </w:rPr>
+      </w:pPr>
+      <w:r>
+        <w:rPr>
+          <w:rFonts w:ascii="Times New Roman" w:hAnsi="Times New Roman"/>
+          <w:sz w:val="20"/>
+        </w:rPr>
+        <w:t xml:space="preserve">Yang, J., Shi, R., Wei, D., Liu, Z., Zhao, L., Ke, B., Pfister, H. and Ni, B. (2023) 'MedMNIST v2 - a large-scale lightweight benchmark for 2D and 3D biomedical image classification', </w:t>
       </w:r>
       <w:r>
         <w:rPr>

--- a/Set 3/GAN_Assignment_Report_Set 3.docx
+++ b/Set 3/GAN_Assignment_Report_Set 3.docx
@@ -91,7 +91,7 @@
           <w:rFonts w:ascii="Times New Roman" w:hAnsi="Times New Roman"/>
           <w:sz w:val="20"/>
         </w:rPr>
-        <w:t>1. Overview and Aims</w:t>
+        <w:t>1. Overview and aims</w:t>
       </w:r>
     </w:p>
     <w:p>
@@ -123,37 +123,7 @@
           <w:rFonts w:ascii="Times New Roman" w:hAnsi="Times New Roman"/>
           <w:sz w:val="20"/>
         </w:rPr>
-        <w:t xml:space="preserve">Every model rests on the adversarial idea of Goodfellow </w:t>
-      </w:r>
-      <w:r>
-        <w:rPr>
-          <w:rFonts w:ascii="Times New Roman" w:hAnsi="Times New Roman"/>
-          <w:i/>
-          <w:sz w:val="20"/>
-        </w:rPr>
-        <w:t>et al.</w:t>
-      </w:r>
-      <w:r>
-        <w:rPr>
-          <w:rFonts w:ascii="Times New Roman" w:hAnsi="Times New Roman"/>
-          <w:sz w:val="20"/>
-        </w:rPr>
-        <w:t xml:space="preserve"> (2014): a generator maps noise to samples while a discriminator scores how real they look, and the two train in competition under the non-saturating binary cross-entropy objective. Image data uses the convolutional DCGAN of Radford </w:t>
-      </w:r>
-      <w:r>
-        <w:rPr>
-          <w:rFonts w:ascii="Times New Roman" w:hAnsi="Times New Roman"/>
-          <w:i/>
-          <w:sz w:val="20"/>
-        </w:rPr>
-        <w:t>et al.</w:t>
-      </w:r>
-      <w:r>
-        <w:rPr>
-          <w:rFonts w:ascii="Times New Roman" w:hAnsi="Times New Roman"/>
-          <w:sz w:val="20"/>
-        </w:rPr>
-        <w:t xml:space="preserve"> (2016); tabular data uses a fully-connected variant. Throughout, the emphasis is on interpreting results rather than restating code.</w:t>
+        <w:t xml:space="preserve">Every model rests on the adversarial idea of Goodfellow et al. (2014): a generator maps noise to samples while a discriminator scores how real they look, and the two train in competition under the non-saturating binary cross-entropy objective. Image data uses the convolutional DCGAN of Radford et al. (2016), and tabular data uses a fully-connected variant. Throughout, the focus stays on interpreting the results, with the code left in the notebook.</w:t>
       </w:r>
     </w:p>
     <w:p>
@@ -169,38 +139,23 @@
           <w:rFonts w:ascii="Times New Roman" w:hAnsi="Times New Roman"/>
           <w:sz w:val="20"/>
         </w:rPr>
-        <w:t>2. Part 1: GANs Built From Scratch on 2D Data</w:t>
-      </w:r>
-    </w:p>
-    <w:p>
-      <w:pPr>
-        <w:jc w:val="both"/>
-        <w:rPr>
-          <w:rFonts w:ascii="Times New Roman" w:hAnsi="Times New Roman"/>
-          <w:sz w:val="20"/>
-        </w:rPr>
-      </w:pPr>
-      <w:r>
-        <w:rPr>
-          <w:rFonts w:ascii="Times New Roman" w:hAnsi="Times New Roman"/>
-          <w:sz w:val="20"/>
-        </w:rPr>
-        <w:t xml:space="preserve">Both networks are small MLPs trained with BCEWithLogitsLoss, one discriminator step per generator step, using Adam (2e-4, β = 0.5, 0.999) as recommended for GAN stability (Radford </w:t>
-      </w:r>
-      <w:r>
-        <w:rPr>
-          <w:rFonts w:ascii="Times New Roman" w:hAnsi="Times New Roman"/>
-          <w:i/>
-          <w:sz w:val="20"/>
-        </w:rPr>
-        <w:t>et al.</w:t>
-      </w:r>
-      <w:r>
-        <w:rPr>
-          <w:rFonts w:ascii="Times New Roman" w:hAnsi="Times New Roman"/>
-          <w:sz w:val="20"/>
-        </w:rPr>
-        <w:t>, 2016; Kingma and Ba, 2015). One configurable pair of classes serves all three tasks, so the Task 3 comparison is fair, only the changed hyper-parameters differ.</w:t>
+        <w:t>2. Part 1: GANs built from scratch on 2D data</w:t>
+      </w:r>
+    </w:p>
+    <w:p>
+      <w:pPr>
+        <w:jc w:val="both"/>
+        <w:rPr>
+          <w:rFonts w:ascii="Times New Roman" w:hAnsi="Times New Roman"/>
+          <w:sz w:val="20"/>
+        </w:rPr>
+      </w:pPr>
+      <w:r>
+        <w:rPr>
+          <w:rFonts w:ascii="Times New Roman" w:hAnsi="Times New Roman"/>
+          <w:sz w:val="20"/>
+        </w:rPr>
+        <w:t xml:space="preserve">Both networks are small MLPs trained with BCEWithLogitsLoss, one discriminator step per generator step, using Adam (2e-4, betas 0.5 and 0.999) as recommended for GAN stability (Radford et al., 2016; Kingma and Ba, 2015). One configurable pair of classes serves all three tasks, so the Task 3 comparison is fair, since only the changed hyper-parameters differ.</w:t>
       </w:r>
     </w:p>
     <w:p>
@@ -216,7 +171,7 @@
           <w:rFonts w:ascii="Times New Roman" w:hAnsi="Times New Roman"/>
           <w:sz w:val="20"/>
         </w:rPr>
-        <w:t>2.1 Task 1: Reproducing the Sine-Wave GAN</w:t>
+        <w:t>2.1 Task 1: reproducing the sine-wave GAN</w:t>
       </w:r>
     </w:p>
     <w:p>
@@ -348,8 +303,7 @@
           <w:rFonts w:ascii="Times New Roman" w:hAnsi="Times New Roman"/>
           <w:sz w:val="20"/>
         </w:rPr>
-        <w:lastRenderedPageBreak/>
-        <w:t>Figure 1 shows the generated cloud lying almost exactly on the curve, and the losses agree: the discriminator settles at 1.35-1.39 (final 1.3796) and the generator at 0.68-0.76 (final 0.6979), close to this objective's equilibrium (≈ 2ln2 = 1.386 for D, ln2 = 0.693 for G). Neither loss runs away, indicating genuine convergence rather than one network dominating.</w:t>
+        <w:t xml:space="preserve">Figure 1 shows the generated cloud lying almost exactly on the curve, and the losses agree: the discriminator settles at 1.35-1.39 (final 1.3796) and the generator at 0.68-0.76 (final 0.6979), close to this objective's equilibrium (about 2ln2 = 1.386 for D and ln2 = 0.693 for G). Neither loss runs away, which indicates genuine convergence with neither network dominating.</w:t>
       </w:r>
     </w:p>
     <w:p>
@@ -365,7 +319,7 @@
           <w:rFonts w:ascii="Times New Roman" w:hAnsi="Times New Roman"/>
           <w:sz w:val="20"/>
         </w:rPr>
-        <w:t>2.2 Task 2: A Noisy Parametric Curve</w:t>
+        <w:t>2.2 Task 2: a noisy parametric curve</w:t>
       </w:r>
     </w:p>
     <w:p>
@@ -512,7 +466,7 @@
           <w:rFonts w:ascii="Times New Roman" w:hAnsi="Times New Roman"/>
           <w:sz w:val="20"/>
         </w:rPr>
-        <w:t>Figure 2 shows the generator tracing the double-bump shape and spreading its points into the same noisy band as the real data rather than collapsing to a thin line, so it learns the target's variance and not just its mean trend. Losses stay healthy (D 1.1652-1.3705, G 0.7229-0.8429), a little noisier than Task 1 as expected for a more oscillatory target.</w:t>
+        <w:t xml:space="preserve">Figure 2 shows the generator tracing the double-bump shape and spreading its points into the same noisy band as the real data, so it captures both the mean trend of the target and its variance and does not collapse to a thin line. Losses stay healthy (D 1.1652-1.3705, G 0.7229-0.8429), a little noisier than Task 1 as expected for a more oscillatory target.</w:t>
       </w:r>
     </w:p>
     <w:p>
@@ -528,7 +482,7 @@
           <w:rFonts w:ascii="Times New Roman" w:hAnsi="Times New Roman"/>
           <w:sz w:val="20"/>
         </w:rPr>
-        <w:t>2.3 Task 3: Architecture Modification and Comparison</w:t>
+        <w:t>2.3 Task 3: architecture modification and comparison</w:t>
       </w:r>
     </w:p>
     <w:p>
@@ -630,8 +584,7 @@
           <w:rFonts w:ascii="Times New Roman" w:hAnsi="Times New Roman"/>
           <w:sz w:val="20"/>
         </w:rPr>
-        <w:lastRenderedPageBreak/>
-        <w:t>Figure 3 shows a visible but modest gain: the deeper ELU generator sits slightly tighter around the curve with fewer stray points, and its losses stay stable (final D 1.3821, G 0.7089), so the added depth caused no optimisation trouble. That the gain is small is itself informative, a 2D curve is simple enough that the shallow baseline already captures most of the structure.</w:t>
+        <w:t xml:space="preserve">Figure 3 shows a visible but modest gain: the deeper ELU generator sits slightly tighter around the curve with fewer stray points, and its losses stay stable (final D 1.3821, G 0.7089), so the added depth caused no optimisation trouble. That the gain is small is itself informative, because a 2D curve is simple enough that the shallow baseline already captures most of the structure.</w:t>
       </w:r>
     </w:p>
     <w:p>
@@ -647,7 +600,7 @@
           <w:rFonts w:ascii="Times New Roman" w:hAnsi="Times New Roman"/>
           <w:sz w:val="20"/>
         </w:rPr>
-        <w:t>3. Part 2: Applying GANs to Three Real-World Domains</w:t>
+        <w:t>3. Part 2: applying GANs to three real-world domains</w:t>
       </w:r>
     </w:p>
     <w:p>
@@ -663,76 +616,23 @@
           <w:rFonts w:ascii="Times New Roman" w:hAnsi="Times New Roman"/>
           <w:sz w:val="20"/>
         </w:rPr>
-        <w:t>3.1 Part 2.1: Retinal OCT Scans with OCTMNIST</w:t>
-      </w:r>
-    </w:p>
-    <w:p>
-      <w:pPr>
-        <w:jc w:val="both"/>
-        <w:rPr>
-          <w:rFonts w:ascii="Times New Roman" w:hAnsi="Times New Roman"/>
-          <w:sz w:val="20"/>
-        </w:rPr>
-      </w:pPr>
-      <w:r>
-        <w:rPr>
-          <w:rFonts w:ascii="Times New Roman" w:hAnsi="Times New Roman"/>
-          <w:b/>
-          <w:sz w:val="20"/>
-        </w:rPr>
-        <w:t>Dataset and approach.</w:t>
-      </w:r>
-      <w:r>
-        <w:rPr>
-          <w:rFonts w:ascii="Times New Roman" w:hAnsi="Times New Roman"/>
-          <w:sz w:val="20"/>
-        </w:rPr>
-        <w:t xml:space="preserve"> OCTMNIST (Yang </w:t>
-      </w:r>
-      <w:r>
-        <w:rPr>
-          <w:rFonts w:ascii="Times New Roman" w:hAnsi="Times New Roman"/>
-          <w:i/>
-          <w:sz w:val="20"/>
-        </w:rPr>
-        <w:t>et al.</w:t>
-      </w:r>
-      <w:r>
-        <w:rPr>
-          <w:rFonts w:ascii="Times New Roman" w:hAnsi="Times New Roman"/>
-          <w:sz w:val="20"/>
-        </w:rPr>
-        <w:t xml:space="preserve">, 2023) provides 97,477 training scans of 28×28 pixels in four diagnostic classes (choroidal neovascularisation, diabetic macular oedema, drusen, normal), rescaled to 32×32 in [-1, 1] to match the generator's tanh. A DCGAN (Radford </w:t>
-      </w:r>
-      <w:r>
-        <w:rPr>
-          <w:rFonts w:ascii="Times New Roman" w:hAnsi="Times New Roman"/>
-          <w:i/>
-          <w:sz w:val="20"/>
-        </w:rPr>
-        <w:t>et al.</w:t>
-      </w:r>
-      <w:r>
-        <w:rPr>
-          <w:rFonts w:ascii="Times New Roman" w:hAnsi="Times New Roman"/>
-          <w:sz w:val="20"/>
-        </w:rPr>
-        <w:t xml:space="preserve">, 2016) suits the strong local structure of a scan, a curved retinal band on a dark background, which convolutions capture far more efficiently than a dense network. The generator upsamples a 100-D latent vector via transposed convolutions; the discriminator mirrors it with strided convolutions and 0.3 dropout. Training used a manual tf.GradientTape loop for 35 epochs with one-sided label smoothing (real labels 0.9), which stops the discriminator over-confidently starving the generator of gradient (Salimans </w:t>
-      </w:r>
-      <w:r>
-        <w:rPr>
-          <w:rFonts w:ascii="Times New Roman" w:hAnsi="Times New Roman"/>
-          <w:i/>
-          <w:sz w:val="20"/>
-        </w:rPr>
-        <w:t>et al.</w:t>
-      </w:r>
-      <w:r>
-        <w:rPr>
-          <w:rFonts w:ascii="Times New Roman" w:hAnsi="Times New Roman"/>
-          <w:sz w:val="20"/>
-        </w:rPr>
-        <w:t>, 2016).</w:t>
+        <w:t>3.1 Part 2.1: retinal OCT scans with OCTMNIST</w:t>
+      </w:r>
+    </w:p>
+    <w:p>
+      <w:pPr>
+        <w:jc w:val="both"/>
+        <w:rPr>
+          <w:rFonts w:ascii="Times New Roman" w:hAnsi="Times New Roman"/>
+          <w:sz w:val="20"/>
+        </w:rPr>
+      </w:pPr>
+      <w:r>
+        <w:rPr>
+          <w:rFonts w:ascii="Times New Roman" w:hAnsi="Times New Roman"/>
+          <w:sz w:val="20"/>
+        </w:rPr>
+        <w:t xml:space="preserve">OCTMNIST (Yang et al., 2023) provides 97,477 training scans of 28x28 pixels in four diagnostic classes (choroidal neovascularisation, diabetic macular oedema, drusen, normal), rescaled to 32x32 in [-1, 1] to match the generator's tanh. A DCGAN (Radford et al., 2016) suits the strong local structure of a scan, a curved retinal band on a dark background, which convolutions capture far more efficiently than a dense network. The generator upsamples a 100-D latent vector via transposed convolutions, and the discriminator mirrors it with strided convolutions and 0.3 dropout. Training used a manual tf.GradientTape loop for 35 epochs with one-sided label smoothing (real labels 0.9), which stops the discriminator over-confidently starving the generator of gradient (Salimans et al., 2016).</w:t>
       </w:r>
     </w:p>
     <w:p>
@@ -904,7 +804,7 @@
           <w:rFonts w:ascii="Times New Roman" w:hAnsi="Times New Roman"/>
           <w:sz w:val="20"/>
         </w:rPr>
-        <w:t>Figure 5 shows neither network diverging, the discriminator stays around 0.9 to 1.55 and the generator around 0.4 to 1.66, oscillating within a stable band. That stability is what makes the sample quality below meaningful rather than accidental.</w:t>
+        <w:t xml:space="preserve">Figure 5 shows neither network diverging: the discriminator stays around 0.9 to 1.55 and the generator around 0.4 to 1.66, oscillating within a stable band. That stability is what makes the sample quality below a product of real learning.</w:t>
       </w:r>
     </w:p>
     <w:p>
@@ -1000,76 +900,23 @@
           <w:rFonts w:ascii="Times New Roman" w:hAnsi="Times New Roman"/>
           <w:sz w:val="20"/>
         </w:rPr>
-        <w:t xml:space="preserve">Figure 6 shows the generator reproduces the main anatomy with real variation in band position and curvature, so it is not memorising one image; its weakness is fine detail, the fakes are softer and lose sub-layer texture and speckle. It scores </w:t>
-      </w:r>
-      <w:r>
-        <w:rPr>
-          <w:rFonts w:ascii="Times New Roman" w:hAnsi="Times New Roman"/>
-          <w:b/>
-          <w:sz w:val="20"/>
-        </w:rPr>
-        <w:t>FID = 39.23</w:t>
-      </w:r>
-      <w:r>
-        <w:rPr>
-          <w:rFonts w:ascii="Times New Roman" w:hAnsi="Times New Roman"/>
-          <w:sz w:val="20"/>
-        </w:rPr>
-        <w:t xml:space="preserve"> (Heusel </w:t>
-      </w:r>
-      <w:r>
-        <w:rPr>
-          <w:rFonts w:ascii="Times New Roman" w:hAnsi="Times New Roman"/>
-          <w:i/>
-          <w:sz w:val="20"/>
-        </w:rPr>
-        <w:t>et al.</w:t>
-      </w:r>
-      <w:r>
-        <w:rPr>
-          <w:rFonts w:ascii="Times New Roman" w:hAnsi="Times New Roman"/>
-          <w:sz w:val="20"/>
-        </w:rPr>
-        <w:t xml:space="preserve">, 2017), a believable mid-range value for a 35-epoch DCGAN, though read cautiously: FID passes 28×28 greyscale (upscaled) through an ImageNet-trained InceptionV3 (Szegedy </w:t>
-      </w:r>
-      <w:r>
-        <w:rPr>
-          <w:rFonts w:ascii="Times New Roman" w:hAnsi="Times New Roman"/>
-          <w:i/>
-          <w:sz w:val="20"/>
-        </w:rPr>
-        <w:t>et al.</w:t>
-      </w:r>
-      <w:r>
-        <w:rPr>
-          <w:rFonts w:ascii="Times New Roman" w:hAnsi="Times New Roman"/>
-          <w:sz w:val="20"/>
-        </w:rPr>
-        <w:t>, 2016), a domain it was never calibrated for, so it is indicative rather than absolute.</w:t>
-      </w:r>
-    </w:p>
-    <w:p>
-      <w:pPr>
-        <w:jc w:val="both"/>
-        <w:rPr>
-          <w:rFonts w:ascii="Times New Roman" w:hAnsi="Times New Roman"/>
-          <w:sz w:val="20"/>
-        </w:rPr>
-      </w:pPr>
-      <w:r>
-        <w:rPr>
-          <w:rFonts w:ascii="Times New Roman" w:hAnsi="Times New Roman"/>
-          <w:b/>
-          <w:sz w:val="20"/>
-        </w:rPr>
-        <w:t>Extension: conditional GAN.</w:t>
-      </w:r>
-      <w:r>
-        <w:rPr>
-          <w:rFonts w:ascii="Times New Roman" w:hAnsi="Times New Roman"/>
-          <w:sz w:val="20"/>
-        </w:rPr>
-        <w:t xml:space="preserve"> The DCGAN was made conditional (Mirza and Osindero, 2014) by concatenating a class embedding onto the latent vector and feeding the label to the discriminator as an extra channel.</w:t>
+        <w:t xml:space="preserve">Figure 6 shows the generator reproduces the main anatomy with real variation in band position and curvature, so it is not memorising one image; its weakness is fine detail, since the fakes are softer and lose sub-layer texture and speckle. It scores FID = 39.23 (Heusel et al., 2017), a believable mid-range value for a 35-epoch DCGAN, though it should be read cautiously: FID passes 28x28 greyscale (upscaled) through an ImageNet-trained InceptionV3 (Szegedy et al., 2016), a domain it was never calibrated for, so the score is indicative only.</w:t>
+      </w:r>
+    </w:p>
+    <w:p>
+      <w:pPr>
+        <w:jc w:val="both"/>
+        <w:rPr>
+          <w:rFonts w:ascii="Times New Roman" w:hAnsi="Times New Roman"/>
+          <w:sz w:val="20"/>
+        </w:rPr>
+      </w:pPr>
+      <w:r>
+        <w:rPr>
+          <w:rFonts w:ascii="Times New Roman" w:hAnsi="Times New Roman"/>
+          <w:sz w:val="20"/>
+        </w:rPr>
+        <w:t xml:space="preserve">For class control, the DCGAN was made conditional (Mirza and Osindero, 2014) by concatenating a class embedding onto the latent vector and feeding the label to the discriminator as an extra channel.</w:t>
       </w:r>
     </w:p>
     <w:p>
@@ -1155,46 +1002,23 @@
           <w:rFonts w:ascii="Times New Roman" w:hAnsi="Times New Roman"/>
           <w:sz w:val="20"/>
         </w:rPr>
-        <w:t>Figure 7 shows visibly different scans per row, so the label steers the output rather than being ignored; better-represented classes look sharper, the direct effect of the imbalance in Figure 4.</w:t>
-      </w:r>
-    </w:p>
-    <w:p>
-      <w:pPr>
-        <w:jc w:val="both"/>
-        <w:rPr>
-          <w:rFonts w:ascii="Times New Roman" w:hAnsi="Times New Roman"/>
-          <w:sz w:val="20"/>
-        </w:rPr>
-      </w:pPr>
-      <w:r>
-        <w:rPr>
-          <w:rFonts w:ascii="Times New Roman" w:hAnsi="Times New Roman"/>
-          <w:b/>
-          <w:sz w:val="20"/>
-        </w:rPr>
-        <w:t>On GANs and "ducks".</w:t>
-      </w:r>
-      <w:r>
-        <w:rPr>
-          <w:rFonts w:ascii="Times New Roman" w:hAnsi="Times New Roman"/>
-          <w:sz w:val="20"/>
-        </w:rPr>
-        <w:t xml:space="preserve"> The duck test, if it looks and quacks like a duck, assume it is one, captures a real risk here. The discriminator only judges whether an image </w:t>
-      </w:r>
-      <w:r>
-        <w:rPr>
-          <w:rFonts w:ascii="Times New Roman" w:hAnsi="Times New Roman"/>
-          <w:i/>
-          <w:sz w:val="20"/>
-        </w:rPr>
-        <w:t>looks</w:t>
-      </w:r>
-      <w:r>
-        <w:rPr>
-          <w:rFonts w:ascii="Times New Roman" w:hAnsi="Times New Roman"/>
-          <w:sz w:val="20"/>
-        </w:rPr>
-        <w:t xml:space="preserve"> real, never whether it is anatomically correct, so nothing stops the generator inventing convincing structure that matches no real scan (a bright region reading as pathology, or a smoothed-over feature). Synthetic OCT images are therefore fine for augmentation or teaching but never diagnostic ground truth, and any model trained on mixed data should be re-validated on real-only data.</w:t>
+        <w:t xml:space="preserve">Figure 7 shows visibly different scans per row, so the label steers the output and is not ignored; better-represented classes look sharper, which is the direct effect of the imbalance in Figure 4.</w:t>
+      </w:r>
+    </w:p>
+    <w:p>
+      <w:pPr>
+        <w:jc w:val="both"/>
+        <w:rPr>
+          <w:rFonts w:ascii="Times New Roman" w:hAnsi="Times New Roman"/>
+          <w:sz w:val="20"/>
+        </w:rPr>
+      </w:pPr>
+      <w:r>
+        <w:rPr>
+          <w:rFonts w:ascii="Times New Roman" w:hAnsi="Times New Roman"/>
+          <w:sz w:val="20"/>
+        </w:rPr>
+        <w:t xml:space="preserve">The duck test, if it looks and quacks like a duck then assume it is one, captures a real risk here. The discriminator only judges whether an image looks real, never whether it is anatomically correct, so nothing stops the generator inventing convincing structure that matches no real scan, such as a bright region reading as pathology or a smoothed-over feature. Synthetic OCT images are therefore fine for augmentation or teaching but never diagnostic ground truth, and any model trained on mixed data should be re-validated on real-only data.</w:t>
       </w:r>
     </w:p>
     <w:p>
@@ -1210,76 +1034,23 @@
           <w:rFonts w:ascii="Times New Roman" w:hAnsi="Times New Roman"/>
           <w:sz w:val="20"/>
         </w:rPr>
-        <w:t>3.2 Part 2.2: Network-Traffic Synthesis with CICIDS 2017</w:t>
-      </w:r>
-    </w:p>
-    <w:p>
-      <w:pPr>
-        <w:jc w:val="both"/>
-        <w:rPr>
-          <w:rFonts w:ascii="Times New Roman" w:hAnsi="Times New Roman"/>
-          <w:sz w:val="20"/>
-        </w:rPr>
-      </w:pPr>
-      <w:r>
-        <w:rPr>
-          <w:rFonts w:ascii="Times New Roman" w:hAnsi="Times New Roman"/>
-          <w:b/>
-          <w:sz w:val="20"/>
-        </w:rPr>
-        <w:t>Dataset and approach.</w:t>
-      </w:r>
-      <w:r>
-        <w:rPr>
-          <w:rFonts w:ascii="Times New Roman" w:hAnsi="Times New Roman"/>
-          <w:sz w:val="20"/>
-        </w:rPr>
-        <w:t xml:space="preserve"> CICIDS 2017 (Sharafaldin </w:t>
-      </w:r>
-      <w:r>
-        <w:rPr>
-          <w:rFonts w:ascii="Times New Roman" w:hAnsi="Times New Roman"/>
-          <w:i/>
-          <w:sz w:val="20"/>
-        </w:rPr>
-        <w:t>et al.</w:t>
-      </w:r>
-      <w:r>
-        <w:rPr>
-          <w:rFonts w:ascii="Times New Roman" w:hAnsi="Times New Roman"/>
-          <w:sz w:val="20"/>
-        </w:rPr>
-        <w:t xml:space="preserve">, 2018) was pulled via kagglehub and its eight daily files combined into </w:t>
-      </w:r>
-      <w:r>
-        <w:rPr>
-          <w:rFonts w:ascii="Times New Roman" w:hAnsi="Times New Roman"/>
-          <w:b/>
-          <w:sz w:val="20"/>
-        </w:rPr>
-        <w:t>2,830,743 flows × 80 columns</w:t>
-      </w:r>
-      <w:r>
-        <w:rPr>
-          <w:rFonts w:ascii="Times New Roman" w:hAnsi="Times New Roman"/>
-          <w:sz w:val="20"/>
-        </w:rPr>
-        <w:t xml:space="preserve"> (</w:t>
-      </w:r>
-      <w:r>
-        <w:rPr>
-          <w:rFonts w:ascii="Times New Roman" w:hAnsi="Times New Roman"/>
-          <w:b/>
-          <w:sz w:val="20"/>
-        </w:rPr>
-        <w:t>78 numeric features</w:t>
-      </w:r>
-      <w:r>
-        <w:rPr>
-          <w:rFonts w:ascii="Times New Roman" w:hAnsi="Times New Roman"/>
-          <w:sz w:val="20"/>
-        </w:rPr>
-        <w:t>). Because each flow is a feature vector, a dense GAN replaces the DCGAN, there is no spatial axis for convolutions. The generator widens 128→256 (batch norm, ReLU) ending in a linear layer (standardised features are unbounded, so no tanh); the discriminator narrows 256→128 (LeakyReLU, dropout). Latent dimension 48, 60 epochs.</w:t>
+        <w:t>3.2 Part 2.2: network-traffic synthesis with CICIDS 2017</w:t>
+      </w:r>
+    </w:p>
+    <w:p>
+      <w:pPr>
+        <w:jc w:val="both"/>
+        <w:rPr>
+          <w:rFonts w:ascii="Times New Roman" w:hAnsi="Times New Roman"/>
+          <w:sz w:val="20"/>
+        </w:rPr>
+      </w:pPr>
+      <w:r>
+        <w:rPr>
+          <w:rFonts w:ascii="Times New Roman" w:hAnsi="Times New Roman"/>
+          <w:sz w:val="20"/>
+        </w:rPr>
+        <w:t xml:space="preserve">CICIDS 2017 (Sharafaldin et al., 2018) was pulled via kagglehub and its eight daily files combined into 2,830,743 flows across 80 columns (78 numeric features). Because each flow is a feature vector, a dense GAN replaces the DCGAN, as there is no spatial axis for convolutions. The generator widens 128 to 256 (batch norm, ReLU) and ends in a linear layer, since standardised features are unbounded and a tanh would clip them; the discriminator narrows 256 to 128 (LeakyReLU, dropout). The latent dimension is 48 and training runs 60 epochs.</w:t>
       </w:r>
     </w:p>
     <w:p>
@@ -1366,22 +1137,7 @@
           <w:rFonts w:ascii="Times New Roman" w:hAnsi="Times New Roman"/>
           <w:sz w:val="20"/>
         </w:rPr>
-        <w:t xml:space="preserve">Figure 8 shows severe imbalance: BENIGN dominates at 2,273,097 flows while Heartbleed (11), SQL Injection (21) and Infiltration (36) barely appear, hence the log scale. Per the brief, the model trained on the </w:t>
-      </w:r>
-      <w:r>
-        <w:rPr>
-          <w:rFonts w:ascii="Times New Roman" w:hAnsi="Times New Roman"/>
-          <w:b/>
-          <w:sz w:val="20"/>
-        </w:rPr>
-        <w:t>Wednesday file only</w:t>
-      </w:r>
-      <w:r>
-        <w:rPr>
-          <w:rFonts w:ascii="Times New Roman" w:hAnsi="Times New Roman"/>
-          <w:sz w:val="20"/>
-        </w:rPr>
-        <w:t xml:space="preserve"> (691,406 rows: 440,031 BENIGN plus DoS Hulk, GoldenEye, slowloris and Slowhttptest) using a sampled 20,000 rows, standardised and clipped to ±5σ to stop extreme outliers (and 4,376 infinite, 1,358 missing values) destabilising training.</w:t>
+        <w:t xml:space="preserve">Figure 8 shows severe imbalance: BENIGN dominates at 2,273,097 flows while Heartbleed (11), SQL Injection (21) and Infiltration (36) barely appear, hence the log scale. Following the brief, the model trained on the Wednesday file only (691,406 rows: 440,031 BENIGN plus DoS Hulk, GoldenEye, slowloris and Slowhttptest), using a sampled 20,000 rows, standardised and clipped to plus or minus 5 sigma so that extreme outliers (and 4,376 infinite and 1,358 missing values) do not destabilise training.</w:t>
       </w:r>
     </w:p>
     <w:p>
@@ -1624,130 +1380,39 @@
           <w:rFonts w:ascii="Times New Roman" w:hAnsi="Times New Roman"/>
           <w:sz w:val="20"/>
         </w:rPr>
-        <w:t xml:space="preserve">Figures 10 and 11 agree: in both the linear PCA and non-linear t-SNE views (van der Maaten and Hinton, 2008) the synthetic points sit inside the main mass of real traffic rather than forming a separate blob, so the generator found the right region of feature space. However, the synthetic cloud is tighter than the real one and misses the tails. The alignment gaps quantify this, mean absolute per-feature error of </w:t>
-      </w:r>
-      <w:r>
-        <w:rPr>
-          <w:rFonts w:ascii="Times New Roman" w:hAnsi="Times New Roman"/>
-          <w:b/>
-          <w:sz w:val="20"/>
-        </w:rPr>
-        <w:t>0.1576</w:t>
-      </w:r>
-      <w:r>
-        <w:rPr>
-          <w:rFonts w:ascii="Times New Roman" w:hAnsi="Times New Roman"/>
-          <w:sz w:val="20"/>
-        </w:rPr>
-        <w:t xml:space="preserve"> for means and </w:t>
-      </w:r>
-      <w:r>
-        <w:rPr>
-          <w:rFonts w:ascii="Times New Roman" w:hAnsi="Times New Roman"/>
-          <w:b/>
-          <w:sz w:val="20"/>
-        </w:rPr>
-        <w:t>0.2067</w:t>
-      </w:r>
-      <w:r>
-        <w:rPr>
-          <w:rFonts w:ascii="Times New Roman" w:hAnsi="Times New Roman"/>
-          <w:sz w:val="20"/>
-        </w:rPr>
-        <w:t xml:space="preserve"> for standard deviations, so averages are matched well but spread is understated.</w:t>
-      </w:r>
-    </w:p>
-    <w:p>
-      <w:pPr>
-        <w:jc w:val="both"/>
-        <w:rPr>
-          <w:rFonts w:ascii="Times New Roman" w:hAnsi="Times New Roman"/>
-          <w:sz w:val="20"/>
-        </w:rPr>
-      </w:pPr>
-      <w:r>
-        <w:rPr>
-          <w:rFonts w:ascii="Times New Roman" w:hAnsi="Times New Roman"/>
-          <w:b/>
-          <w:sz w:val="20"/>
-        </w:rPr>
-        <w:t>Extension: full multi-day dataset.</w:t>
-      </w:r>
-      <w:r>
-        <w:rPr>
-          <w:rFonts w:ascii="Times New Roman" w:hAnsi="Times New Roman"/>
-          <w:sz w:val="20"/>
-        </w:rPr>
-        <w:t xml:space="preserve"> Retraining on 30,000 rows from all eight days </w:t>
-      </w:r>
-      <w:r>
-        <w:rPr>
-          <w:rFonts w:ascii="Times New Roman" w:hAnsi="Times New Roman"/>
-          <w:i/>
-          <w:sz w:val="20"/>
-        </w:rPr>
-        <w:t>improved</w:t>
-      </w:r>
-      <w:r>
-        <w:rPr>
-          <w:rFonts w:ascii="Times New Roman" w:hAnsi="Times New Roman"/>
-          <w:sz w:val="20"/>
-        </w:rPr>
-        <w:t xml:space="preserve"> both gaps (</w:t>
-      </w:r>
-      <w:r>
-        <w:rPr>
-          <w:rFonts w:ascii="Times New Roman" w:hAnsi="Times New Roman"/>
-          <w:b/>
-          <w:sz w:val="20"/>
-        </w:rPr>
-        <w:t>0.1300</w:t>
-      </w:r>
-      <w:r>
-        <w:rPr>
-          <w:rFonts w:ascii="Times New Roman" w:hAnsi="Times New Roman"/>
-          <w:sz w:val="20"/>
-        </w:rPr>
-        <w:t xml:space="preserve"> / </w:t>
-      </w:r>
-      <w:r>
-        <w:rPr>
-          <w:rFonts w:ascii="Times New Roman" w:hAnsi="Times New Roman"/>
-          <w:b/>
-          <w:sz w:val="20"/>
-        </w:rPr>
-        <w:t>0.1483</w:t>
-      </w:r>
-      <w:r>
-        <w:rPr>
-          <w:rFonts w:ascii="Times New Roman" w:hAnsi="Times New Roman"/>
-          <w:sz w:val="20"/>
-        </w:rPr>
-        <w:t xml:space="preserve"> versus 0.1576 / 0.2067). A single unconditional generator would usually fit worse across many attack families, so the extra data volume appears to offset the added diversity; the model still leans towards BENIGN and the high-volume attacks, and the rare classes stay under-represented. Note the brief's "DDoS" label, Wednesday's attacks are single-source DoS, and true DDoS only appears in the Friday file, which is included here.</w:t>
-      </w:r>
-    </w:p>
-    <w:p>
-      <w:pPr>
-        <w:jc w:val="both"/>
-        <w:rPr>
-          <w:rFonts w:ascii="Times New Roman" w:hAnsi="Times New Roman"/>
-          <w:sz w:val="20"/>
-        </w:rPr>
-      </w:pPr>
-      <w:r>
-        <w:rPr>
-          <w:rFonts w:ascii="Times New Roman" w:hAnsi="Times New Roman"/>
-          <w:b/>
-          <w:sz w:val="20"/>
-        </w:rPr>
-        <w:t>On "ducks".</w:t>
-      </w:r>
-      <w:r>
-        <w:rPr>
-          <w:rFonts w:ascii="Times New Roman" w:hAnsi="Times New Roman"/>
-          <w:sz w:val="20"/>
-        </w:rPr>
-        <w:t xml:space="preserve"> The duck test bites harder on tabular data: a generated flow only has to look statistically like traffic, not behave like a real attack. Used to augment an intrusion-detection set, a fake "attack" matching no real signature could teach the wrong pattern and miss real attacks, while a drifting "benign" row could raise false alarms. Since 78 numbers cannot be eyeballed like an image, the per-feature gaps, especially the standard-deviation gap where such drift shows first, are the main safeguard.</w:t>
+        <w:t xml:space="preserve">Figures 10 and 11 agree: in both the linear PCA and non-linear t-SNE views (van der Maaten and Hinton, 2008) the synthetic points sit inside the main mass of real traffic and do not form a separate blob, so the generator found the right region of feature space. Even so, the synthetic cloud is tighter than the real one and misses the tails. The alignment gaps quantify this, with a mean absolute per-feature error of 0.1576 for the means and 0.2067 for the standard deviations, so averages are matched well while spread is understated.</w:t>
+      </w:r>
+    </w:p>
+    <w:p>
+      <w:pPr>
+        <w:jc w:val="both"/>
+        <w:rPr>
+          <w:rFonts w:ascii="Times New Roman" w:hAnsi="Times New Roman"/>
+          <w:sz w:val="20"/>
+        </w:rPr>
+      </w:pPr>
+      <w:r>
+        <w:rPr>
+          <w:rFonts w:ascii="Times New Roman" w:hAnsi="Times New Roman"/>
+          <w:sz w:val="20"/>
+        </w:rPr>
+        <w:t xml:space="preserve">Retraining on 30,000 rows from all eight days improved both gaps (0.1300 / 0.1483 against 0.1576 / 0.2067). A single unconditional generator would usually fit worse across many attack families, so the extra data volume appears to offset the added diversity; the model still leans towards BENIGN and the high-volume attacks, and the rare classes stay under-represented. On the brief's 'DDoS' label, Wednesday's attacks are single-source DoS, and true DDoS only appears in the Friday file, which is included here.</w:t>
+      </w:r>
+    </w:p>
+    <w:p>
+      <w:pPr>
+        <w:jc w:val="both"/>
+        <w:rPr>
+          <w:rFonts w:ascii="Times New Roman" w:hAnsi="Times New Roman"/>
+          <w:sz w:val="20"/>
+        </w:rPr>
+      </w:pPr>
+      <w:r>
+        <w:rPr>
+          <w:rFonts w:ascii="Times New Roman" w:hAnsi="Times New Roman"/>
+          <w:sz w:val="20"/>
+        </w:rPr>
+        <w:t xml:space="preserve">The duck test bites harder on tabular data: a generated flow only has to look statistically like traffic, and need not behave like a real attack. Used to augment an intrusion-detection set, a fake 'attack' matching no real signature could teach the wrong pattern and miss real attacks, while a drifting 'benign' row could raise false alarms. Since 78 numbers cannot be eyeballed like an image, the per-feature gaps, especially the standard-deviation gap where such drift shows first, are the main safeguard.</w:t>
       </w:r>
     </w:p>
     <w:p>
@@ -1763,76 +1428,23 @@
           <w:rFonts w:ascii="Times New Roman" w:hAnsi="Times New Roman"/>
           <w:sz w:val="20"/>
         </w:rPr>
-        <w:t>3.3 Part 2.3: Sketch Generation with QuickDraw 'birthday cake'</w:t>
-      </w:r>
-    </w:p>
-    <w:p>
-      <w:pPr>
-        <w:jc w:val="both"/>
-        <w:rPr>
-          <w:rFonts w:ascii="Times New Roman" w:hAnsi="Times New Roman"/>
-          <w:sz w:val="20"/>
-        </w:rPr>
-      </w:pPr>
-      <w:r>
-        <w:rPr>
-          <w:rFonts w:ascii="Times New Roman" w:hAnsi="Times New Roman"/>
-          <w:b/>
-          <w:sz w:val="20"/>
-        </w:rPr>
-        <w:t>Dataset and approach.</w:t>
-      </w:r>
-      <w:r>
-        <w:rPr>
-          <w:rFonts w:ascii="Times New Roman" w:hAnsi="Times New Roman"/>
-          <w:sz w:val="20"/>
-        </w:rPr>
-        <w:t xml:space="preserve"> The QuickDraw </w:t>
-      </w:r>
-      <w:r>
-        <w:rPr>
-          <w:rFonts w:ascii="Times New Roman" w:hAnsi="Times New Roman"/>
-          <w:i/>
-          <w:sz w:val="20"/>
-        </w:rPr>
-        <w:t>birthday cake</w:t>
-      </w:r>
-      <w:r>
-        <w:rPr>
-          <w:rFonts w:ascii="Times New Roman" w:hAnsi="Times New Roman"/>
-          <w:sz w:val="20"/>
-        </w:rPr>
-        <w:t xml:space="preserve"> set (Ha and Eck, 2018) provides </w:t>
-      </w:r>
-      <w:r>
-        <w:rPr>
-          <w:rFonts w:ascii="Times New Roman" w:hAnsi="Times New Roman"/>
-          <w:b/>
-          <w:sz w:val="20"/>
-        </w:rPr>
-        <w:t>144,982</w:t>
-      </w:r>
-      <w:r>
-        <w:rPr>
-          <w:rFonts w:ascii="Times New Roman" w:hAnsi="Times New Roman"/>
-          <w:sz w:val="20"/>
-        </w:rPr>
-        <w:t xml:space="preserve"> 28×28 bitmaps. A PyTorch DCGAN with a 128-D latent vector trained for 30 epochs, using the DCGAN weight initialisation of Radford </w:t>
-      </w:r>
-      <w:r>
-        <w:rPr>
-          <w:rFonts w:ascii="Times New Roman" w:hAnsi="Times New Roman"/>
-          <w:i/>
-          <w:sz w:val="20"/>
-        </w:rPr>
-        <w:t>et al.</w:t>
-      </w:r>
-      <w:r>
-        <w:rPr>
-          <w:rFonts w:ascii="Times New Roman" w:hAnsi="Times New Roman"/>
-          <w:sz w:val="20"/>
-        </w:rPr>
-        <w:t xml:space="preserve"> (2016) and label smoothing; a convolutional model suits the local stroke structure.</w:t>
+        <w:t>3.3 Part 2.3: sketch generation with QuickDraw 'birthday cake'</w:t>
+      </w:r>
+    </w:p>
+    <w:p>
+      <w:pPr>
+        <w:jc w:val="both"/>
+        <w:rPr>
+          <w:rFonts w:ascii="Times New Roman" w:hAnsi="Times New Roman"/>
+          <w:sz w:val="20"/>
+        </w:rPr>
+      </w:pPr>
+      <w:r>
+        <w:rPr>
+          <w:rFonts w:ascii="Times New Roman" w:hAnsi="Times New Roman"/>
+          <w:sz w:val="20"/>
+        </w:rPr>
+        <w:t xml:space="preserve">The QuickDraw birthday cake set (Ha and Eck, 2018) provides 144,982 bitmaps of 28x28 pixels. A PyTorch DCGAN with a 128-D latent vector trained for 30 epochs, using the DCGAN weight initialisation of Radford et al. (2016) and label smoothing; a convolutional model suits the local stroke structure.</w:t>
       </w:r>
     </w:p>
     <w:p>
@@ -1928,76 +1540,23 @@
           <w:rFonts w:ascii="Times New Roman" w:hAnsi="Times New Roman"/>
           <w:sz w:val="20"/>
         </w:rPr>
-        <w:t xml:space="preserve">Figure 12 shows the generated cakes are clearly recognisable, a body shape with candle-like marks on top, some with a plate or base line, though a few have broken strokes or speckle. The silhouette is consistent across the grid with no mode collapse. Training was stable apart from a brief epoch-13 spike (D 1.633, G 11.493) that recovered, and it scored </w:t>
-      </w:r>
-      <w:r>
-        <w:rPr>
-          <w:rFonts w:ascii="Times New Roman" w:hAnsi="Times New Roman"/>
-          <w:b/>
-          <w:sz w:val="20"/>
-        </w:rPr>
-        <w:t>FID = 34.29</w:t>
-      </w:r>
-      <w:r>
-        <w:rPr>
-          <w:rFonts w:ascii="Times New Roman" w:hAnsi="Times New Roman"/>
-          <w:sz w:val="20"/>
-        </w:rPr>
-        <w:t>.</w:t>
-      </w:r>
-    </w:p>
-    <w:p>
-      <w:pPr>
-        <w:jc w:val="both"/>
-        <w:rPr>
-          <w:rFonts w:ascii="Times New Roman" w:hAnsi="Times New Roman"/>
-          <w:sz w:val="20"/>
-        </w:rPr>
-      </w:pPr>
-      <w:r>
-        <w:rPr>
-          <w:rFonts w:ascii="Times New Roman" w:hAnsi="Times New Roman"/>
-          <w:b/>
-          <w:sz w:val="20"/>
-        </w:rPr>
-        <w:t>Extension: other categories and complexity.</w:t>
-      </w:r>
-      <w:r>
-        <w:rPr>
-          <w:rFonts w:ascii="Times New Roman" w:hAnsi="Times New Roman"/>
-          <w:sz w:val="20"/>
-        </w:rPr>
-        <w:t xml:space="preserve"> The same pipeline ran on </w:t>
-      </w:r>
-      <w:r>
-        <w:rPr>
-          <w:rFonts w:ascii="Times New Roman" w:hAnsi="Times New Roman"/>
-          <w:i/>
-          <w:sz w:val="20"/>
-        </w:rPr>
-        <w:t>cat</w:t>
-      </w:r>
-      <w:r>
-        <w:rPr>
-          <w:rFonts w:ascii="Times New Roman" w:hAnsi="Times New Roman"/>
-          <w:sz w:val="20"/>
-        </w:rPr>
-        <w:t xml:space="preserve"> and </w:t>
-      </w:r>
-      <w:r>
-        <w:rPr>
-          <w:rFonts w:ascii="Times New Roman" w:hAnsi="Times New Roman"/>
-          <w:i/>
-          <w:sz w:val="20"/>
-        </w:rPr>
-        <w:t>house</w:t>
-      </w:r>
-      <w:r>
-        <w:rPr>
-          <w:rFonts w:ascii="Times New Roman" w:hAnsi="Times New Roman"/>
-          <w:sz w:val="20"/>
-        </w:rPr>
-        <w:t>, comparing FID against an ink-density complexity proxy.</w:t>
+        <w:t xml:space="preserve">Figure 12 shows the generated cakes are clearly recognisable: a body shape with candle-like marks on top, some with a plate or base line, though a few have broken strokes or speckle. The silhouette is consistent across the grid with no mode collapse. Training was stable apart from a brief epoch-13 spike (D 1.633, G 11.493) that recovered, and it scored FID = 34.29.</w:t>
+      </w:r>
+    </w:p>
+    <w:p>
+      <w:pPr>
+        <w:jc w:val="both"/>
+        <w:rPr>
+          <w:rFonts w:ascii="Times New Roman" w:hAnsi="Times New Roman"/>
+          <w:sz w:val="20"/>
+        </w:rPr>
+      </w:pPr>
+      <w:r>
+        <w:rPr>
+          <w:rFonts w:ascii="Times New Roman" w:hAnsi="Times New Roman"/>
+          <w:sz w:val="20"/>
+        </w:rPr>
+        <w:t xml:space="preserve">The same pipeline ran on cat and house, comparing FID against an ink-density complexity proxy.</w:t>
       </w:r>
     </w:p>
     <w:p>
@@ -2083,52 +1642,7 @@
           <w:rFonts w:ascii="Times New Roman" w:hAnsi="Times New Roman"/>
           <w:sz w:val="20"/>
         </w:rPr>
-        <w:t>Figure 13 orders ink density as house (0.1725) &lt; cat (0.1986) &lt; cake (0.1989) and FID as house (</w:t>
-      </w:r>
-      <w:r>
-        <w:rPr>
-          <w:rFonts w:ascii="Times New Roman" w:hAnsi="Times New Roman"/>
-          <w:b/>
-          <w:sz w:val="20"/>
-        </w:rPr>
-        <w:t>26.44</w:t>
-      </w:r>
-      <w:r>
-        <w:rPr>
-          <w:rFonts w:ascii="Times New Roman" w:hAnsi="Times New Roman"/>
-          <w:sz w:val="20"/>
-        </w:rPr>
-        <w:t>) &lt; cake (</w:t>
-      </w:r>
-      <w:r>
-        <w:rPr>
-          <w:rFonts w:ascii="Times New Roman" w:hAnsi="Times New Roman"/>
-          <w:b/>
-          <w:sz w:val="20"/>
-        </w:rPr>
-        <w:t>34.29</w:t>
-      </w:r>
-      <w:r>
-        <w:rPr>
-          <w:rFonts w:ascii="Times New Roman" w:hAnsi="Times New Roman"/>
-          <w:sz w:val="20"/>
-        </w:rPr>
-        <w:t>) &lt; cat (</w:t>
-      </w:r>
-      <w:r>
-        <w:rPr>
-          <w:rFonts w:ascii="Times New Roman" w:hAnsi="Times New Roman"/>
-          <w:b/>
-          <w:sz w:val="20"/>
-        </w:rPr>
-        <w:t>38.79</w:t>
-      </w:r>
-      <w:r>
-        <w:rPr>
-          <w:rFonts w:ascii="Times New Roman" w:hAnsi="Times New Roman"/>
-          <w:sz w:val="20"/>
-        </w:rPr>
-        <w:t>). The sparsest category (house) is the easiest, supporting the idea that emptier sketches are simpler; but cat and cake have near-identical ink density while cat scores worse, so ink alone does not explain difficulty. Cat sketches vary far more in pose and detail (ears, whiskers, body angle), and it is that structural variety, not ink volume, that makes the category harder.</w:t>
+        <w:t xml:space="preserve">Figure 13 orders ink density as house (0.1725) &lt; cat (0.1986) &lt; cake (0.1989) and FID as house (26.44) &lt; cake (34.29) &lt; cat (38.79). The sparsest category, house, is the easiest, which supports the idea that emptier sketches are simpler. Cat and cake have near-identical ink density yet cat scores worse, so ink alone does not explain difficulty. Cat sketches vary far more in pose and detail such as ears, whiskers and body angle, and that structural variety, more than ink volume, is what makes the category harder.</w:t>
       </w:r>
     </w:p>
     <w:p>
@@ -2144,39 +1658,39 @@
           <w:rFonts w:ascii="Times New Roman" w:hAnsi="Times New Roman"/>
           <w:sz w:val="20"/>
         </w:rPr>
-        <w:t>4. Reflections and Future Directions</w:t>
-      </w:r>
-    </w:p>
-    <w:p>
-      <w:pPr>
-        <w:jc w:val="both"/>
-        <w:rPr>
-          <w:rFonts w:ascii="Times New Roman" w:hAnsi="Times New Roman"/>
-          <w:sz w:val="20"/>
-        </w:rPr>
-      </w:pPr>
-      <w:r>
-        <w:rPr>
-          <w:rFonts w:ascii="Times New Roman" w:hAnsi="Times New Roman"/>
-          <w:sz w:val="20"/>
-        </w:rPr>
-        <w:t>The same non-saturating objective was applied throughout, but the architecture was matched to the data each time: dense MLPs for 2D points and tabular traffic, convolutional DCGANs for images and sketches, and a conditional variant for class control. The from-scratch models reached near-theoretical equilibria; the DCGANs produced recognisable OCT scans (FID 39.23) and cake sketches (FID 34.29); and the tabular GAN placed synthetic flows within the real distribution (gaps 0.1576 / 0.2067, improving to 0.1300 / 0.1483 across all days). The recurring limitation is under-dispersion, central tendency is reproduced more faithfully than variance and fine detail, together with uneven quality on rare classes.</w:t>
-      </w:r>
-    </w:p>
-    <w:p>
-      <w:pPr>
-        <w:jc w:val="both"/>
-        <w:rPr>
-          <w:rFonts w:ascii="Times New Roman" w:hAnsi="Times New Roman"/>
-          <w:sz w:val="20"/>
-        </w:rPr>
-      </w:pPr>
-      <w:r>
-        <w:rPr>
-          <w:rFonts w:ascii="Times New Roman" w:hAnsi="Times New Roman"/>
-          <w:sz w:val="20"/>
-        </w:rPr>
-        <w:t>Future work follows from these weaknesses: conditioning the CICIDS generator on attack family (as done for OCT) would help it serve rare classes rather than defaulting to BENIGN; a Wasserstein objective with gradient penalty should improve tail coverage and the std-gap; and a domain-appropriate feature extractor would give a fairer image score than ImageNet InceptionV3. Above all, the duck-test analysis means any downstream use of this synthetic data, medical augmentation or intrusion-detection training, must be validated against real-only data before it is trusted.</w:t>
+        <w:t>4. Reflections and future directions</w:t>
+      </w:r>
+    </w:p>
+    <w:p>
+      <w:pPr>
+        <w:jc w:val="both"/>
+        <w:rPr>
+          <w:rFonts w:ascii="Times New Roman" w:hAnsi="Times New Roman"/>
+          <w:sz w:val="20"/>
+        </w:rPr>
+      </w:pPr>
+      <w:r>
+        <w:rPr>
+          <w:rFonts w:ascii="Times New Roman" w:hAnsi="Times New Roman"/>
+          <w:sz w:val="20"/>
+        </w:rPr>
+        <w:t xml:space="preserve">The same non-saturating objective was applied throughout, while the architecture was matched to the data each time: dense MLPs for 2D points and tabular traffic, convolutional DCGANs for images and sketches, and a conditional variant for class control. The from-scratch models reached near-theoretical equilibria; the DCGANs produced recognisable OCT scans (FID 39.23) and cake sketches (FID 34.29); and the tabular GAN placed synthetic flows within the real distribution (gaps 0.1576 / 0.2067, improving to 0.1300 / 0.1483 across all days). The recurring limitation is under-dispersion, where central tendency is reproduced more faithfully than variance and fine detail, together with uneven quality on rare classes.</w:t>
+      </w:r>
+    </w:p>
+    <w:p>
+      <w:pPr>
+        <w:jc w:val="both"/>
+        <w:rPr>
+          <w:rFonts w:ascii="Times New Roman" w:hAnsi="Times New Roman"/>
+          <w:sz w:val="20"/>
+        </w:rPr>
+      </w:pPr>
+      <w:r>
+        <w:rPr>
+          <w:rFonts w:ascii="Times New Roman" w:hAnsi="Times New Roman"/>
+          <w:sz w:val="20"/>
+        </w:rPr>
+        <w:t xml:space="preserve">Future work follows from these weaknesses. Conditioning the CICIDS generator on attack family, as done for OCT, would help it serve rare classes so it need not default to BENIGN; a Wasserstein objective with gradient penalty should improve tail coverage and the std-gap; and a domain-appropriate feature extractor would give a fairer image score than ImageNet InceptionV3. Above all, the duck-test analysis means any downstream use of this synthetic data, whether medical augmentation or intrusion-detection training, must be validated against real-only data before it is trusted.</w:t>
       </w:r>
     </w:p>
     <w:p>

--- a/Set 3/GAN_Assignment_Report_Set 3.docx
+++ b/Set 3/GAN_Assignment_Report_Set 3.docx
@@ -1050,7 +1050,7 @@
           <w:rFonts w:ascii="Times New Roman" w:hAnsi="Times New Roman"/>
           <w:sz w:val="20"/>
         </w:rPr>
-        <w:t xml:space="preserve">CICIDS 2017 (Sharafaldin et al., 2018) was pulled via kagglehub and its eight daily files combined into 2,830,743 flows across 80 columns (78 numeric features). Because each flow is a feature vector, a dense GAN replaces the DCGAN, as there is no spatial axis for convolutions. The generator widens 128 to 256 (batch norm, ReLU) and ends in a linear layer, since standardised features are unbounded and a tanh would clip them; the discriminator narrows 256 to 128 (LeakyReLU, dropout). The latent dimension is 48 and training runs 60 epochs.</w:t>
+        <w:t xml:space="preserve">CICIDS 2017 (Sharafaldin et al., 2018) was pulled via kagglehub and its eight daily files combined into 2,830,743 flows across 80 columns (78 numeric features). Because each flow is a feature vector, a dense GAN replaces the DCGAN, as there is no spatial axis for convolutions. The generator widens 96 to 192 to 384 (Dense with batch norm and ReLU) and ends in a linear projection, since standardised features are unbounded and a tanh would clip them; the discriminator narrows 384 to 192 to 96 (Dense with LeakyReLU and 0.3 dropout). The latent dimension is 48 and training runs 60 epochs.</w:t>
       </w:r>
     </w:p>
     <w:p>

--- a/Set 3/GAN_Assignment_Report_Set 3.docx
+++ b/Set 3/GAN_Assignment_Report_Set 3.docx
@@ -702,7 +702,7 @@
           <w:i/>
           <w:sz w:val="20"/>
         </w:rPr>
-        <w:t>Figure 4: Class distribution of the OCTMNIST training split.</w:t>
+        <w:t>Figure 4: OCTMNIST diagnostic-class counts in the training split.</w:t>
       </w:r>
     </w:p>
     <w:p>

--- a/Set 3/GAN_Assignment_Report_Set 3.docx
+++ b/Set 3/GAN_Assignment_Report_Set 3.docx
@@ -1137,7 +1137,7 @@
           <w:rFonts w:ascii="Times New Roman" w:hAnsi="Times New Roman"/>
           <w:sz w:val="20"/>
         </w:rPr>
-        <w:t xml:space="preserve">Figure 8 shows severe imbalance: BENIGN dominates at 2,273,097 flows while Heartbleed (11), SQL Injection (21) and Infiltration (36) barely appear, hence the log scale. Following the brief, the model trained on the Wednesday file only (691,406 rows: 440,031 BENIGN plus DoS Hulk, GoldenEye, slowloris and Slowhttptest), using a sampled 20,000 rows, standardised and clipped to plus or minus 5 sigma so that extreme outliers (and 4,376 infinite and 1,358 missing values) do not destabilise training.</w:t>
+        <w:t xml:space="preserve">Figure 8 shows severe imbalance: BENIGN dominates at 2,273,097 flows while Heartbleed (11), SQL Injection (21) and Infiltration (36) barely appear, hence the log scale. Following the brief, the model trained on the Wednesday file only (691,406 rows: 440,031 BENIGN plus DoS Hulk, GoldenEye, slowloris and Slowhttptest), using a sampled 20,000 rows. Rather than a plain z-score, the features are passed through a Yeo-Johnson power transform, which handles the heavy right-skew of the flow statistics far better than simple standardisation, and are then clipped to plus or minus 5 so that extreme outliers (and 4,376 infinite and 1,358 missing values) do not destabilise training.</w:t>
       </w:r>
     </w:p>
     <w:p>

--- a/Set 3/GAN_Assignment_Report_Set 3.docx
+++ b/Set 3/GAN_Assignment_Report_Set 3.docx
@@ -81,143 +81,92 @@
     <w:p>
       <w:pPr>
         <w:pStyle w:val="Heading1"/>
-        <w:rPr>
-          <w:rFonts w:ascii="Times New Roman" w:hAnsi="Times New Roman"/>
-          <w:sz w:val="20"/>
-        </w:rPr>
-      </w:pPr>
-      <w:r>
-        <w:rPr>
-          <w:rFonts w:ascii="Times New Roman" w:hAnsi="Times New Roman"/>
-          <w:sz w:val="20"/>
-        </w:rPr>
-        <w:t>1. Overview and aims</w:t>
-      </w:r>
-    </w:p>
-    <w:p>
-      <w:pPr>
-        <w:jc w:val="both"/>
-        <w:rPr>
-          <w:rFonts w:ascii="Times New Roman" w:hAnsi="Times New Roman"/>
-          <w:sz w:val="20"/>
-        </w:rPr>
-      </w:pPr>
-      <w:r>
-        <w:rPr>
-          <w:rFonts w:ascii="Times New Roman" w:hAnsi="Times New Roman"/>
-          <w:sz w:val="20"/>
-        </w:rPr>
-        <w:t>This report documents what was built across the notebook, why each design was chosen, and what the experiments showed. Part 1 builds two GANs from scratch on synthetic 2D data and studies an architecture change; Part 2 applies GANs to three contrasting domains, medical imaging, network-security traffic and hand-drawn sketches, each of which stresses the model differently and so justifies a different design. Two frameworks are used deliberately: PyTorch for the from-scratch and sketch work, TensorFlow/Keras for the medical and tabular models. Seeds are fixed (GLOBAL_SEED = 2025, TF_SEED_VAL = 2026) so every number below is reproducible.</w:t>
-      </w:r>
-    </w:p>
-    <w:p>
-      <w:pPr>
-        <w:jc w:val="both"/>
-        <w:rPr>
-          <w:rFonts w:ascii="Times New Roman" w:hAnsi="Times New Roman"/>
-          <w:sz w:val="20"/>
-        </w:rPr>
-      </w:pPr>
-      <w:r>
-        <w:rPr>
-          <w:rFonts w:ascii="Times New Roman" w:hAnsi="Times New Roman"/>
-          <w:sz w:val="20"/>
-        </w:rPr>
-        <w:t xml:space="preserve">Every model rests on the adversarial idea of Goodfellow et al. (2014): a generator maps noise to samples while a discriminator scores how real they look, and the two train in competition under the non-saturating binary cross-entropy objective. Image data uses the convolutional DCGAN of Radford et al. (2016), and tabular data uses a fully-connected variant. Throughout, the focus stays on interpreting the results, with the code left in the notebook.</w:t>
+      </w:pPr>
+      <w:r>
+        <w:rPr/>
+        <w:t xml:space="preserve">1. Aims and approach</w:t>
+      </w:r>
+    </w:p>
+    <w:p>
+      <w:pPr>
+        <w:jc w:val="both"/>
+        <w:rPr>
+          <w:rFonts w:ascii="Times New Roman" w:hAnsi="Times New Roman"/>
+          <w:sz w:val="20"/>
+        </w:rPr>
+      </w:pPr>
+      <w:r>
+        <w:rPr>
+          <w:rFonts w:ascii="Times New Roman" w:hAnsi="Times New Roman"/>
+          <w:sz w:val="20"/>
+        </w:rPr>
+        <w:t xml:space="preserve">This report is organised around a single design question: for each kind of data, what generative architecture does its structure demand, and does the evidence bear that choice out? A generative adversarial network trains a generator against a discriminator that scores how real its samples look, the two competing under the non-saturating binary cross-entropy objective (Goodfellow et al., 2014). That objective is held constant everywhere in this work; what changes deliberately, from one dataset to the next, is the architecture, and the report treats each architectural decision as a hypothesis to be tested against the results. Part 1 establishes the machinery on synthetic 2D data, and Part 2 then matches an architecture to each of three domains, medical imaging, network-security traffic and hand-drawn sketches. Two frameworks are used on purpose: PyTorch for the from-scratch and sketch work, TensorFlow/Keras for the medical and tabular models. Seeds are fixed (GLOBAL_SEED = 2025, TF_SEED_VAL = 2026) so every number below is reproducible.</w:t>
+      </w:r>
+    </w:p>
+    <w:p>
+      <w:pPr>
+        <w:jc w:val="both"/>
+        <w:rPr>
+          <w:rFonts w:ascii="Times New Roman" w:hAnsi="Times New Roman"/>
+          <w:sz w:val="20"/>
+        </w:rPr>
+      </w:pPr>
+      <w:r>
+        <w:rPr>
+          <w:rFonts w:ascii="Times New Roman" w:hAnsi="Times New Roman"/>
+          <w:sz w:val="20"/>
+        </w:rPr>
+        <w:t xml:space="preserve">The recurring principle is that image data carries strong local spatial structure, which convolution exploits, whereas 2D coordinates and tabular feature vectors do not, so a dense network is the honest choice there. The image models therefore use the convolutional DCGAN of Radford et al. (2016) and the tabular model a fully-connected variant, and each section below explains why before showing what happened.</w:t>
       </w:r>
     </w:p>
     <w:p>
       <w:pPr>
         <w:pStyle w:val="Heading1"/>
-        <w:rPr>
-          <w:rFonts w:ascii="Times New Roman" w:hAnsi="Times New Roman"/>
-          <w:sz w:val="20"/>
-        </w:rPr>
-      </w:pPr>
-      <w:r>
-        <w:rPr>
-          <w:rFonts w:ascii="Times New Roman" w:hAnsi="Times New Roman"/>
-          <w:sz w:val="20"/>
-        </w:rPr>
-        <w:t>2. Part 1: GANs built from scratch on 2D data</w:t>
-      </w:r>
-    </w:p>
-    <w:p>
-      <w:pPr>
-        <w:jc w:val="both"/>
-        <w:rPr>
-          <w:rFonts w:ascii="Times New Roman" w:hAnsi="Times New Roman"/>
-          <w:sz w:val="20"/>
-        </w:rPr>
-      </w:pPr>
-      <w:r>
-        <w:rPr>
-          <w:rFonts w:ascii="Times New Roman" w:hAnsi="Times New Roman"/>
-          <w:sz w:val="20"/>
-        </w:rPr>
-        <w:t xml:space="preserve">Both networks are small MLPs trained with BCEWithLogitsLoss, one discriminator step per generator step, using Adam (2e-4, betas 0.5 and 0.999) as recommended for GAN stability (Radford et al., 2016; Kingma and Ba, 2015). One configurable pair of classes serves all three tasks, so the Task 3 comparison is fair, since only the changed hyper-parameters differ.</w:t>
+      </w:pPr>
+      <w:r>
+        <w:rPr/>
+        <w:t xml:space="preserve">2. Learning simple distributions from scratch</w:t>
+      </w:r>
+    </w:p>
+    <w:p>
+      <w:pPr>
+        <w:jc w:val="both"/>
+        <w:rPr>
+          <w:rFonts w:ascii="Times New Roman" w:hAnsi="Times New Roman"/>
+          <w:sz w:val="20"/>
+        </w:rPr>
+      </w:pPr>
+      <w:r>
+        <w:rPr>
+          <w:rFonts w:ascii="Times New Roman" w:hAnsi="Times New Roman"/>
+          <w:sz w:val="20"/>
+        </w:rPr>
+        <w:t xml:space="preserve">Both networks in Part 1 are small MLPs, the appropriate architecture when the data are bare 2D coordinates with no grid for a convolution to act on. They are trained with BCEWithLogitsLoss, one discriminator step per generator step, using Adam (2e-4, betas 0.5 and 0.999) as recommended for GAN stability (Radford et al., 2016; Kingma and Ba, 2015). One configurable pair of classes serves all three tasks, so the Task 3 comparison is fair because only the changed hyper-parameters differ.</w:t>
       </w:r>
     </w:p>
     <w:p>
       <w:pPr>
         <w:pStyle w:val="Heading2"/>
-        <w:rPr>
-          <w:rFonts w:ascii="Times New Roman" w:hAnsi="Times New Roman"/>
-          <w:sz w:val="20"/>
-        </w:rPr>
-      </w:pPr>
-      <w:r>
-        <w:rPr>
-          <w:rFonts w:ascii="Times New Roman" w:hAnsi="Times New Roman"/>
-          <w:sz w:val="20"/>
-        </w:rPr>
-        <w:t>2.1 Task 1: reproducing the sine-wave GAN</w:t>
-      </w:r>
-    </w:p>
-    <w:p>
-      <w:pPr>
-        <w:jc w:val="both"/>
-        <w:rPr>
-          <w:rFonts w:ascii="Times New Roman" w:hAnsi="Times New Roman"/>
-          <w:sz w:val="20"/>
-        </w:rPr>
-      </w:pPr>
-      <w:r>
-        <w:rPr>
-          <w:rFonts w:ascii="Times New Roman" w:hAnsi="Times New Roman"/>
-          <w:sz w:val="20"/>
-        </w:rPr>
-        <w:t xml:space="preserve">The target is points on </w:t>
-      </w:r>
-      <w:r>
-        <w:rPr>
-          <w:rFonts w:ascii="Times New Roman" w:hAnsi="Times New Roman"/>
-          <w:i/>
-          <w:sz w:val="20"/>
-        </w:rPr>
-        <w:t>y</w:t>
-      </w:r>
-      <w:r>
-        <w:rPr>
-          <w:rFonts w:ascii="Times New Roman" w:hAnsi="Times New Roman"/>
-          <w:sz w:val="20"/>
-        </w:rPr>
-        <w:t xml:space="preserve"> = sin(</w:t>
-      </w:r>
-      <w:r>
-        <w:rPr>
-          <w:rFonts w:ascii="Times New Roman" w:hAnsi="Times New Roman"/>
-          <w:i/>
-          <w:sz w:val="20"/>
-        </w:rPr>
-        <w:t>x</w:t>
-      </w:r>
-      <w:r>
-        <w:rPr>
-          <w:rFonts w:ascii="Times New Roman" w:hAnsi="Times New Roman"/>
-          <w:sz w:val="20"/>
-        </w:rPr>
-        <w:t>); training ran 6000 steps from a 32-D latent vector.</w:t>
+      </w:pPr>
+      <w:r>
+        <w:rPr/>
+        <w:t xml:space="preserve">2.1 Task 1: reproducing the sine-wave GAN</w:t>
+      </w:r>
+    </w:p>
+    <w:p>
+      <w:pPr>
+        <w:jc w:val="both"/>
+        <w:rPr>
+          <w:rFonts w:ascii="Times New Roman" w:hAnsi="Times New Roman"/>
+          <w:sz w:val="20"/>
+        </w:rPr>
+      </w:pPr>
+      <w:r>
+        <w:rPr>
+          <w:rFonts w:ascii="Times New Roman" w:hAnsi="Times New Roman"/>
+          <w:sz w:val="20"/>
+        </w:rPr>
+        <w:t xml:space="preserve">The target is points on y = sin(x); training ran 6000 steps from a 32-D latent vector.</w:t>
       </w:r>
     </w:p>
     <w:p>
@@ -309,78 +258,26 @@
     <w:p>
       <w:pPr>
         <w:pStyle w:val="Heading2"/>
-        <w:rPr>
-          <w:rFonts w:ascii="Times New Roman" w:hAnsi="Times New Roman"/>
-          <w:sz w:val="20"/>
-        </w:rPr>
-      </w:pPr>
-      <w:r>
-        <w:rPr>
-          <w:rFonts w:ascii="Times New Roman" w:hAnsi="Times New Roman"/>
-          <w:sz w:val="20"/>
-        </w:rPr>
-        <w:t>2.2 Task 2: a noisy parametric curve</w:t>
-      </w:r>
-    </w:p>
-    <w:p>
-      <w:pPr>
-        <w:jc w:val="both"/>
-        <w:rPr>
-          <w:rFonts w:ascii="Times New Roman" w:hAnsi="Times New Roman"/>
-          <w:sz w:val="20"/>
-        </w:rPr>
-      </w:pPr>
-      <w:r>
-        <w:rPr>
-          <w:rFonts w:ascii="Times New Roman" w:hAnsi="Times New Roman"/>
-          <w:sz w:val="20"/>
-        </w:rPr>
-        <w:t xml:space="preserve">The new target is </w:t>
-      </w:r>
-      <w:r>
-        <w:rPr>
-          <w:rFonts w:ascii="Times New Roman" w:hAnsi="Times New Roman"/>
-          <w:i/>
-          <w:sz w:val="20"/>
-        </w:rPr>
-        <w:t>y</w:t>
-      </w:r>
-      <w:r>
-        <w:rPr>
-          <w:rFonts w:ascii="Times New Roman" w:hAnsi="Times New Roman"/>
-          <w:sz w:val="20"/>
-        </w:rPr>
-        <w:t xml:space="preserve"> = sin(2</w:t>
-      </w:r>
-      <w:r>
-        <w:rPr>
-          <w:rFonts w:ascii="Times New Roman" w:hAnsi="Times New Roman"/>
-          <w:i/>
-          <w:sz w:val="20"/>
-        </w:rPr>
-        <w:t>x</w:t>
-      </w:r>
-      <w:r>
-        <w:rPr>
-          <w:rFonts w:ascii="Times New Roman" w:hAnsi="Times New Roman"/>
-          <w:sz w:val="20"/>
-        </w:rPr>
-        <w:t>) + 0.3cos(5</w:t>
-      </w:r>
-      <w:r>
-        <w:rPr>
-          <w:rFonts w:ascii="Times New Roman" w:hAnsi="Times New Roman"/>
-          <w:i/>
-          <w:sz w:val="20"/>
-        </w:rPr>
-        <w:t>x</w:t>
-      </w:r>
-      <w:r>
-        <w:rPr>
-          <w:rFonts w:ascii="Times New Roman" w:hAnsi="Times New Roman"/>
-          <w:sz w:val="20"/>
-        </w:rPr>
-        <w:t>) + ε (ε a small Gaussian noise term), harder than the sine because of the higher-frequency term and the noise band; 8000 steps.</w:t>
+      </w:pPr>
+      <w:r>
+        <w:rPr/>
+        <w:t xml:space="preserve">2.2 Task 2: a noisy parametric curve</w:t>
+      </w:r>
+    </w:p>
+    <w:p>
+      <w:pPr>
+        <w:jc w:val="both"/>
+        <w:rPr>
+          <w:rFonts w:ascii="Times New Roman" w:hAnsi="Times New Roman"/>
+          <w:sz w:val="20"/>
+        </w:rPr>
+      </w:pPr>
+      <w:r>
+        <w:rPr>
+          <w:rFonts w:ascii="Times New Roman" w:hAnsi="Times New Roman"/>
+          <w:sz w:val="20"/>
+        </w:rPr>
+        <w:t xml:space="preserve">The new target is y = sin(2x) + 0.3cos(5x) + e (e a small Gaussian noise term), harder than the sine because of the higher-frequency term and the noise band; 8000 steps.</w:t>
       </w:r>
     </w:p>
     <w:p>
@@ -472,33 +369,26 @@
     <w:p>
       <w:pPr>
         <w:pStyle w:val="Heading2"/>
-        <w:rPr>
-          <w:rFonts w:ascii="Times New Roman" w:hAnsi="Times New Roman"/>
-          <w:sz w:val="20"/>
-        </w:rPr>
-      </w:pPr>
-      <w:r>
-        <w:rPr>
-          <w:rFonts w:ascii="Times New Roman" w:hAnsi="Times New Roman"/>
-          <w:sz w:val="20"/>
-        </w:rPr>
-        <w:t>2.3 Task 3: architecture modification and comparison</w:t>
-      </w:r>
-    </w:p>
-    <w:p>
-      <w:pPr>
-        <w:jc w:val="both"/>
-        <w:rPr>
-          <w:rFonts w:ascii="Times New Roman" w:hAnsi="Times New Roman"/>
-          <w:sz w:val="20"/>
-        </w:rPr>
-      </w:pPr>
-      <w:r>
-        <w:rPr>
-          <w:rFonts w:ascii="Times New Roman" w:hAnsi="Times New Roman"/>
-          <w:sz w:val="20"/>
-        </w:rPr>
-        <w:t>The baseline generator (depth 2, ReLU) is compared against a deeper variant (depth 4, ELU) on the same target and budget, changing only the generator.</w:t>
+      </w:pPr>
+      <w:r>
+        <w:rPr/>
+        <w:t xml:space="preserve">2.3 Task 3: does deeper, smoother architecture help?</w:t>
+      </w:r>
+    </w:p>
+    <w:p>
+      <w:pPr>
+        <w:jc w:val="both"/>
+        <w:rPr>
+          <w:rFonts w:ascii="Times New Roman" w:hAnsi="Times New Roman"/>
+          <w:sz w:val="20"/>
+        </w:rPr>
+      </w:pPr>
+      <w:r>
+        <w:rPr>
+          <w:rFonts w:ascii="Times New Roman" w:hAnsi="Times New Roman"/>
+          <w:sz w:val="20"/>
+        </w:rPr>
+        <w:t xml:space="preserve">The baseline generator (depth 2, ReLU) is compared against a deeper variant (depth 4, ELU) on the same target and budget, changing only the generator, so any difference is attributable to depth and activation alone.</w:t>
       </w:r>
     </w:p>
     <w:p>
@@ -584,55 +474,41 @@
           <w:rFonts w:ascii="Times New Roman" w:hAnsi="Times New Roman"/>
           <w:sz w:val="20"/>
         </w:rPr>
-        <w:t xml:space="preserve">Figure 3 shows a visible but modest gain: the deeper ELU generator sits slightly tighter around the curve with fewer stray points, and its losses stay stable (final D 1.3821, G 0.7089), so the added depth caused no optimisation trouble. That the gain is small is itself informative, because a 2D curve is simple enough that the shallow baseline already captures most of the structure.</w:t>
+        <w:t xml:space="preserve">Figure 3 shows a visible but modest gain: the deeper ELU generator sits slightly tighter around the curve with fewer stray points, and its losses stay stable (final D 1.3821, G 0.7089), so the added depth caused no optimisation trouble. That the gain is small is itself informative, because a 2D curve is simple enough that the shallow baseline already captures most of the structure, so architecture matters least exactly where the target is easiest, a point the harder Part 2 datasets test directly.</w:t>
       </w:r>
     </w:p>
     <w:p>
       <w:pPr>
         <w:pStyle w:val="Heading1"/>
-        <w:rPr>
-          <w:rFonts w:ascii="Times New Roman" w:hAnsi="Times New Roman"/>
-          <w:sz w:val="20"/>
-        </w:rPr>
-      </w:pPr>
-      <w:r>
-        <w:rPr>
-          <w:rFonts w:ascii="Times New Roman" w:hAnsi="Times New Roman"/>
-          <w:sz w:val="20"/>
-        </w:rPr>
-        <w:t>3. Part 2: applying GANs to three real-world domains</w:t>
+      </w:pPr>
+      <w:r>
+        <w:rPr/>
+        <w:t xml:space="preserve">3. Matching architecture to the data</w:t>
       </w:r>
     </w:p>
     <w:p>
       <w:pPr>
         <w:pStyle w:val="Heading2"/>
-        <w:rPr>
-          <w:rFonts w:ascii="Times New Roman" w:hAnsi="Times New Roman"/>
-          <w:sz w:val="20"/>
-        </w:rPr>
-      </w:pPr>
-      <w:r>
-        <w:rPr>
-          <w:rFonts w:ascii="Times New Roman" w:hAnsi="Times New Roman"/>
-          <w:sz w:val="20"/>
-        </w:rPr>
-        <w:t>3.1 Part 2.1: retinal OCT scans with OCTMNIST</w:t>
-      </w:r>
-    </w:p>
-    <w:p>
-      <w:pPr>
-        <w:jc w:val="both"/>
-        <w:rPr>
-          <w:rFonts w:ascii="Times New Roman" w:hAnsi="Times New Roman"/>
-          <w:sz w:val="20"/>
-        </w:rPr>
-      </w:pPr>
-      <w:r>
-        <w:rPr>
-          <w:rFonts w:ascii="Times New Roman" w:hAnsi="Times New Roman"/>
-          <w:sz w:val="20"/>
-        </w:rPr>
-        <w:t xml:space="preserve">OCTMNIST (Yang et al., 2023) provides 97,477 training scans of 28x28 pixels in four diagnostic classes (choroidal neovascularisation, diabetic macular oedema, drusen, normal), rescaled to 32x32 in [-1, 1] to match the generator's tanh. A DCGAN (Radford et al., 2016) suits the strong local structure of a scan, a curved retinal band on a dark background, which convolutions capture far more efficiently than a dense network. The generator upsamples a 100-D latent vector via transposed convolutions, and the discriminator mirrors it with strided convolutions and 0.3 dropout. Training used a manual tf.GradientTape loop for 35 epochs with one-sided label smoothing (real labels 0.9), which stops the discriminator over-confidently starving the generator of gradient (Salimans et al., 2016).</w:t>
+      </w:pPr>
+      <w:r>
+        <w:rPr/>
+        <w:t xml:space="preserve">3.1 Convolutional generation for retinal scans (OCTMNIST)</w:t>
+      </w:r>
+    </w:p>
+    <w:p>
+      <w:pPr>
+        <w:jc w:val="both"/>
+        <w:rPr>
+          <w:rFonts w:ascii="Times New Roman" w:hAnsi="Times New Roman"/>
+          <w:sz w:val="20"/>
+        </w:rPr>
+      </w:pPr>
+      <w:r>
+        <w:rPr>
+          <w:rFonts w:ascii="Times New Roman" w:hAnsi="Times New Roman"/>
+          <w:sz w:val="20"/>
+        </w:rPr>
+        <w:t xml:space="preserve">OCTMNIST (Yang et al., 2023) provides 97,477 training scans of 28x28 pixels in four diagnostic classes (choroidal neovascularisation, diabetic macular oedema, drusen, normal), rescaled to 32x32 in [-1, 1] to match the generator's tanh. The design question here answers itself once the data are seen: a scan is a curved retinal band on a dark background, strong local structure that convolutions capture far more efficiently than a dense network, so a DCGAN (Radford et al., 2016) is the natural fit. The generator upsamples a 100-D latent vector via transposed convolutions, and the discriminator mirrors it with strided convolutions and 0.3 dropout. Training used a manual tf.GradientTape loop for 35 epochs with one-sided label smoothing (real labels 0.9), which stops the discriminator over-confidently starving the generator of gradient (Salimans et al., 2016).</w:t>
       </w:r>
     </w:p>
     <w:p>
@@ -718,7 +594,7 @@
           <w:rFonts w:ascii="Times New Roman" w:hAnsi="Times New Roman"/>
           <w:sz w:val="20"/>
         </w:rPr>
-        <w:t>Figure 4 shows the four classes are unevenly represented. This is relevant later: an imbalanced training set is the condition under which a class-conditional generator gives uneven quality.</w:t>
+        <w:t xml:space="preserve">Figure 4 shows the four classes are unevenly represented. This is relevant later, because an imbalanced training set is the condition under which a class-conditional generator gives uneven quality.</w:t>
       </w:r>
     </w:p>
     <w:p>
@@ -900,23 +776,7 @@
           <w:rFonts w:ascii="Times New Roman" w:hAnsi="Times New Roman"/>
           <w:sz w:val="20"/>
         </w:rPr>
-        <w:t xml:space="preserve">Figure 6 shows the generator reproduces the main anatomy with real variation in band position and curvature, so it is not memorising one image; its weakness is fine detail, since the fakes are softer and lose sub-layer texture and speckle. It scores FID = 39.23 (Heusel et al., 2017), a believable mid-range value for a 35-epoch DCGAN, though it should be read cautiously: FID passes 28x28 greyscale (upscaled) through an ImageNet-trained InceptionV3 (Szegedy et al., 2016), a domain it was never calibrated for, so the score is indicative only.</w:t>
-      </w:r>
-    </w:p>
-    <w:p>
-      <w:pPr>
-        <w:jc w:val="both"/>
-        <w:rPr>
-          <w:rFonts w:ascii="Times New Roman" w:hAnsi="Times New Roman"/>
-          <w:sz w:val="20"/>
-        </w:rPr>
-      </w:pPr>
-      <w:r>
-        <w:rPr>
-          <w:rFonts w:ascii="Times New Roman" w:hAnsi="Times New Roman"/>
-          <w:sz w:val="20"/>
-        </w:rPr>
-        <w:t xml:space="preserve">For class control, the DCGAN was made conditional (Mirza and Osindero, 2014) by concatenating a class embedding onto the latent vector and feeding the label to the discriminator as an extra channel.</w:t>
+        <w:t xml:space="preserve">Figure 6 shows the generator reproduces the main anatomy with real variation in band position and curvature, so it is not memorising one image; its weakness is fine detail, since the fakes are softer and lose sub-layer texture and speckle. It scores FID = 39.23 (Heusel et al., 2017), a believable mid-range value for a 35-epoch DCGAN, though it should be read cautiously: FID passes 28x28 greyscale (upscaled) through an ImageNet-trained InceptionV3 (Szegedy et al., 2016), a domain it was never calibrated for. For class control, the DCGAN was made conditional (Mirza and Osindero, 2014) by concatenating a class embedding onto the latent vector and feeding the label to the discriminator as an extra channel.</w:t>
       </w:r>
     </w:p>
     <w:p>
@@ -1002,55 +862,32 @@
           <w:rFonts w:ascii="Times New Roman" w:hAnsi="Times New Roman"/>
           <w:sz w:val="20"/>
         </w:rPr>
-        <w:t xml:space="preserve">Figure 7 shows visibly different scans per row, so the label steers the output and is not ignored; better-represented classes look sharper, which is the direct effect of the imbalance in Figure 4.</w:t>
-      </w:r>
-    </w:p>
-    <w:p>
-      <w:pPr>
-        <w:jc w:val="both"/>
-        <w:rPr>
-          <w:rFonts w:ascii="Times New Roman" w:hAnsi="Times New Roman"/>
-          <w:sz w:val="20"/>
-        </w:rPr>
-      </w:pPr>
-      <w:r>
-        <w:rPr>
-          <w:rFonts w:ascii="Times New Roman" w:hAnsi="Times New Roman"/>
-          <w:sz w:val="20"/>
-        </w:rPr>
-        <w:t xml:space="preserve">The duck test, if it looks and quacks like a duck then assume it is one, captures a real risk here. The discriminator only judges whether an image looks real, never whether it is anatomically correct, so nothing stops the generator inventing convincing structure that matches no real scan, such as a bright region reading as pathology or a smoothed-over feature. Synthetic OCT images are therefore fine for augmentation or teaching but never diagnostic ground truth, and any model trained on mixed data should be re-validated on real-only data.</w:t>
+        <w:t xml:space="preserve">Figure 7 shows visibly different scans per row, so the label steers the output and is not ignored; better-represented classes look sharper, which is the direct effect of the imbalance in Figure 4. The duck test, if it looks and quacks like a duck then assume it is one, captures a real risk: the discriminator only judges whether an image looks real, never whether it is anatomically correct, so nothing stops the generator inventing convincing structure that matches no real scan. Synthetic OCT images are therefore fine for augmentation or teaching but never diagnostic ground truth, and any model trained on mixed data should be re-validated on real-only data.</w:t>
       </w:r>
     </w:p>
     <w:p>
       <w:pPr>
         <w:pStyle w:val="Heading2"/>
-        <w:rPr>
-          <w:rFonts w:ascii="Times New Roman" w:hAnsi="Times New Roman"/>
-          <w:sz w:val="20"/>
-        </w:rPr>
-      </w:pPr>
-      <w:r>
-        <w:rPr>
-          <w:rFonts w:ascii="Times New Roman" w:hAnsi="Times New Roman"/>
-          <w:sz w:val="20"/>
-        </w:rPr>
-        <w:t>3.2 Part 2.2: network-traffic synthesis with CICIDS 2017</w:t>
-      </w:r>
-    </w:p>
-    <w:p>
-      <w:pPr>
-        <w:jc w:val="both"/>
-        <w:rPr>
-          <w:rFonts w:ascii="Times New Roman" w:hAnsi="Times New Roman"/>
-          <w:sz w:val="20"/>
-        </w:rPr>
-      </w:pPr>
-      <w:r>
-        <w:rPr>
-          <w:rFonts w:ascii="Times New Roman" w:hAnsi="Times New Roman"/>
-          <w:sz w:val="20"/>
-        </w:rPr>
-        <w:t xml:space="preserve">CICIDS 2017 (Sharafaldin et al., 2018) was pulled via kagglehub and its eight daily files combined into 2,830,743 flows across 80 columns (78 numeric features). Because each flow is a feature vector, a dense GAN replaces the DCGAN, as there is no spatial axis for convolutions. The generator widens 96 to 192 to 384 (Dense with batch norm and ReLU) and ends in a linear projection, since standardised features are unbounded and a tanh would clip them; the discriminator narrows 384 to 192 to 96 (Dense with LeakyReLU and 0.3 dropout). The latent dimension is 48 and training runs 60 epochs.</w:t>
+      </w:pPr>
+      <w:r>
+        <w:rPr/>
+        <w:t xml:space="preserve">3.2 A dense architecture for network traffic (CICIDS 2017)</w:t>
+      </w:r>
+    </w:p>
+    <w:p>
+      <w:pPr>
+        <w:jc w:val="both"/>
+        <w:rPr>
+          <w:rFonts w:ascii="Times New Roman" w:hAnsi="Times New Roman"/>
+          <w:sz w:val="20"/>
+        </w:rPr>
+      </w:pPr>
+      <w:r>
+        <w:rPr>
+          <w:rFonts w:ascii="Times New Roman" w:hAnsi="Times New Roman"/>
+          <w:sz w:val="20"/>
+        </w:rPr>
+        <w:t xml:space="preserve">CICIDS 2017 (Sharafaldin et al., 2018) was pulled via kagglehub and its eight daily files combined into 2,830,743 flows across 80 columns (78 numeric features). Here the design question forces the opposite answer to the image sections: because each flow is a feature vector with no spatial axis, a convolution has nothing to exploit, so a dense GAN replaces the DCGAN. The generator widens 96 to 192 to 384 (Dense with batch norm and ReLU) and ends in a linear projection, since standardised features are unbounded and a tanh would clip them; the discriminator narrows 384 to 192 to 96 (Dense with LeakyReLU and 0.3 dropout). The latent dimension is 48 and training runs 60 epochs.</w:t>
       </w:r>
     </w:p>
     <w:p>
@@ -1223,7 +1060,7 @@
           <w:rFonts w:ascii="Times New Roman" w:hAnsi="Times New Roman"/>
           <w:sz w:val="20"/>
         </w:rPr>
-        <w:t>Figure 9 shows stable training: the discriminator holds around 0.90 to 0.99 while the generator rises from about 1.60 to 1.88, a rising generator loss against a controlled discriminator, typical of a dense GAN settling.</w:t>
+        <w:t xml:space="preserve">Figure 9 shows stable training: the discriminator holds around 0.90 to 0.99 while the generator rises from about 1.60 to 1.88, a rising generator loss against a controlled discriminator, typical of a dense GAN settling.</w:t>
       </w:r>
     </w:p>
     <w:p>
@@ -1380,71 +1217,32 @@
           <w:rFonts w:ascii="Times New Roman" w:hAnsi="Times New Roman"/>
           <w:sz w:val="20"/>
         </w:rPr>
-        <w:t xml:space="preserve">Figures 10 and 11 agree: in both the linear PCA and non-linear t-SNE views (van der Maaten and Hinton, 2008) the synthetic points sit inside the main mass of real traffic and do not form a separate blob, so the generator found the right region of feature space. Even so, the synthetic cloud is tighter than the real one and misses the tails. The alignment gaps quantify this, with a mean absolute per-feature error of 0.1576 for the means and 0.2067 for the standard deviations, so averages are matched well while spread is understated.</w:t>
-      </w:r>
-    </w:p>
-    <w:p>
-      <w:pPr>
-        <w:jc w:val="both"/>
-        <w:rPr>
-          <w:rFonts w:ascii="Times New Roman" w:hAnsi="Times New Roman"/>
-          <w:sz w:val="20"/>
-        </w:rPr>
-      </w:pPr>
-      <w:r>
-        <w:rPr>
-          <w:rFonts w:ascii="Times New Roman" w:hAnsi="Times New Roman"/>
-          <w:sz w:val="20"/>
-        </w:rPr>
-        <w:t xml:space="preserve">Retraining on 30,000 rows from all eight days improved both gaps (0.1300 / 0.1483 against 0.1576 / 0.2067). A single unconditional generator would usually fit worse across many attack families, so the extra data volume appears to offset the added diversity; the model still leans towards BENIGN and the high-volume attacks, and the rare classes stay under-represented. On the brief's 'DDoS' label, Wednesday's attacks are single-source DoS, and true DDoS only appears in the Friday file, which is included here.</w:t>
-      </w:r>
-    </w:p>
-    <w:p>
-      <w:pPr>
-        <w:jc w:val="both"/>
-        <w:rPr>
-          <w:rFonts w:ascii="Times New Roman" w:hAnsi="Times New Roman"/>
-          <w:sz w:val="20"/>
-        </w:rPr>
-      </w:pPr>
-      <w:r>
-        <w:rPr>
-          <w:rFonts w:ascii="Times New Roman" w:hAnsi="Times New Roman"/>
-          <w:sz w:val="20"/>
-        </w:rPr>
-        <w:t xml:space="preserve">The duck test bites harder on tabular data: a generated flow only has to look statistically like traffic, and need not behave like a real attack. Used to augment an intrusion-detection set, a fake 'attack' matching no real signature could teach the wrong pattern and miss real attacks, while a drifting 'benign' row could raise false alarms. Since 78 numbers cannot be eyeballed like an image, the per-feature gaps, especially the standard-deviation gap where such drift shows first, are the main safeguard.</w:t>
+        <w:t xml:space="preserve">Figures 10 and 11 agree: in both the linear PCA and non-linear t-SNE views (van der Maaten and Hinton, 2008) the synthetic points sit inside the main mass of real traffic and do not form a separate blob, so the dense generator found the right region of feature space. Even so, the synthetic cloud is tighter than the real one and misses the tails. The alignment gaps quantify this, with a mean absolute per-feature error of 0.1576 for the means and 0.2067 for the standard deviations, so averages are matched well while spread is understated. Retraining on 30,000 rows from all eight days improved both gaps (0.1300 / 0.1483 against 0.1576 / 0.2067), so here the extra data volume offset the added diversity; the model still leans towards BENIGN and the high-volume attacks, and the rare classes stay under-represented. On the brief's 'DDoS' label, Wednesday's attacks are single-source DoS, and true DDoS only appears in the Friday file, which is included here. The duck test bites harder on tabular data: a generated flow only has to look statistically like traffic, and need not behave like a real attack, so the per-feature gaps, especially on the standard deviation where such drift shows first, are the main safeguard.</w:t>
       </w:r>
     </w:p>
     <w:p>
       <w:pPr>
         <w:pStyle w:val="Heading2"/>
-        <w:rPr>
-          <w:rFonts w:ascii="Times New Roman" w:hAnsi="Times New Roman"/>
-          <w:sz w:val="20"/>
-        </w:rPr>
-      </w:pPr>
-      <w:r>
-        <w:rPr>
-          <w:rFonts w:ascii="Times New Roman" w:hAnsi="Times New Roman"/>
-          <w:sz w:val="20"/>
-        </w:rPr>
-        <w:t>3.3 Part 2.3: sketch generation with QuickDraw 'birthday cake'</w:t>
-      </w:r>
-    </w:p>
-    <w:p>
-      <w:pPr>
-        <w:jc w:val="both"/>
-        <w:rPr>
-          <w:rFonts w:ascii="Times New Roman" w:hAnsi="Times New Roman"/>
-          <w:sz w:val="20"/>
-        </w:rPr>
-      </w:pPr>
-      <w:r>
-        <w:rPr>
-          <w:rFonts w:ascii="Times New Roman" w:hAnsi="Times New Roman"/>
-          <w:sz w:val="20"/>
-        </w:rPr>
-        <w:t xml:space="preserve">The QuickDraw birthday cake set (Ha and Eck, 2018) provides 144,982 bitmaps of 28x28 pixels. A PyTorch DCGAN with a 128-D latent vector trained for 30 epochs, using the DCGAN weight initialisation of Radford et al. (2016) and label smoothing; a convolutional model suits the local stroke structure.</w:t>
+      </w:pPr>
+      <w:r>
+        <w:rPr/>
+        <w:t xml:space="preserve">3.3 Convolutional generation for sketches (QuickDraw)</w:t>
+      </w:r>
+    </w:p>
+    <w:p>
+      <w:pPr>
+        <w:jc w:val="both"/>
+        <w:rPr>
+          <w:rFonts w:ascii="Times New Roman" w:hAnsi="Times New Roman"/>
+          <w:sz w:val="20"/>
+        </w:rPr>
+      </w:pPr>
+      <w:r>
+        <w:rPr>
+          <w:rFonts w:ascii="Times New Roman" w:hAnsi="Times New Roman"/>
+          <w:sz w:val="20"/>
+        </w:rPr>
+        <w:t xml:space="preserve">The QuickDraw birthday cake set (Ha and Eck, 2018) provides 144,982 bitmaps of 28x28 pixels. A sketch is again defined by local stroke structure, so the design question returns to the image answer: a convolutional model fits, and a PyTorch DCGAN with a 128-D latent vector trained for 30 epochs, using the DCGAN weight initialisation of Radford et al. (2016) and label smoothing.</w:t>
       </w:r>
     </w:p>
     <w:p>
@@ -1540,23 +1338,7 @@
           <w:rFonts w:ascii="Times New Roman" w:hAnsi="Times New Roman"/>
           <w:sz w:val="20"/>
         </w:rPr>
-        <w:t xml:space="preserve">Figure 12 shows the generated cakes are clearly recognisable: a body shape with candle-like marks on top, some with a plate or base line, though a few have broken strokes or speckle. The silhouette is consistent across the grid with no mode collapse. Training was stable apart from a brief epoch-13 spike (D 1.633, G 11.493) that recovered, and it scored FID = 34.29.</w:t>
-      </w:r>
-    </w:p>
-    <w:p>
-      <w:pPr>
-        <w:jc w:val="both"/>
-        <w:rPr>
-          <w:rFonts w:ascii="Times New Roman" w:hAnsi="Times New Roman"/>
-          <w:sz w:val="20"/>
-        </w:rPr>
-      </w:pPr>
-      <w:r>
-        <w:rPr>
-          <w:rFonts w:ascii="Times New Roman" w:hAnsi="Times New Roman"/>
-          <w:sz w:val="20"/>
-        </w:rPr>
-        <w:t xml:space="preserve">The same pipeline ran on cat and house, comparing FID against an ink-density complexity proxy.</w:t>
+        <w:t xml:space="preserve">Figure 12 shows the generated cakes are clearly recognisable: a body shape with candle-like marks on top, some with a plate or base line, though a few have broken strokes or speckle. The silhouette is consistent across the grid with no mode collapse. Training was stable apart from a brief epoch-13 spike (D 1.633, G 11.493) that recovered, and it scored FID = 34.29. The same pipeline ran on cat and house, comparing FID against an ink-density complexity proxy.</w:t>
       </w:r>
     </w:p>
     <w:p>
@@ -1642,72 +1424,66 @@
           <w:rFonts w:ascii="Times New Roman" w:hAnsi="Times New Roman"/>
           <w:sz w:val="20"/>
         </w:rPr>
-        <w:t xml:space="preserve">Figure 13 orders ink density as house (0.1725) &lt; cat (0.1986) &lt; cake (0.1989) and FID as house (26.44) &lt; cake (34.29) &lt; cat (38.79). The sparsest category, house, is the easiest, which supports the idea that emptier sketches are simpler. Cat and cake have near-identical ink density yet cat scores worse, so ink alone does not explain difficulty. Cat sketches vary far more in pose and detail such as ears, whiskers and body angle, and that structural variety, more than ink volume, is what makes the category harder.</w:t>
+        <w:t xml:space="preserve">Figure 13 orders ink density as house (0.1725) &lt; cat (0.1986) &lt; cake (0.1989) and FID as house (26.44) &lt; cake (34.29) &lt; cat (38.79). The sparsest category, house, is the easiest, which supports the idea that emptier sketches are simpler. Cat and cake have near-identical ink density yet cat scores worse, so ink alone does not explain difficulty; cat sketches vary far more in pose and detail such as ears, whiskers and body angle, and that structural variety, more than ink volume, is what makes the category harder.</w:t>
       </w:r>
     </w:p>
     <w:p>
       <w:pPr>
         <w:pStyle w:val="Heading1"/>
-        <w:rPr>
-          <w:rFonts w:ascii="Times New Roman" w:hAnsi="Times New Roman"/>
-          <w:sz w:val="20"/>
-        </w:rPr>
-      </w:pPr>
-      <w:r>
-        <w:rPr>
-          <w:rFonts w:ascii="Times New Roman" w:hAnsi="Times New Roman"/>
-          <w:sz w:val="20"/>
-        </w:rPr>
-        <w:t>4. Reflections and future directions</w:t>
-      </w:r>
-    </w:p>
-    <w:p>
-      <w:pPr>
-        <w:jc w:val="both"/>
-        <w:rPr>
-          <w:rFonts w:ascii="Times New Roman" w:hAnsi="Times New Roman"/>
-          <w:sz w:val="20"/>
-        </w:rPr>
-      </w:pPr>
-      <w:r>
-        <w:rPr>
-          <w:rFonts w:ascii="Times New Roman" w:hAnsi="Times New Roman"/>
-          <w:sz w:val="20"/>
-        </w:rPr>
-        <w:t xml:space="preserve">The same non-saturating objective was applied throughout, while the architecture was matched to the data each time: dense MLPs for 2D points and tabular traffic, convolutional DCGANs for images and sketches, and a conditional variant for class control. The from-scratch models reached near-theoretical equilibria; the DCGANs produced recognisable OCT scans (FID 39.23) and cake sketches (FID 34.29); and the tabular GAN placed synthetic flows within the real distribution (gaps 0.1576 / 0.2067, improving to 0.1300 / 0.1483 across all days). The recurring limitation is under-dispersion, where central tendency is reproduced more faithfully than variance and fine detail, together with uneven quality on rare classes.</w:t>
-      </w:r>
-    </w:p>
-    <w:p>
-      <w:pPr>
-        <w:jc w:val="both"/>
-        <w:rPr>
-          <w:rFonts w:ascii="Times New Roman" w:hAnsi="Times New Roman"/>
-          <w:sz w:val="20"/>
-        </w:rPr>
-      </w:pPr>
-      <w:r>
-        <w:rPr>
-          <w:rFonts w:ascii="Times New Roman" w:hAnsi="Times New Roman"/>
-          <w:sz w:val="20"/>
-        </w:rPr>
-        <w:t xml:space="preserve">Future work follows from these weaknesses. Conditioning the CICIDS generator on attack family, as done for OCT, would help it serve rare classes so it need not default to BENIGN; a Wasserstein objective with gradient penalty should improve tail coverage and the std-gap; and a domain-appropriate feature extractor would give a fairer image score than ImageNet InceptionV3. Above all, the duck-test analysis means any downstream use of this synthetic data, whether medical augmentation or intrusion-detection training, must be validated against real-only data before it is trusted.</w:t>
+      </w:pPr>
+      <w:r>
+        <w:rPr/>
+        <w:t xml:space="preserve">4. What the results tell us</w:t>
+      </w:r>
+    </w:p>
+    <w:p>
+      <w:pPr>
+        <w:jc w:val="both"/>
+        <w:rPr>
+          <w:rFonts w:ascii="Times New Roman" w:hAnsi="Times New Roman"/>
+          <w:sz w:val="20"/>
+        </w:rPr>
+      </w:pPr>
+      <w:r>
+        <w:rPr>
+          <w:rFonts w:ascii="Times New Roman" w:hAnsi="Times New Roman"/>
+          <w:sz w:val="20"/>
+        </w:rPr>
+        <w:t xml:space="preserve">Returning to the design question, the evidence supports matching architecture to data structure. The convolutional DCGANs produced recognisable OCT scans (FID 39.23) and cake sketches (FID 34.29) where local spatial structure rewarded convolution, while the dense GAN placed synthetic flows squarely within the real distribution (gaps 0.1576 / 0.2067, improving to 0.1300 / 0.1483 across all days) precisely because it did not impose a spatial prior the data do not have. The from-scratch MLPs reached near-theoretical equilibria on the 2D targets, and Task 3 showed that architecture matters least where the target is simplest. The recurring limitation across every architecture is under-dispersion, where central tendency is reproduced more faithfully than variance and fine detail, together with uneven quality on rare classes.</w:t>
       </w:r>
     </w:p>
     <w:p>
       <w:pPr>
         <w:pStyle w:val="Heading1"/>
-        <w:rPr>
-          <w:rFonts w:ascii="Times New Roman" w:hAnsi="Times New Roman"/>
-          <w:sz w:val="20"/>
-        </w:rPr>
-      </w:pPr>
-      <w:r>
-        <w:rPr>
-          <w:rFonts w:ascii="Times New Roman" w:hAnsi="Times New Roman"/>
-          <w:sz w:val="20"/>
-        </w:rPr>
-        <w:lastRenderedPageBreak/>
-        <w:t>References</w:t>
+      </w:pPr>
+      <w:r>
+        <w:rPr/>
+        <w:t xml:space="preserve">5. Limitations and next steps</w:t>
+      </w:r>
+    </w:p>
+    <w:p>
+      <w:pPr>
+        <w:jc w:val="both"/>
+        <w:rPr>
+          <w:rFonts w:ascii="Times New Roman" w:hAnsi="Times New Roman"/>
+          <w:sz w:val="20"/>
+        </w:rPr>
+      </w:pPr>
+      <w:r>
+        <w:rPr>
+          <w:rFonts w:ascii="Times New Roman" w:hAnsi="Times New Roman"/>
+          <w:sz w:val="20"/>
+        </w:rPr>
+        <w:t xml:space="preserve">The weaknesses point directly to next steps. Conditioning the CICIDS generator on attack family, as was done for OCT, would help it serve rare classes so it need not default to BENIGN; a Wasserstein objective with gradient penalty should improve tail coverage and the standard-deviation gap; and a domain-appropriate feature extractor would give a fairer image score than ImageNet InceptionV3. Above all, the duck-test analysis means any downstream use of this synthetic data, whether medical augmentation or intrusion-detection training, must be validated against real-only data before it is trusted.</w:t>
+      </w:r>
+    </w:p>
+    <w:p>
+      <w:pPr>
+        <w:pStyle w:val="Heading1"/>
+      </w:pPr>
+      <w:r>
+        <w:rPr/>
+        <w:t xml:space="preserve">References</w:t>
       </w:r>
     </w:p>
     <w:p>

--- a/Set 3/GAN_Assignment_Report_Set 3.docx
+++ b/Set 3/GAN_Assignment_Report_Set 3.docx
@@ -1338,7 +1338,7 @@
           <w:rFonts w:ascii="Times New Roman" w:hAnsi="Times New Roman"/>
           <w:sz w:val="20"/>
         </w:rPr>
-        <w:t xml:space="preserve">Figure 12 shows the generated cakes are clearly recognisable: a body shape with candle-like marks on top, some with a plate or base line, though a few have broken strokes or speckle. The silhouette is consistent across the grid with no mode collapse. Training was stable apart from a brief epoch-13 spike (D 1.633, G 11.493) that recovered, and it scored FID = 34.29. The same pipeline ran on cat and house, comparing FID against an ink-density complexity proxy.</w:t>
+        <w:t xml:space="preserve">Figure 12 shows the generated cakes are clearly recognisable: a body shape with candle-like marks on top, some with a plate or base line, though a few have broken strokes or speckle. The silhouette is consistent across the grid with no mode collapse. Training was stable apart from a brief epoch-13 spike (D 1.633, G 11.493) that recovered, and it scored FID = 34.29. Snapshots taken at five epochs through the run show the outline and candles forming early and refining thereafter, in step with the stable loss curve. The same pipeline ran on cat and house, comparing FID against an ink-density complexity proxy.</w:t>
       </w:r>
     </w:p>
     <w:p>

--- a/Set 3/GAN_Assignment_Report_Set 3.docx
+++ b/Set 3/GAN_Assignment_Report_Set 3.docx
@@ -7,13 +7,15 @@
         <w:pStyle w:val="Title"/>
         <w:rPr>
           <w:rFonts w:ascii="Times New Roman" w:hAnsi="Times New Roman"/>
-          <w:szCs w:val="40"/>
-        </w:rPr>
-      </w:pPr>
-      <w:r>
-        <w:rPr>
-          <w:rFonts w:ascii="Times New Roman" w:hAnsi="Times New Roman"/>
-          <w:szCs w:val="40"/>
+          <w:sz w:val="32"/>
+          <w:szCs w:val="32"/>
+        </w:rPr>
+      </w:pPr>
+      <w:r>
+        <w:rPr>
+          <w:rFonts w:ascii="Times New Roman" w:hAnsi="Times New Roman"/>
+          <w:sz w:val="32"/>
+          <w:szCs w:val="32"/>
         </w:rPr>
         <w:t>7COM1079 Coursework 2: Building GANs and Applying Them to Retinal, Network-Traffic and Sketch Data</w:t>
       </w:r>
@@ -25,15 +27,15 @@
         <w:jc w:val="left"/>
         <w:rPr>
           <w:rFonts w:ascii="Times New Roman" w:hAnsi="Times New Roman"/>
-          <w:sz w:val="30"/>
-          <w:szCs w:val="30"/>
-        </w:rPr>
-      </w:pPr>
-      <w:r>
-        <w:rPr>
-          <w:rFonts w:ascii="Times New Roman" w:hAnsi="Times New Roman"/>
-          <w:sz w:val="30"/>
-          <w:szCs w:val="30"/>
+          <w:sz w:val="24"/>
+          <w:szCs w:val="24"/>
+        </w:rPr>
+      </w:pPr>
+      <w:r>
+        <w:rPr>
+          <w:rFonts w:ascii="Times New Roman" w:hAnsi="Times New Roman"/>
+          <w:sz w:val="24"/>
+          <w:szCs w:val="24"/>
         </w:rPr>
         <w:t>Student Name:</w:t>
       </w:r>
@@ -45,15 +47,15 @@
         <w:jc w:val="left"/>
         <w:rPr>
           <w:rFonts w:ascii="Times New Roman" w:hAnsi="Times New Roman"/>
-          <w:sz w:val="30"/>
-          <w:szCs w:val="30"/>
-        </w:rPr>
-      </w:pPr>
-      <w:r>
-        <w:rPr>
-          <w:rFonts w:ascii="Times New Roman" w:hAnsi="Times New Roman"/>
-          <w:sz w:val="30"/>
-          <w:szCs w:val="30"/>
+          <w:sz w:val="24"/>
+          <w:szCs w:val="24"/>
+        </w:rPr>
+      </w:pPr>
+      <w:r>
+        <w:rPr>
+          <w:rFonts w:ascii="Times New Roman" w:hAnsi="Times New Roman"/>
+          <w:sz w:val="24"/>
+          <w:szCs w:val="24"/>
         </w:rPr>
         <w:t>Student Id:</w:t>
       </w:r>
@@ -65,108 +67,158 @@
         <w:jc w:val="left"/>
         <w:rPr>
           <w:rFonts w:ascii="Times New Roman" w:hAnsi="Times New Roman"/>
-          <w:sz w:val="30"/>
-          <w:szCs w:val="30"/>
-        </w:rPr>
-      </w:pPr>
-      <w:r>
-        <w:rPr>
-          <w:rFonts w:ascii="Times New Roman" w:hAnsi="Times New Roman"/>
-          <w:sz w:val="30"/>
-          <w:szCs w:val="30"/>
-        </w:rPr>
-        <w:t>Github URL: https://github.com/nithinreddy2003/GAN_Assignments</w:t>
-      </w:r>
+          <w:sz w:val="24"/>
+          <w:szCs w:val="24"/>
+        </w:rPr>
+      </w:pPr>
+      <w:r>
+        <w:rPr>
+          <w:rFonts w:ascii="Times New Roman" w:hAnsi="Times New Roman"/>
+          <w:sz w:val="24"/>
+          <w:szCs w:val="24"/>
+        </w:rPr>
+        <w:t xml:space="preserve">Github URL: </w:t>
+      </w:r>
+      <w:hyperlink r:id="rId4" w:history="1">
+        <w:r>
+          <w:rPr>
+            <w:rStyle w:val="Hyperlink"/>
+            <w:rFonts w:ascii="Times New Roman" w:hAnsi="Times New Roman"/>
+            <w:sz w:val="24"/>
+            <w:szCs w:val="24"/>
+          </w:rPr>
+          <w:t>https://github.com/nithinreddy2003/GAN_Assignments</w:t>
+        </w:r>
+      </w:hyperlink>
+    </w:p>
+    <w:p>
+      <w:pPr>
+        <w:pStyle w:val="Title"/>
+        <w:spacing w:line="240" w:lineRule="auto"/>
+        <w:jc w:val="left"/>
+        <w:rPr>
+          <w:rFonts w:ascii="Times New Roman" w:hAnsi="Times New Roman"/>
+          <w:sz w:val="26"/>
+          <w:szCs w:val="26"/>
+        </w:rPr>
+      </w:pPr>
     </w:p>
     <w:p>
       <w:pPr>
         <w:pStyle w:val="Heading1"/>
-      </w:pPr>
-      <w:r>
-        <w:rPr/>
-        <w:t xml:space="preserve">1. Aims and approach</w:t>
-      </w:r>
-    </w:p>
-    <w:p>
-      <w:pPr>
-        <w:jc w:val="both"/>
-        <w:rPr>
-          <w:rFonts w:ascii="Times New Roman" w:hAnsi="Times New Roman"/>
-          <w:sz w:val="20"/>
-        </w:rPr>
-      </w:pPr>
-      <w:r>
-        <w:rPr>
-          <w:rFonts w:ascii="Times New Roman" w:hAnsi="Times New Roman"/>
-          <w:sz w:val="20"/>
-        </w:rPr>
-        <w:t xml:space="preserve">This report is organised around a single design question: for each kind of data, what generative architecture does its structure demand, and does the evidence bear that choice out? A generative adversarial network trains a generator against a discriminator that scores how real its samples look, the two competing under the non-saturating binary cross-entropy objective (Goodfellow et al., 2014). That objective is held constant everywhere in this work; what changes deliberately, from one dataset to the next, is the architecture, and the report treats each architectural decision as a hypothesis to be tested against the results. Part 1 establishes the machinery on synthetic 2D data, and Part 2 then matches an architecture to each of three domains, medical imaging, network-security traffic and hand-drawn sketches. Two frameworks are used on purpose: PyTorch for the from-scratch and sketch work, TensorFlow/Keras for the medical and tabular models. Seeds are fixed (GLOBAL_SEED = 2025, TF_SEED_VAL = 2026) so every number below is reproducible.</w:t>
-      </w:r>
-    </w:p>
-    <w:p>
-      <w:pPr>
-        <w:jc w:val="both"/>
-        <w:rPr>
-          <w:rFonts w:ascii="Times New Roman" w:hAnsi="Times New Roman"/>
-          <w:sz w:val="20"/>
-        </w:rPr>
-      </w:pPr>
-      <w:r>
-        <w:rPr>
-          <w:rFonts w:ascii="Times New Roman" w:hAnsi="Times New Roman"/>
-          <w:sz w:val="20"/>
-        </w:rPr>
-        <w:t xml:space="preserve">The recurring principle is that image data carries strong local spatial structure, which convolution exploits, whereas 2D coordinates and tabular feature vectors do not, so a dense network is the honest choice there. The image models therefore use the convolutional DCGAN of Radford et al. (2016) and the tabular model a fully-connected variant, and each section below explains why before showing what happened.</w:t>
+        <w:rPr>
+          <w:rFonts w:ascii="Times New Roman" w:hAnsi="Times New Roman"/>
+          <w:sz w:val="24"/>
+          <w:szCs w:val="24"/>
+        </w:rPr>
+      </w:pPr>
+      <w:r>
+        <w:rPr>
+          <w:rFonts w:ascii="Times New Roman" w:hAnsi="Times New Roman"/>
+          <w:sz w:val="24"/>
+          <w:szCs w:val="24"/>
+        </w:rPr>
+        <w:t>1. Aims and approach</w:t>
+      </w:r>
+    </w:p>
+    <w:p>
+      <w:pPr>
+        <w:jc w:val="both"/>
+        <w:rPr>
+          <w:rFonts w:ascii="Times New Roman" w:hAnsi="Times New Roman"/>
+          <w:sz w:val="20"/>
+        </w:rPr>
+      </w:pPr>
+      <w:r>
+        <w:rPr>
+          <w:rFonts w:ascii="Times New Roman" w:hAnsi="Times New Roman"/>
+          <w:sz w:val="20"/>
+        </w:rPr>
+        <w:t>This report is organised around a single design question: for each kind of data, what generative architecture does its structure demand, and does the evidence bear that choice out? A generative adversarial network trains a generator against a discriminator that scores how real its samples look, the two competing under the non-saturating binary cross-entropy objective (Goodfellow et al., 2014). That objective is held constant everywhere in this work; what changes deliberately, from one dataset to the next, is the architecture, and the report treats each architectural decision as a hypothesis to be tested against the results. Part 1 establishes the machinery on synthetic 2D data, and Part 2 then matches an architecture to each of three domains, medical imaging, network-security traffic and hand-drawn sketches. Two frameworks are used on purpose: PyTorch for the from-scratch and sketch work, TensorFlow/Keras for the medical and tabular models. Seeds are fixed  so every number below is reproducible.</w:t>
+      </w:r>
+    </w:p>
+    <w:p>
+      <w:pPr>
+        <w:jc w:val="both"/>
+        <w:rPr>
+          <w:rFonts w:ascii="Times New Roman" w:hAnsi="Times New Roman"/>
+          <w:sz w:val="20"/>
+        </w:rPr>
+      </w:pPr>
+      <w:r>
+        <w:rPr>
+          <w:rFonts w:ascii="Times New Roman" w:hAnsi="Times New Roman"/>
+          <w:sz w:val="20"/>
+        </w:rPr>
+        <w:t>The recurring principle is that image data carries strong local spatial structure, which convolution exploits, whereas 2D coordinates and tabular feature vectors do not, so a dense network is the honest choice there. The image models therefore use the convolutional DCGAN of Radford et al. (2016) and the tabular model a fully-connected variant, and each section below explains why before showing what happened.</w:t>
       </w:r>
     </w:p>
     <w:p>
       <w:pPr>
         <w:pStyle w:val="Heading1"/>
-      </w:pPr>
-      <w:r>
-        <w:rPr/>
-        <w:t xml:space="preserve">2. Learning simple distributions from scratch</w:t>
-      </w:r>
-    </w:p>
-    <w:p>
-      <w:pPr>
-        <w:jc w:val="both"/>
-        <w:rPr>
-          <w:rFonts w:ascii="Times New Roman" w:hAnsi="Times New Roman"/>
-          <w:sz w:val="20"/>
-        </w:rPr>
-      </w:pPr>
-      <w:r>
-        <w:rPr>
-          <w:rFonts w:ascii="Times New Roman" w:hAnsi="Times New Roman"/>
-          <w:sz w:val="20"/>
-        </w:rPr>
-        <w:t xml:space="preserve">Both networks in Part 1 are small MLPs, the appropriate architecture when the data are bare 2D coordinates with no grid for a convolution to act on. They are trained with BCEWithLogitsLoss, one discriminator step per generator step, using Adam (2e-4, betas 0.5 and 0.999) as recommended for GAN stability (Radford et al., 2016; Kingma and Ba, 2015). One configurable pair of classes serves all three tasks, so the Task 3 comparison is fair because only the changed hyper-parameters differ.</w:t>
+        <w:rPr>
+          <w:rFonts w:ascii="Times New Roman" w:hAnsi="Times New Roman"/>
+          <w:sz w:val="24"/>
+          <w:szCs w:val="24"/>
+        </w:rPr>
+      </w:pPr>
+      <w:r>
+        <w:rPr>
+          <w:rFonts w:ascii="Times New Roman" w:hAnsi="Times New Roman"/>
+          <w:sz w:val="24"/>
+          <w:szCs w:val="24"/>
+        </w:rPr>
+        <w:t>2. Learning simple distributions from scratch</w:t>
+      </w:r>
+    </w:p>
+    <w:p>
+      <w:pPr>
+        <w:jc w:val="both"/>
+        <w:rPr>
+          <w:rFonts w:ascii="Times New Roman" w:hAnsi="Times New Roman"/>
+          <w:sz w:val="20"/>
+        </w:rPr>
+      </w:pPr>
+      <w:r>
+        <w:rPr>
+          <w:rFonts w:ascii="Times New Roman" w:hAnsi="Times New Roman"/>
+          <w:sz w:val="20"/>
+        </w:rPr>
+        <w:t>Both networks in Part 1 are small MLPs, the appropriate architecture when the data are bare 2D coordinates with no grid for a convolution to act on. They are trained with BCEWithLogitsLoss, one discriminator step per generator step, using Adam as recommended for GAN stability (Radford et al., 2016; Kingma and Ba, 2015). One configurable pair of classes serves all three tasks, so the Task 3 comparison is fair because only the changed hyper-parameters differ.</w:t>
       </w:r>
     </w:p>
     <w:p>
       <w:pPr>
         <w:pStyle w:val="Heading2"/>
-      </w:pPr>
-      <w:r>
-        <w:rPr/>
-        <w:t xml:space="preserve">2.1 Task 1: reproducing the sine-wave GAN</w:t>
-      </w:r>
-    </w:p>
-    <w:p>
-      <w:pPr>
-        <w:jc w:val="both"/>
-        <w:rPr>
-          <w:rFonts w:ascii="Times New Roman" w:hAnsi="Times New Roman"/>
-          <w:sz w:val="20"/>
-        </w:rPr>
-      </w:pPr>
-      <w:r>
-        <w:rPr>
-          <w:rFonts w:ascii="Times New Roman" w:hAnsi="Times New Roman"/>
-          <w:sz w:val="20"/>
-        </w:rPr>
-        <w:t xml:space="preserve">The target is points on y = sin(x); training ran 6000 steps from a 32-D latent vector.</w:t>
+        <w:rPr>
+          <w:rFonts w:ascii="Times New Roman" w:hAnsi="Times New Roman"/>
+          <w:sz w:val="24"/>
+          <w:szCs w:val="24"/>
+        </w:rPr>
+      </w:pPr>
+      <w:r>
+        <w:rPr>
+          <w:rFonts w:ascii="Times New Roman" w:hAnsi="Times New Roman"/>
+          <w:sz w:val="24"/>
+          <w:szCs w:val="24"/>
+        </w:rPr>
+        <w:t>2.1 Task 1: reproducing the sine-wave GAN</w:t>
+      </w:r>
+    </w:p>
+    <w:p>
+      <w:pPr>
+        <w:jc w:val="both"/>
+        <w:rPr>
+          <w:rFonts w:ascii="Times New Roman" w:hAnsi="Times New Roman"/>
+          <w:sz w:val="20"/>
+        </w:rPr>
+      </w:pPr>
+      <w:r>
+        <w:rPr>
+          <w:rFonts w:ascii="Times New Roman" w:hAnsi="Times New Roman"/>
+          <w:sz w:val="20"/>
+        </w:rPr>
+        <w:t>The target is points on y = sin(x); training ran 6000 steps from a 32-D latent vector.</w:t>
       </w:r>
     </w:p>
     <w:p>
@@ -174,20 +226,23 @@
         <w:jc w:val="center"/>
         <w:rPr>
           <w:rFonts w:ascii="Times New Roman" w:hAnsi="Times New Roman"/>
-          <w:sz w:val="20"/>
-        </w:rPr>
-      </w:pPr>
-      <w:r>
-        <w:rPr>
-          <w:rFonts w:ascii="Times New Roman" w:hAnsi="Times New Roman"/>
-          <w:noProof/>
+          <w:b/>
+          <w:bCs/>
+          <w:i/>
+          <w:sz w:val="18"/>
+          <w:szCs w:val="18"/>
+        </w:rPr>
+      </w:pPr>
+      <w:r>
+        <w:rPr>
+          <w:rFonts w:ascii="Times New Roman" w:hAnsi="Times New Roman"/>
           <w:sz w:val="20"/>
         </w:rPr>
         <w:drawing>
-          <wp:inline distT="0" distB="0" distL="0" distR="0" wp14:anchorId="1CB6CDE8" wp14:editId="394C3667">
-            <wp:extent cx="2150266" cy="2194560"/>
+          <wp:inline distT="0" distB="0" distL="0" distR="0" wp14:anchorId="72F12A29" wp14:editId="33220CB2">
+            <wp:extent cx="1742114" cy="1778000"/>
             <wp:effectExtent l="0" t="0" r="0" b="0"/>
-            <wp:docPr id="1" name="Picture 1"/>
+            <wp:docPr id="792923841" name="Picture 1"/>
             <wp:cNvGraphicFramePr>
               <a:graphicFrameLocks xmlns:a="http://schemas.openxmlformats.org/drawingml/2006/main" noChangeAspect="1"/>
             </wp:cNvGraphicFramePr>
@@ -195,118 +250,7 @@
               <a:graphicData uri="http://schemas.openxmlformats.org/drawingml/2006/picture">
                 <pic:pic xmlns:pic="http://schemas.openxmlformats.org/drawingml/2006/picture">
                   <pic:nvPicPr>
-                    <pic:cNvPr id="1" name="image1.png"/>
-                    <pic:cNvPicPr/>
-                  </pic:nvPicPr>
-                  <pic:blipFill>
-                    <a:blip r:embed="rId4"/>
-                    <a:stretch>
-                      <a:fillRect/>
-                    </a:stretch>
-                  </pic:blipFill>
-                  <pic:spPr>
-                    <a:xfrm>
-                      <a:off x="0" y="0"/>
-                      <a:ext cx="2150266" cy="2194560"/>
-                    </a:xfrm>
-                    <a:prstGeom prst="rect">
-                      <a:avLst/>
-                    </a:prstGeom>
-                  </pic:spPr>
-                </pic:pic>
-              </a:graphicData>
-            </a:graphic>
-          </wp:inline>
-        </w:drawing>
-      </w:r>
-    </w:p>
-    <w:p>
-      <w:pPr>
-        <w:spacing w:after="200"/>
-        <w:jc w:val="center"/>
-        <w:rPr>
-          <w:rFonts w:ascii="Times New Roman" w:hAnsi="Times New Roman"/>
-          <w:i/>
-          <w:sz w:val="20"/>
-        </w:rPr>
-      </w:pPr>
-      <w:r>
-        <w:rPr>
-          <w:rFonts w:ascii="Times New Roman" w:hAnsi="Times New Roman"/>
-          <w:i/>
-          <w:sz w:val="20"/>
-        </w:rPr>
-        <w:t>Figure 1: Real (blue) versus generated (orange) samples for the sine-wave GAN after 6000 steps.</w:t>
-      </w:r>
-    </w:p>
-    <w:p>
-      <w:pPr>
-        <w:jc w:val="both"/>
-        <w:rPr>
-          <w:rFonts w:ascii="Times New Roman" w:hAnsi="Times New Roman"/>
-          <w:sz w:val="20"/>
-        </w:rPr>
-      </w:pPr>
-      <w:r>
-        <w:rPr>
-          <w:rFonts w:ascii="Times New Roman" w:hAnsi="Times New Roman"/>
-          <w:sz w:val="20"/>
-        </w:rPr>
-        <w:t xml:space="preserve">Figure 1 shows the generated cloud lying almost exactly on the curve, and the losses agree: the discriminator settles at 1.35-1.39 (final 1.3796) and the generator at 0.68-0.76 (final 0.6979), close to this objective's equilibrium (about 2ln2 = 1.386 for D and ln2 = 0.693 for G). Neither loss runs away, which indicates genuine convergence with neither network dominating.</w:t>
-      </w:r>
-    </w:p>
-    <w:p>
-      <w:pPr>
-        <w:pStyle w:val="Heading2"/>
-      </w:pPr>
-      <w:r>
-        <w:rPr/>
-        <w:t xml:space="preserve">2.2 Task 2: a noisy parametric curve</w:t>
-      </w:r>
-    </w:p>
-    <w:p>
-      <w:pPr>
-        <w:jc w:val="both"/>
-        <w:rPr>
-          <w:rFonts w:ascii="Times New Roman" w:hAnsi="Times New Roman"/>
-          <w:sz w:val="20"/>
-        </w:rPr>
-      </w:pPr>
-      <w:r>
-        <w:rPr>
-          <w:rFonts w:ascii="Times New Roman" w:hAnsi="Times New Roman"/>
-          <w:sz w:val="20"/>
-        </w:rPr>
-        <w:t xml:space="preserve">The new target is y = sin(2x) + 0.3cos(5x) + e (e a small Gaussian noise term), harder than the sine because of the higher-frequency term and the noise band; 8000 steps.</w:t>
-      </w:r>
-    </w:p>
-    <w:p>
-      <w:pPr>
-        <w:jc w:val="center"/>
-        <w:rPr>
-          <w:rFonts w:ascii="Times New Roman" w:hAnsi="Times New Roman"/>
-          <w:sz w:val="20"/>
-        </w:rPr>
-      </w:pPr>
-      <w:r>
-        <w:rPr>
-          <w:rFonts w:ascii="Times New Roman" w:hAnsi="Times New Roman"/>
-          <w:noProof/>
-          <w:sz w:val="20"/>
-        </w:rPr>
-        <w:drawing>
-          <wp:inline distT="0" distB="0" distL="0" distR="0" wp14:anchorId="7A8D78AC" wp14:editId="66608AA2">
-            <wp:extent cx="2879102" cy="2194560"/>
-            <wp:effectExtent l="0" t="0" r="0" b="0"/>
-            <wp:docPr id="2" name="Picture 2"/>
-            <wp:cNvGraphicFramePr>
-              <a:graphicFrameLocks xmlns:a="http://schemas.openxmlformats.org/drawingml/2006/main" noChangeAspect="1"/>
-            </wp:cNvGraphicFramePr>
-            <a:graphic xmlns:a="http://schemas.openxmlformats.org/drawingml/2006/main">
-              <a:graphicData uri="http://schemas.openxmlformats.org/drawingml/2006/picture">
-                <pic:pic xmlns:pic="http://schemas.openxmlformats.org/drawingml/2006/picture">
-                  <pic:nvPicPr>
-                    <pic:cNvPr id="2" name="image2.png"/>
+                    <pic:cNvPr id="792923841" name=""/>
                     <pic:cNvPicPr/>
                   </pic:nvPicPr>
                   <pic:blipFill>
@@ -318,7 +262,7 @@
                   <pic:spPr>
                     <a:xfrm>
                       <a:off x="0" y="0"/>
-                      <a:ext cx="2879102" cy="2194560"/>
+                      <a:ext cx="1760940" cy="1797214"/>
                     </a:xfrm>
                     <a:prstGeom prst="rect">
                       <a:avLst/>
@@ -333,62 +277,77 @@
     </w:p>
     <w:p>
       <w:pPr>
-        <w:spacing w:after="200"/>
         <w:jc w:val="center"/>
         <w:rPr>
           <w:rFonts w:ascii="Times New Roman" w:hAnsi="Times New Roman"/>
-          <w:i/>
-          <w:sz w:val="20"/>
-        </w:rPr>
-      </w:pPr>
-      <w:r>
-        <w:rPr>
-          <w:rFonts w:ascii="Times New Roman" w:hAnsi="Times New Roman"/>
-          <w:i/>
-          <w:sz w:val="20"/>
-        </w:rPr>
-        <w:t>Figure 2: Real versus generated samples for the noisy parametric curve y = sin(2x) + 0.3cos(5x) + ε.</w:t>
-      </w:r>
-    </w:p>
-    <w:p>
-      <w:pPr>
-        <w:jc w:val="both"/>
-        <w:rPr>
-          <w:rFonts w:ascii="Times New Roman" w:hAnsi="Times New Roman"/>
-          <w:sz w:val="20"/>
-        </w:rPr>
-      </w:pPr>
-      <w:r>
-        <w:rPr>
-          <w:rFonts w:ascii="Times New Roman" w:hAnsi="Times New Roman"/>
-          <w:sz w:val="20"/>
-        </w:rPr>
-        <w:t xml:space="preserve">Figure 2 shows the generator tracing the double-bump shape and spreading its points into the same noisy band as the real data, so it captures both the mean trend of the target and its variance and does not collapse to a thin line. Losses stay healthy (D 1.1652-1.3705, G 0.7229-0.8429), a little noisier than Task 1 as expected for a more oscillatory target.</w:t>
+          <w:b/>
+          <w:bCs/>
+          <w:i/>
+          <w:sz w:val="18"/>
+          <w:szCs w:val="18"/>
+        </w:rPr>
+      </w:pPr>
+      <w:r>
+        <w:rPr>
+          <w:rFonts w:ascii="Times New Roman" w:hAnsi="Times New Roman"/>
+          <w:b/>
+          <w:bCs/>
+          <w:i/>
+          <w:sz w:val="18"/>
+          <w:szCs w:val="18"/>
+        </w:rPr>
+        <w:t>Figure 1: Real (blue) versus generated (orange) samples for the sine-wave GAN after 6000 steps.</w:t>
+      </w:r>
+    </w:p>
+    <w:p>
+      <w:pPr>
+        <w:jc w:val="both"/>
+        <w:rPr>
+          <w:rFonts w:ascii="Times New Roman" w:hAnsi="Times New Roman"/>
+          <w:sz w:val="20"/>
+        </w:rPr>
+      </w:pPr>
+      <w:r>
+        <w:rPr>
+          <w:rFonts w:ascii="Times New Roman" w:hAnsi="Times New Roman"/>
+          <w:sz w:val="20"/>
+        </w:rPr>
+        <w:lastRenderedPageBreak/>
+        <w:t>Figure 1 shows the generated cloud lying almost exactly on the curve, and the losses agree: the discriminator settles at 1.35-1.39 (final 1.3796) and the generator at 0.68-0.76 (final 0.6979), close to this objective's equilibrium (about 2ln2 = 1.386 for D and ln2 = 0.693 for G). Neither loss runs away, which indicates genuine convergence with neither network dominating.</w:t>
       </w:r>
     </w:p>
     <w:p>
       <w:pPr>
         <w:pStyle w:val="Heading2"/>
-      </w:pPr>
-      <w:r>
-        <w:rPr/>
-        <w:t xml:space="preserve">2.3 Task 3: does deeper, smoother architecture help?</w:t>
-      </w:r>
-    </w:p>
-    <w:p>
-      <w:pPr>
-        <w:jc w:val="both"/>
-        <w:rPr>
-          <w:rFonts w:ascii="Times New Roman" w:hAnsi="Times New Roman"/>
-          <w:sz w:val="20"/>
-        </w:rPr>
-      </w:pPr>
-      <w:r>
-        <w:rPr>
-          <w:rFonts w:ascii="Times New Roman" w:hAnsi="Times New Roman"/>
-          <w:sz w:val="20"/>
-        </w:rPr>
-        <w:t xml:space="preserve">The baseline generator (depth 2, ReLU) is compared against a deeper variant (depth 4, ELU) on the same target and budget, changing only the generator, so any difference is attributable to depth and activation alone.</w:t>
+        <w:rPr>
+          <w:rFonts w:ascii="Times New Roman" w:hAnsi="Times New Roman"/>
+          <w:sz w:val="24"/>
+          <w:szCs w:val="24"/>
+        </w:rPr>
+      </w:pPr>
+      <w:r>
+        <w:rPr>
+          <w:rFonts w:ascii="Times New Roman" w:hAnsi="Times New Roman"/>
+          <w:sz w:val="24"/>
+          <w:szCs w:val="24"/>
+        </w:rPr>
+        <w:t>2.2 Task 2: a noisy parametric curve</w:t>
+      </w:r>
+    </w:p>
+    <w:p>
+      <w:pPr>
+        <w:jc w:val="both"/>
+        <w:rPr>
+          <w:rFonts w:ascii="Times New Roman" w:hAnsi="Times New Roman"/>
+          <w:sz w:val="20"/>
+        </w:rPr>
+      </w:pPr>
+      <w:r>
+        <w:rPr>
+          <w:rFonts w:ascii="Times New Roman" w:hAnsi="Times New Roman"/>
+          <w:sz w:val="20"/>
+        </w:rPr>
+        <w:t>The new target is y = sin(2x) + 0.3cos(5x) + e (e a small Gaussian noise term), harder than the sine because of the higher-frequency term and the noise band; 8000 steps.</w:t>
       </w:r>
     </w:p>
     <w:p>
@@ -402,14 +361,13 @@
       <w:r>
         <w:rPr>
           <w:rFonts w:ascii="Times New Roman" w:hAnsi="Times New Roman"/>
-          <w:noProof/>
           <w:sz w:val="20"/>
         </w:rPr>
         <w:drawing>
-          <wp:inline distT="0" distB="0" distL="0" distR="0" wp14:anchorId="6AD98871" wp14:editId="7876A131">
-            <wp:extent cx="4105575" cy="2194560"/>
-            <wp:effectExtent l="0" t="0" r="0" b="0"/>
-            <wp:docPr id="3" name="Picture 3"/>
+          <wp:inline distT="0" distB="0" distL="0" distR="0" wp14:anchorId="6A36811D" wp14:editId="2D44FF71">
+            <wp:extent cx="2793304" cy="2129175"/>
+            <wp:effectExtent l="0" t="0" r="7620" b="4445"/>
+            <wp:docPr id="218681641" name="Picture 1"/>
             <wp:cNvGraphicFramePr>
               <a:graphicFrameLocks xmlns:a="http://schemas.openxmlformats.org/drawingml/2006/main" noChangeAspect="1"/>
             </wp:cNvGraphicFramePr>
@@ -417,7 +375,7 @@
               <a:graphicData uri="http://schemas.openxmlformats.org/drawingml/2006/picture">
                 <pic:pic xmlns:pic="http://schemas.openxmlformats.org/drawingml/2006/picture">
                   <pic:nvPicPr>
-                    <pic:cNvPr id="3" name="image3.png"/>
+                    <pic:cNvPr id="218681641" name=""/>
                     <pic:cNvPicPr/>
                   </pic:nvPicPr>
                   <pic:blipFill>
@@ -429,7 +387,7 @@
                   <pic:spPr>
                     <a:xfrm>
                       <a:off x="0" y="0"/>
-                      <a:ext cx="4105575" cy="2194560"/>
+                      <a:ext cx="2805286" cy="2138309"/>
                     </a:xfrm>
                     <a:prstGeom prst="rect">
                       <a:avLst/>
@@ -448,67 +406,73 @@
         <w:jc w:val="center"/>
         <w:rPr>
           <w:rFonts w:ascii="Times New Roman" w:hAnsi="Times New Roman"/>
-          <w:i/>
-          <w:sz w:val="20"/>
-        </w:rPr>
-      </w:pPr>
-      <w:r>
-        <w:rPr>
-          <w:rFonts w:ascii="Times New Roman" w:hAnsi="Times New Roman"/>
-          <w:i/>
-          <w:sz w:val="20"/>
-        </w:rPr>
-        <w:t>Figure 3: Generated samples from the baseline (depth 2, ReLU) and modified (depth 4, ELU) generators against the real curve.</w:t>
-      </w:r>
-    </w:p>
-    <w:p>
-      <w:pPr>
-        <w:jc w:val="both"/>
-        <w:rPr>
-          <w:rFonts w:ascii="Times New Roman" w:hAnsi="Times New Roman"/>
-          <w:sz w:val="20"/>
-        </w:rPr>
-      </w:pPr>
-      <w:r>
-        <w:rPr>
-          <w:rFonts w:ascii="Times New Roman" w:hAnsi="Times New Roman"/>
-          <w:sz w:val="20"/>
-        </w:rPr>
-        <w:t xml:space="preserve">Figure 3 shows a visible but modest gain: the deeper ELU generator sits slightly tighter around the curve with fewer stray points, and its losses stay stable (final D 1.3821, G 0.7089), so the added depth caused no optimisation trouble. That the gain is small is itself informative, because a 2D curve is simple enough that the shallow baseline already captures most of the structure, so architecture matters least exactly where the target is easiest, a point the harder Part 2 datasets test directly.</w:t>
-      </w:r>
-    </w:p>
-    <w:p>
-      <w:pPr>
-        <w:pStyle w:val="Heading1"/>
-      </w:pPr>
-      <w:r>
-        <w:rPr/>
-        <w:t xml:space="preserve">3. Matching architecture to the data</w:t>
+          <w:b/>
+          <w:bCs/>
+          <w:i/>
+          <w:sz w:val="18"/>
+          <w:szCs w:val="18"/>
+        </w:rPr>
+      </w:pPr>
+      <w:r>
+        <w:rPr>
+          <w:rFonts w:ascii="Times New Roman" w:hAnsi="Times New Roman"/>
+          <w:b/>
+          <w:bCs/>
+          <w:i/>
+          <w:sz w:val="18"/>
+          <w:szCs w:val="18"/>
+        </w:rPr>
+        <w:t>Figure 2: Real versus generated samples for the noisy parametric curve y = sin(2x) + 0.3cos(5x) + ε.</w:t>
+      </w:r>
+    </w:p>
+    <w:p>
+      <w:pPr>
+        <w:jc w:val="both"/>
+        <w:rPr>
+          <w:rFonts w:ascii="Times New Roman" w:hAnsi="Times New Roman"/>
+          <w:sz w:val="20"/>
+        </w:rPr>
+      </w:pPr>
+      <w:r>
+        <w:rPr>
+          <w:rFonts w:ascii="Times New Roman" w:hAnsi="Times New Roman"/>
+          <w:sz w:val="20"/>
+        </w:rPr>
+        <w:t>Figure 2 shows the generator tracing the double-bump shape and spreading its points into the same noisy band as the real data, so it captures both the mean trend of the target and its variance and does not collapse to a thin line. Losses stay healthy (D 1.1652-1.3705, G 0.7229-0.8429), a little noisier than Task 1 as expected for a more oscillatory target.</w:t>
       </w:r>
     </w:p>
     <w:p>
       <w:pPr>
         <w:pStyle w:val="Heading2"/>
-      </w:pPr>
-      <w:r>
-        <w:rPr/>
-        <w:t xml:space="preserve">3.1 Convolutional generation for retinal scans (OCTMNIST)</w:t>
-      </w:r>
-    </w:p>
-    <w:p>
-      <w:pPr>
-        <w:jc w:val="both"/>
-        <w:rPr>
-          <w:rFonts w:ascii="Times New Roman" w:hAnsi="Times New Roman"/>
-          <w:sz w:val="20"/>
-        </w:rPr>
-      </w:pPr>
-      <w:r>
-        <w:rPr>
-          <w:rFonts w:ascii="Times New Roman" w:hAnsi="Times New Roman"/>
-          <w:sz w:val="20"/>
-        </w:rPr>
-        <w:t xml:space="preserve">OCTMNIST (Yang et al., 2023) provides 97,477 training scans of 28x28 pixels in four diagnostic classes (choroidal neovascularisation, diabetic macular oedema, drusen, normal), rescaled to 32x32 in [-1, 1] to match the generator's tanh. The design question here answers itself once the data are seen: a scan is a curved retinal band on a dark background, strong local structure that convolutions capture far more efficiently than a dense network, so a DCGAN (Radford et al., 2016) is the natural fit. The generator upsamples a 100-D latent vector via transposed convolutions, and the discriminator mirrors it with strided convolutions and 0.3 dropout. Training used a manual tf.GradientTape loop for 35 epochs with one-sided label smoothing (real labels 0.9), which stops the discriminator over-confidently starving the generator of gradient (Salimans et al., 2016).</w:t>
+        <w:rPr>
+          <w:rFonts w:ascii="Times New Roman" w:hAnsi="Times New Roman"/>
+          <w:sz w:val="24"/>
+          <w:szCs w:val="24"/>
+        </w:rPr>
+      </w:pPr>
+      <w:r>
+        <w:rPr>
+          <w:rFonts w:ascii="Times New Roman" w:hAnsi="Times New Roman"/>
+          <w:sz w:val="24"/>
+          <w:szCs w:val="24"/>
+        </w:rPr>
+        <w:t>2.3 Task 3: does deeper, smoother architecture help?</w:t>
+      </w:r>
+    </w:p>
+    <w:p>
+      <w:pPr>
+        <w:jc w:val="both"/>
+        <w:rPr>
+          <w:rFonts w:ascii="Times New Roman" w:hAnsi="Times New Roman"/>
+          <w:sz w:val="20"/>
+        </w:rPr>
+      </w:pPr>
+      <w:r>
+        <w:rPr>
+          <w:rFonts w:ascii="Times New Roman" w:hAnsi="Times New Roman"/>
+          <w:sz w:val="20"/>
+        </w:rPr>
+        <w:t>The baseline generator (depth 2, ReLU) is compared against a deeper variant (depth 4, ELU) on the same target and budget, changing only the generator, so any difference is attributable to depth and activation alone.</w:t>
       </w:r>
     </w:p>
     <w:p>
@@ -522,14 +486,13 @@
       <w:r>
         <w:rPr>
           <w:rFonts w:ascii="Times New Roman" w:hAnsi="Times New Roman"/>
-          <w:noProof/>
           <w:sz w:val="20"/>
         </w:rPr>
         <w:drawing>
-          <wp:inline distT="0" distB="0" distL="0" distR="0" wp14:anchorId="5817FED0" wp14:editId="777E6D93">
-            <wp:extent cx="3871429" cy="2194560"/>
-            <wp:effectExtent l="0" t="0" r="0" b="0"/>
-            <wp:docPr id="4" name="Picture 4"/>
+          <wp:inline distT="0" distB="0" distL="0" distR="0" wp14:anchorId="767EB386" wp14:editId="54C71AF2">
+            <wp:extent cx="3306871" cy="1767743"/>
+            <wp:effectExtent l="0" t="0" r="8255" b="4445"/>
+            <wp:docPr id="1788411955" name="Picture 1"/>
             <wp:cNvGraphicFramePr>
               <a:graphicFrameLocks xmlns:a="http://schemas.openxmlformats.org/drawingml/2006/main" noChangeAspect="1"/>
             </wp:cNvGraphicFramePr>
@@ -537,7 +500,7 @@
               <a:graphicData uri="http://schemas.openxmlformats.org/drawingml/2006/picture">
                 <pic:pic xmlns:pic="http://schemas.openxmlformats.org/drawingml/2006/picture">
                   <pic:nvPicPr>
-                    <pic:cNvPr id="4" name="image4.png"/>
+                    <pic:cNvPr id="1788411955" name=""/>
                     <pic:cNvPicPr/>
                   </pic:nvPicPr>
                   <pic:blipFill>
@@ -549,7 +512,7 @@
                   <pic:spPr>
                     <a:xfrm>
                       <a:off x="0" y="0"/>
-                      <a:ext cx="3871429" cy="2194560"/>
+                      <a:ext cx="3319803" cy="1774656"/>
                     </a:xfrm>
                     <a:prstGeom prst="rect">
                       <a:avLst/>
@@ -568,33 +531,92 @@
         <w:jc w:val="center"/>
         <w:rPr>
           <w:rFonts w:ascii="Times New Roman" w:hAnsi="Times New Roman"/>
-          <w:i/>
-          <w:sz w:val="20"/>
-        </w:rPr>
-      </w:pPr>
-      <w:r>
-        <w:rPr>
-          <w:rFonts w:ascii="Times New Roman" w:hAnsi="Times New Roman"/>
-          <w:i/>
-          <w:sz w:val="20"/>
-        </w:rPr>
-        <w:t>Figure 4: OCTMNIST diagnostic-class counts in the training split.</w:t>
-      </w:r>
-    </w:p>
-    <w:p>
-      <w:pPr>
-        <w:jc w:val="both"/>
-        <w:rPr>
-          <w:rFonts w:ascii="Times New Roman" w:hAnsi="Times New Roman"/>
-          <w:sz w:val="20"/>
-        </w:rPr>
-      </w:pPr>
-      <w:r>
-        <w:rPr>
-          <w:rFonts w:ascii="Times New Roman" w:hAnsi="Times New Roman"/>
-          <w:sz w:val="20"/>
-        </w:rPr>
-        <w:t xml:space="preserve">Figure 4 shows the four classes are unevenly represented. This is relevant later, because an imbalanced training set is the condition under which a class-conditional generator gives uneven quality.</w:t>
+          <w:b/>
+          <w:bCs/>
+          <w:i/>
+          <w:sz w:val="18"/>
+          <w:szCs w:val="18"/>
+        </w:rPr>
+      </w:pPr>
+      <w:r>
+        <w:rPr>
+          <w:rFonts w:ascii="Times New Roman" w:hAnsi="Times New Roman"/>
+          <w:b/>
+          <w:bCs/>
+          <w:i/>
+          <w:sz w:val="18"/>
+          <w:szCs w:val="18"/>
+        </w:rPr>
+        <w:t>Figure 3: Generated samples from the baseline (depth 2, ReLU) and modified (depth 4, ELU) generators against the real curve.</w:t>
+      </w:r>
+    </w:p>
+    <w:p>
+      <w:pPr>
+        <w:jc w:val="both"/>
+        <w:rPr>
+          <w:rFonts w:ascii="Times New Roman" w:hAnsi="Times New Roman"/>
+          <w:sz w:val="20"/>
+        </w:rPr>
+      </w:pPr>
+      <w:r>
+        <w:rPr>
+          <w:rFonts w:ascii="Times New Roman" w:hAnsi="Times New Roman"/>
+          <w:sz w:val="20"/>
+        </w:rPr>
+        <w:t>Figure 3 shows a visible but modest gain: the deeper ELU generator sits slightly tighter around the curve with fewer stray points, and its losses stay stable (final D 1.3821, G 0.7089), so the added depth caused no optimisation trouble. That the gain is small is itself informative, because a 2D curve is simple enough that the shallow baseline already captures most of the structure, so architecture matters least exactly where the target is easiest, a point the harder Part 2 datasets test directly.</w:t>
+      </w:r>
+    </w:p>
+    <w:p>
+      <w:pPr>
+        <w:pStyle w:val="Heading1"/>
+        <w:rPr>
+          <w:rFonts w:ascii="Times New Roman" w:hAnsi="Times New Roman"/>
+          <w:sz w:val="24"/>
+          <w:szCs w:val="24"/>
+        </w:rPr>
+      </w:pPr>
+      <w:r>
+        <w:rPr>
+          <w:rFonts w:ascii="Times New Roman" w:hAnsi="Times New Roman"/>
+          <w:sz w:val="24"/>
+          <w:szCs w:val="24"/>
+        </w:rPr>
+        <w:lastRenderedPageBreak/>
+        <w:t>3. Matching architecture to the data</w:t>
+      </w:r>
+    </w:p>
+    <w:p>
+      <w:pPr>
+        <w:pStyle w:val="Heading2"/>
+        <w:rPr>
+          <w:rFonts w:ascii="Times New Roman" w:hAnsi="Times New Roman"/>
+          <w:sz w:val="24"/>
+          <w:szCs w:val="24"/>
+        </w:rPr>
+      </w:pPr>
+      <w:r>
+        <w:rPr>
+          <w:rFonts w:ascii="Times New Roman" w:hAnsi="Times New Roman"/>
+          <w:sz w:val="24"/>
+          <w:szCs w:val="24"/>
+        </w:rPr>
+        <w:t>3.1 Convolutional generation for retinal scans (OCTMNIST)</w:t>
+      </w:r>
+    </w:p>
+    <w:p>
+      <w:pPr>
+        <w:jc w:val="both"/>
+        <w:rPr>
+          <w:rFonts w:ascii="Times New Roman" w:hAnsi="Times New Roman"/>
+          <w:sz w:val="20"/>
+        </w:rPr>
+      </w:pPr>
+      <w:r>
+        <w:rPr>
+          <w:rFonts w:ascii="Times New Roman" w:hAnsi="Times New Roman"/>
+          <w:sz w:val="20"/>
+        </w:rPr>
+        <w:t>OCTMNIST (Yang et al., 2023) provides 97,477 training scans of 28x28 pixels in four diagnostic classes (choroidal neovascularisation, diabetic macular oedema, drusen, normal), rescaled to 32x32 in [-1, 1] to match the generator's tanh. The design question here answers itself once the data are seen: a scan is a curved retinal band on a dark background, strong local structure that convolutions capture far more efficiently than a dense network, so a DCGAN (Radford et al., 2016) is the natural fit. The generator upsamples a 100-D latent vector via transposed convolutions, and the discriminator mirrors it with strided convolutions and 0.3 dropout. Training used a manual tf.GradientTape loop for 35 epochs with one-sided label smoothing (real labels 0.9), which stops the discriminator over-confidently starving the generator of gradient (Salimans et al., 2016).</w:t>
       </w:r>
     </w:p>
     <w:p>
@@ -608,14 +630,13 @@
       <w:r>
         <w:rPr>
           <w:rFonts w:ascii="Times New Roman" w:hAnsi="Times New Roman"/>
-          <w:noProof/>
           <w:sz w:val="20"/>
         </w:rPr>
         <w:drawing>
-          <wp:inline distT="0" distB="0" distL="0" distR="0" wp14:anchorId="6562A987" wp14:editId="4E8EA056">
-            <wp:extent cx="3878366" cy="2194560"/>
-            <wp:effectExtent l="0" t="0" r="0" b="0"/>
-            <wp:docPr id="5" name="Picture 5"/>
+          <wp:inline distT="0" distB="0" distL="0" distR="0" wp14:anchorId="09D8C56C" wp14:editId="0E023ADC">
+            <wp:extent cx="2703786" cy="1532525"/>
+            <wp:effectExtent l="0" t="0" r="1905" b="0"/>
+            <wp:docPr id="1231521618" name="Picture 1"/>
             <wp:cNvGraphicFramePr>
               <a:graphicFrameLocks xmlns:a="http://schemas.openxmlformats.org/drawingml/2006/main" noChangeAspect="1"/>
             </wp:cNvGraphicFramePr>
@@ -623,7 +644,7 @@
               <a:graphicData uri="http://schemas.openxmlformats.org/drawingml/2006/picture">
                 <pic:pic xmlns:pic="http://schemas.openxmlformats.org/drawingml/2006/picture">
                   <pic:nvPicPr>
-                    <pic:cNvPr id="5" name="image5.png"/>
+                    <pic:cNvPr id="1231521618" name=""/>
                     <pic:cNvPicPr/>
                   </pic:nvPicPr>
                   <pic:blipFill>
@@ -635,7 +656,7 @@
                   <pic:spPr>
                     <a:xfrm>
                       <a:off x="0" y="0"/>
-                      <a:ext cx="3878366" cy="2194560"/>
+                      <a:ext cx="2715120" cy="1538949"/>
                     </a:xfrm>
                     <a:prstGeom prst="rect">
                       <a:avLst/>
@@ -654,33 +675,39 @@
         <w:jc w:val="center"/>
         <w:rPr>
           <w:rFonts w:ascii="Times New Roman" w:hAnsi="Times New Roman"/>
-          <w:i/>
-          <w:sz w:val="20"/>
-        </w:rPr>
-      </w:pPr>
-      <w:r>
-        <w:rPr>
-          <w:rFonts w:ascii="Times New Roman" w:hAnsi="Times New Roman"/>
-          <w:i/>
-          <w:sz w:val="20"/>
-        </w:rPr>
-        <w:t>Figure 5: Generator and discriminator loss curves over the 35-epoch DCGAN run.</w:t>
-      </w:r>
-    </w:p>
-    <w:p>
-      <w:pPr>
-        <w:jc w:val="both"/>
-        <w:rPr>
-          <w:rFonts w:ascii="Times New Roman" w:hAnsi="Times New Roman"/>
-          <w:sz w:val="20"/>
-        </w:rPr>
-      </w:pPr>
-      <w:r>
-        <w:rPr>
-          <w:rFonts w:ascii="Times New Roman" w:hAnsi="Times New Roman"/>
-          <w:sz w:val="20"/>
-        </w:rPr>
-        <w:t xml:space="preserve">Figure 5 shows neither network diverging: the discriminator stays around 0.9 to 1.55 and the generator around 0.4 to 1.66, oscillating within a stable band. That stability is what makes the sample quality below a product of real learning.</w:t>
+          <w:b/>
+          <w:bCs/>
+          <w:i/>
+          <w:sz w:val="18"/>
+          <w:szCs w:val="18"/>
+        </w:rPr>
+      </w:pPr>
+      <w:r>
+        <w:rPr>
+          <w:rFonts w:ascii="Times New Roman" w:hAnsi="Times New Roman"/>
+          <w:b/>
+          <w:bCs/>
+          <w:i/>
+          <w:sz w:val="18"/>
+          <w:szCs w:val="18"/>
+        </w:rPr>
+        <w:t>Figure 4: OCTMNIST diagnostic-class counts in the training split.</w:t>
+      </w:r>
+    </w:p>
+    <w:p>
+      <w:pPr>
+        <w:jc w:val="both"/>
+        <w:rPr>
+          <w:rFonts w:ascii="Times New Roman" w:hAnsi="Times New Roman"/>
+          <w:sz w:val="20"/>
+        </w:rPr>
+      </w:pPr>
+      <w:r>
+        <w:rPr>
+          <w:rFonts w:ascii="Times New Roman" w:hAnsi="Times New Roman"/>
+          <w:sz w:val="20"/>
+        </w:rPr>
+        <w:t>Figure 4 shows the four classes are unevenly represented. This is relevant later, because an imbalanced training set is the condition under which a class-conditional generator gives uneven quality.</w:t>
       </w:r>
     </w:p>
     <w:p>
@@ -694,15 +721,13 @@
       <w:r>
         <w:rPr>
           <w:rFonts w:ascii="Times New Roman" w:hAnsi="Times New Roman"/>
-          <w:noProof/>
-          <w:sz w:val="20"/>
-        </w:rPr>
-        <w:lastRenderedPageBreak/>
+          <w:sz w:val="20"/>
+        </w:rPr>
         <w:drawing>
-          <wp:inline distT="0" distB="0" distL="0" distR="0" wp14:anchorId="6C2C4DCF" wp14:editId="462D2D2C">
-            <wp:extent cx="4206240" cy="1841890"/>
+          <wp:inline distT="0" distB="0" distL="0" distR="0" wp14:anchorId="1B9B410A" wp14:editId="328FBB08">
+            <wp:extent cx="3144033" cy="1778925"/>
             <wp:effectExtent l="0" t="0" r="0" b="0"/>
-            <wp:docPr id="6" name="Picture 6"/>
+            <wp:docPr id="2096729287" name="Picture 1"/>
             <wp:cNvGraphicFramePr>
               <a:graphicFrameLocks xmlns:a="http://schemas.openxmlformats.org/drawingml/2006/main" noChangeAspect="1"/>
             </wp:cNvGraphicFramePr>
@@ -710,12 +735,103 @@
               <a:graphicData uri="http://schemas.openxmlformats.org/drawingml/2006/picture">
                 <pic:pic xmlns:pic="http://schemas.openxmlformats.org/drawingml/2006/picture">
                   <pic:nvPicPr>
-                    <pic:cNvPr id="6" name="image6.png"/>
+                    <pic:cNvPr id="2096729287" name=""/>
+                    <pic:cNvPicPr/>
+                  </pic:nvPicPr>
+                  <pic:blipFill>
+                    <a:blip r:embed="rId9"/>
+                    <a:stretch>
+                      <a:fillRect/>
+                    </a:stretch>
+                  </pic:blipFill>
+                  <pic:spPr>
+                    <a:xfrm>
+                      <a:off x="0" y="0"/>
+                      <a:ext cx="3151913" cy="1783384"/>
+                    </a:xfrm>
+                    <a:prstGeom prst="rect">
+                      <a:avLst/>
+                    </a:prstGeom>
+                  </pic:spPr>
+                </pic:pic>
+              </a:graphicData>
+            </a:graphic>
+          </wp:inline>
+        </w:drawing>
+      </w:r>
+    </w:p>
+    <w:p>
+      <w:pPr>
+        <w:spacing w:after="200"/>
+        <w:jc w:val="center"/>
+        <w:rPr>
+          <w:rFonts w:ascii="Times New Roman" w:hAnsi="Times New Roman"/>
+          <w:b/>
+          <w:bCs/>
+          <w:i/>
+          <w:sz w:val="18"/>
+          <w:szCs w:val="18"/>
+        </w:rPr>
+      </w:pPr>
+      <w:r>
+        <w:rPr>
+          <w:rFonts w:ascii="Times New Roman" w:hAnsi="Times New Roman"/>
+          <w:b/>
+          <w:bCs/>
+          <w:i/>
+          <w:sz w:val="18"/>
+          <w:szCs w:val="18"/>
+        </w:rPr>
+        <w:t>Figure 5: Generator and discriminator loss curves over the 35-epoch DCGAN run.</w:t>
+      </w:r>
+    </w:p>
+    <w:p>
+      <w:pPr>
+        <w:jc w:val="both"/>
+        <w:rPr>
+          <w:rFonts w:ascii="Times New Roman" w:hAnsi="Times New Roman"/>
+          <w:sz w:val="20"/>
+        </w:rPr>
+      </w:pPr>
+      <w:r>
+        <w:rPr>
+          <w:rFonts w:ascii="Times New Roman" w:hAnsi="Times New Roman"/>
+          <w:sz w:val="20"/>
+        </w:rPr>
+        <w:t>Figure 5 shows neither network diverging: the discriminator stays around 0.9 to 1.55 and the generator around 0.4 to 1.66, oscillating within a stable band. That stability is what makes the sample quality below a product of real learning.</w:t>
+      </w:r>
+    </w:p>
+    <w:p>
+      <w:pPr>
+        <w:jc w:val="center"/>
+        <w:rPr>
+          <w:rFonts w:ascii="Times New Roman" w:hAnsi="Times New Roman"/>
+          <w:sz w:val="20"/>
+        </w:rPr>
+      </w:pPr>
+      <w:r>
+        <w:rPr>
+          <w:rFonts w:ascii="Times New Roman" w:hAnsi="Times New Roman"/>
+          <w:sz w:val="20"/>
+        </w:rPr>
+        <w:drawing>
+          <wp:inline distT="0" distB="0" distL="0" distR="0" wp14:anchorId="5A64AC55" wp14:editId="554C4CD3">
+            <wp:extent cx="4697260" cy="1327812"/>
+            <wp:effectExtent l="0" t="0" r="8255" b="5715"/>
+            <wp:docPr id="1403047598" name="Picture 1"/>
+            <wp:cNvGraphicFramePr>
+              <a:graphicFrameLocks xmlns:a="http://schemas.openxmlformats.org/drawingml/2006/main" noChangeAspect="1"/>
+            </wp:cNvGraphicFramePr>
+            <a:graphic xmlns:a="http://schemas.openxmlformats.org/drawingml/2006/main">
+              <a:graphicData uri="http://schemas.openxmlformats.org/drawingml/2006/picture">
+                <pic:pic xmlns:pic="http://schemas.openxmlformats.org/drawingml/2006/picture">
+                  <pic:nvPicPr>
+                    <pic:cNvPr id="1403047598" name=""/>
                     <pic:cNvPicPr/>
                   </pic:nvPicPr>
                   <pic:blipFill rotWithShape="1">
-                    <a:blip r:embed="rId9"/>
-                    <a:srcRect t="35190"/>
+                    <a:blip r:embed="rId10"/>
+                    <a:srcRect t="35439"/>
                     <a:stretch>
                       <a:fillRect/>
                     </a:stretch>
@@ -723,7 +839,7 @@
                   <pic:spPr bwMode="auto">
                     <a:xfrm>
                       <a:off x="0" y="0"/>
-                      <a:ext cx="4206240" cy="1841890"/>
+                      <a:ext cx="4710840" cy="1331651"/>
                     </a:xfrm>
                     <a:prstGeom prst="rect">
                       <a:avLst/>
@@ -750,15 +866,21 @@
         <w:jc w:val="center"/>
         <w:rPr>
           <w:rFonts w:ascii="Times New Roman" w:hAnsi="Times New Roman"/>
-          <w:i/>
-          <w:sz w:val="20"/>
-        </w:rPr>
-      </w:pPr>
-      <w:r>
-        <w:rPr>
-          <w:rFonts w:ascii="Times New Roman" w:hAnsi="Times New Roman"/>
-          <w:i/>
-          <w:sz w:val="20"/>
+          <w:b/>
+          <w:bCs/>
+          <w:i/>
+          <w:sz w:val="18"/>
+          <w:szCs w:val="18"/>
+        </w:rPr>
+      </w:pPr>
+      <w:r>
+        <w:rPr>
+          <w:rFonts w:ascii="Times New Roman" w:hAnsi="Times New Roman"/>
+          <w:b/>
+          <w:bCs/>
+          <w:i/>
+          <w:sz w:val="18"/>
+          <w:szCs w:val="18"/>
         </w:rPr>
         <w:t>Figure 6: Real (left) versus generated (right) OCT scans from the trained generator.</w:t>
       </w:r>
@@ -776,7 +898,8 @@
           <w:rFonts w:ascii="Times New Roman" w:hAnsi="Times New Roman"/>
           <w:sz w:val="20"/>
         </w:rPr>
-        <w:t xml:space="preserve">Figure 6 shows the generator reproduces the main anatomy with real variation in band position and curvature, so it is not memorising one image; its weakness is fine detail, since the fakes are softer and lose sub-layer texture and speckle. It scores FID = 39.23 (Heusel et al., 2017), a believable mid-range value for a 35-epoch DCGAN, though it should be read cautiously: FID passes 28x28 greyscale (upscaled) through an ImageNet-trained InceptionV3 (Szegedy et al., 2016), a domain it was never calibrated for. For class control, the DCGAN was made conditional (Mirza and Osindero, 2014) by concatenating a class embedding onto the latent vector and feeding the label to the discriminator as an extra channel.</w:t>
+        <w:lastRenderedPageBreak/>
+        <w:t>Figure 6 shows the generator reproduces the main anatomy with real variation in band position and curvature, so it is not memorising one image; its weakness is fine detail, since the fakes are softer and lose sub-layer texture and speckle. It scores FID = 39.23 (Heusel et al., 2017), a believable mid-range value for a 35-epoch DCGAN, though it should be read cautiously: FID passes 28x28 greyscale (upscaled) through an ImageNet-trained InceptionV3 (Szegedy et al., 2016), a domain it was never calibrated for. For class control, the DCGAN was made conditional (Mirza and Osindero, 2014) by concatenating a class embedding onto the latent vector and feeding the label to the discriminator as an extra channel.</w:t>
       </w:r>
     </w:p>
     <w:p>
@@ -790,14 +913,13 @@
       <w:r>
         <w:rPr>
           <w:rFonts w:ascii="Times New Roman" w:hAnsi="Times New Roman"/>
-          <w:noProof/>
           <w:sz w:val="20"/>
         </w:rPr>
         <w:drawing>
-          <wp:inline distT="0" distB="0" distL="0" distR="0" wp14:anchorId="15A55358" wp14:editId="189774A3">
-            <wp:extent cx="4012910" cy="2194560"/>
-            <wp:effectExtent l="0" t="0" r="0" b="0"/>
-            <wp:docPr id="7" name="Picture 7"/>
+          <wp:inline distT="0" distB="0" distL="0" distR="0" wp14:anchorId="42B6CEAE" wp14:editId="7AE0B6AE">
+            <wp:extent cx="3539359" cy="1935550"/>
+            <wp:effectExtent l="0" t="0" r="4445" b="7620"/>
+            <wp:docPr id="324207965" name="Picture 1"/>
             <wp:cNvGraphicFramePr>
               <a:graphicFrameLocks xmlns:a="http://schemas.openxmlformats.org/drawingml/2006/main" noChangeAspect="1"/>
             </wp:cNvGraphicFramePr>
@@ -805,119 +927,7 @@
               <a:graphicData uri="http://schemas.openxmlformats.org/drawingml/2006/picture">
                 <pic:pic xmlns:pic="http://schemas.openxmlformats.org/drawingml/2006/picture">
                   <pic:nvPicPr>
-                    <pic:cNvPr id="7" name="image7.png"/>
-                    <pic:cNvPicPr/>
-                  </pic:nvPicPr>
-                  <pic:blipFill>
-                    <a:blip r:embed="rId10"/>
-                    <a:stretch>
-                      <a:fillRect/>
-                    </a:stretch>
-                  </pic:blipFill>
-                  <pic:spPr>
-                    <a:xfrm>
-                      <a:off x="0" y="0"/>
-                      <a:ext cx="4012910" cy="2194560"/>
-                    </a:xfrm>
-                    <a:prstGeom prst="rect">
-                      <a:avLst/>
-                    </a:prstGeom>
-                  </pic:spPr>
-                </pic:pic>
-              </a:graphicData>
-            </a:graphic>
-          </wp:inline>
-        </w:drawing>
-      </w:r>
-    </w:p>
-    <w:p>
-      <w:pPr>
-        <w:spacing w:after="200"/>
-        <w:jc w:val="center"/>
-        <w:rPr>
-          <w:rFonts w:ascii="Times New Roman" w:hAnsi="Times New Roman"/>
-          <w:i/>
-          <w:sz w:val="20"/>
-        </w:rPr>
-      </w:pPr>
-      <w:r>
-        <w:rPr>
-          <w:rFonts w:ascii="Times New Roman" w:hAnsi="Times New Roman"/>
-          <w:i/>
-          <w:sz w:val="20"/>
-        </w:rPr>
-        <w:t>Figure 7: Class-conditional samples, one diagnostic class per row.</w:t>
-      </w:r>
-    </w:p>
-    <w:p>
-      <w:pPr>
-        <w:jc w:val="both"/>
-        <w:rPr>
-          <w:rFonts w:ascii="Times New Roman" w:hAnsi="Times New Roman"/>
-          <w:sz w:val="20"/>
-        </w:rPr>
-      </w:pPr>
-      <w:r>
-        <w:rPr>
-          <w:rFonts w:ascii="Times New Roman" w:hAnsi="Times New Roman"/>
-          <w:sz w:val="20"/>
-        </w:rPr>
-        <w:t xml:space="preserve">Figure 7 shows visibly different scans per row, so the label steers the output and is not ignored; better-represented classes look sharper, which is the direct effect of the imbalance in Figure 4. The duck test, if it looks and quacks like a duck then assume it is one, captures a real risk: the discriminator only judges whether an image looks real, never whether it is anatomically correct, so nothing stops the generator inventing convincing structure that matches no real scan. Synthetic OCT images are therefore fine for augmentation or teaching but never diagnostic ground truth, and any model trained on mixed data should be re-validated on real-only data.</w:t>
-      </w:r>
-    </w:p>
-    <w:p>
-      <w:pPr>
-        <w:pStyle w:val="Heading2"/>
-      </w:pPr>
-      <w:r>
-        <w:rPr/>
-        <w:t xml:space="preserve">3.2 A dense architecture for network traffic (CICIDS 2017)</w:t>
-      </w:r>
-    </w:p>
-    <w:p>
-      <w:pPr>
-        <w:jc w:val="both"/>
-        <w:rPr>
-          <w:rFonts w:ascii="Times New Roman" w:hAnsi="Times New Roman"/>
-          <w:sz w:val="20"/>
-        </w:rPr>
-      </w:pPr>
-      <w:r>
-        <w:rPr>
-          <w:rFonts w:ascii="Times New Roman" w:hAnsi="Times New Roman"/>
-          <w:sz w:val="20"/>
-        </w:rPr>
-        <w:t xml:space="preserve">CICIDS 2017 (Sharafaldin et al., 2018) was pulled via kagglehub and its eight daily files combined into 2,830,743 flows across 80 columns (78 numeric features). Here the design question forces the opposite answer to the image sections: because each flow is a feature vector with no spatial axis, a convolution has nothing to exploit, so a dense GAN replaces the DCGAN. The generator widens 96 to 192 to 384 (Dense with batch norm and ReLU) and ends in a linear projection, since standardised features are unbounded and a tanh would clip them; the discriminator narrows 384 to 192 to 96 (Dense with LeakyReLU and 0.3 dropout). The latent dimension is 48 and training runs 60 epochs.</w:t>
-      </w:r>
-    </w:p>
-    <w:p>
-      <w:pPr>
-        <w:jc w:val="center"/>
-        <w:rPr>
-          <w:rFonts w:ascii="Times New Roman" w:hAnsi="Times New Roman"/>
-          <w:sz w:val="20"/>
-        </w:rPr>
-      </w:pPr>
-      <w:r>
-        <w:rPr>
-          <w:rFonts w:ascii="Times New Roman" w:hAnsi="Times New Roman"/>
-          <w:noProof/>
-          <w:sz w:val="20"/>
-        </w:rPr>
-        <w:lastRenderedPageBreak/>
-        <w:drawing>
-          <wp:inline distT="0" distB="0" distL="0" distR="0" wp14:anchorId="45358A1F" wp14:editId="32009B43">
-            <wp:extent cx="4206240" cy="1101702"/>
-            <wp:effectExtent l="0" t="0" r="0" b="0"/>
-            <wp:docPr id="8" name="Picture 8"/>
-            <wp:cNvGraphicFramePr>
-              <a:graphicFrameLocks xmlns:a="http://schemas.openxmlformats.org/drawingml/2006/main" noChangeAspect="1"/>
-            </wp:cNvGraphicFramePr>
-            <a:graphic xmlns:a="http://schemas.openxmlformats.org/drawingml/2006/main">
-              <a:graphicData uri="http://schemas.openxmlformats.org/drawingml/2006/picture">
-                <pic:pic xmlns:pic="http://schemas.openxmlformats.org/drawingml/2006/picture">
-                  <pic:nvPicPr>
-                    <pic:cNvPr id="8" name="image8.png"/>
+                    <pic:cNvPr id="324207965" name=""/>
                     <pic:cNvPicPr/>
                   </pic:nvPicPr>
                   <pic:blipFill>
@@ -929,7 +939,7 @@
                   <pic:spPr>
                     <a:xfrm>
                       <a:off x="0" y="0"/>
-                      <a:ext cx="4206240" cy="1101702"/>
+                      <a:ext cx="3556695" cy="1945031"/>
                     </a:xfrm>
                     <a:prstGeom prst="rect">
                       <a:avLst/>
@@ -948,33 +958,73 @@
         <w:jc w:val="center"/>
         <w:rPr>
           <w:rFonts w:ascii="Times New Roman" w:hAnsi="Times New Roman"/>
-          <w:i/>
-          <w:sz w:val="20"/>
-        </w:rPr>
-      </w:pPr>
-      <w:r>
-        <w:rPr>
-          <w:rFonts w:ascii="Times New Roman" w:hAnsi="Times New Roman"/>
-          <w:i/>
-          <w:sz w:val="20"/>
-        </w:rPr>
-        <w:t>Figure 8: Class distribution across all days (log scale) and flows per day.</w:t>
-      </w:r>
-    </w:p>
-    <w:p>
-      <w:pPr>
-        <w:jc w:val="both"/>
-        <w:rPr>
-          <w:rFonts w:ascii="Times New Roman" w:hAnsi="Times New Roman"/>
-          <w:sz w:val="20"/>
-        </w:rPr>
-      </w:pPr>
-      <w:r>
-        <w:rPr>
-          <w:rFonts w:ascii="Times New Roman" w:hAnsi="Times New Roman"/>
-          <w:sz w:val="20"/>
-        </w:rPr>
-        <w:t xml:space="preserve">Figure 8 shows severe imbalance: BENIGN dominates at 2,273,097 flows while Heartbleed (11), SQL Injection (21) and Infiltration (36) barely appear, hence the log scale. Following the brief, the model trained on the Wednesday file only (691,406 rows: 440,031 BENIGN plus DoS Hulk, GoldenEye, slowloris and Slowhttptest), using a sampled 20,000 rows. Rather than a plain z-score, the features are passed through a Yeo-Johnson power transform, which handles the heavy right-skew of the flow statistics far better than simple standardisation, and are then clipped to plus or minus 5 so that extreme outliers (and 4,376 infinite and 1,358 missing values) do not destabilise training.</w:t>
+          <w:b/>
+          <w:bCs/>
+          <w:i/>
+          <w:sz w:val="18"/>
+          <w:szCs w:val="18"/>
+        </w:rPr>
+      </w:pPr>
+      <w:r>
+        <w:rPr>
+          <w:rFonts w:ascii="Times New Roman" w:hAnsi="Times New Roman"/>
+          <w:b/>
+          <w:bCs/>
+          <w:i/>
+          <w:sz w:val="18"/>
+          <w:szCs w:val="18"/>
+        </w:rPr>
+        <w:t>Figure 7: Class-conditional samples, one diagnostic class per row.</w:t>
+      </w:r>
+    </w:p>
+    <w:p>
+      <w:pPr>
+        <w:jc w:val="both"/>
+        <w:rPr>
+          <w:rFonts w:ascii="Times New Roman" w:hAnsi="Times New Roman"/>
+          <w:sz w:val="20"/>
+        </w:rPr>
+      </w:pPr>
+      <w:r>
+        <w:rPr>
+          <w:rFonts w:ascii="Times New Roman" w:hAnsi="Times New Roman"/>
+          <w:sz w:val="20"/>
+        </w:rPr>
+        <w:t>Figure 7 shows visibly different scans per row, so the label steers the output and is not ignored; better-represented classes look sharper, which is the direct effect of the imbalance in Figure 4. The duck test, if it looks and quacks like a duck then assume it is one, captures a real risk: the discriminator only judges whether an image looks real, never whether it is anatomically correct, so nothing stops the generator inventing convincing structure that matches no real scan. Synthetic OCT images are therefore fine for augmentation or teaching but never diagnostic ground truth, and any model trained on mixed data should be re-validated on real-only data.</w:t>
+      </w:r>
+    </w:p>
+    <w:p>
+      <w:pPr>
+        <w:pStyle w:val="Heading2"/>
+        <w:rPr>
+          <w:rFonts w:ascii="Times New Roman" w:hAnsi="Times New Roman"/>
+          <w:sz w:val="24"/>
+          <w:szCs w:val="24"/>
+        </w:rPr>
+      </w:pPr>
+      <w:r>
+        <w:rPr>
+          <w:rFonts w:ascii="Times New Roman" w:hAnsi="Times New Roman"/>
+          <w:sz w:val="24"/>
+          <w:szCs w:val="24"/>
+        </w:rPr>
+        <w:t>3.2 A dense architecture for network traffic (CICIDS 2017)</w:t>
+      </w:r>
+    </w:p>
+    <w:p>
+      <w:pPr>
+        <w:jc w:val="both"/>
+        <w:rPr>
+          <w:rFonts w:ascii="Times New Roman" w:hAnsi="Times New Roman"/>
+          <w:sz w:val="20"/>
+        </w:rPr>
+      </w:pPr>
+      <w:r>
+        <w:rPr>
+          <w:rFonts w:ascii="Times New Roman" w:hAnsi="Times New Roman"/>
+          <w:sz w:val="20"/>
+        </w:rPr>
+        <w:t>CICIDS 2017 (Sharafaldin et al., 2018) was pulled via kagglehub and its eight daily files combined into 2,830,743 flows across 80 columns (78 numeric features). Here the design question forces the opposite answer to the image sections: because each flow is a feature vector with no spatial axis, a convolution has nothing to exploit, so a dense GAN replaces the DCGAN. The generator widens 96 to 192 to 384 (Dense with batch norm and ReLU) and ends in a linear projection, since standardised features are unbounded and a tanh would clip them; the discriminator narrows 384 to 192 to 96 (Dense with LeakyReLU and 0.3 dropout). The latent dimension is 48 and training runs 60 epochs.</w:t>
       </w:r>
     </w:p>
     <w:p>
@@ -988,14 +1038,13 @@
       <w:r>
         <w:rPr>
           <w:rFonts w:ascii="Times New Roman" w:hAnsi="Times New Roman"/>
-          <w:noProof/>
           <w:sz w:val="20"/>
         </w:rPr>
         <w:drawing>
-          <wp:inline distT="0" distB="0" distL="0" distR="0" wp14:anchorId="5C511535" wp14:editId="0D6D8D65">
-            <wp:extent cx="3878366" cy="2194560"/>
-            <wp:effectExtent l="0" t="0" r="0" b="0"/>
-            <wp:docPr id="9" name="Picture 9"/>
+          <wp:inline distT="0" distB="0" distL="0" distR="0" wp14:anchorId="3072AF3D" wp14:editId="4EC5FE53">
+            <wp:extent cx="4501055" cy="1178871"/>
+            <wp:effectExtent l="0" t="0" r="0" b="2540"/>
+            <wp:docPr id="146339992" name="Picture 1"/>
             <wp:cNvGraphicFramePr>
               <a:graphicFrameLocks xmlns:a="http://schemas.openxmlformats.org/drawingml/2006/main" noChangeAspect="1"/>
             </wp:cNvGraphicFramePr>
@@ -1003,7 +1052,7 @@
               <a:graphicData uri="http://schemas.openxmlformats.org/drawingml/2006/picture">
                 <pic:pic xmlns:pic="http://schemas.openxmlformats.org/drawingml/2006/picture">
                   <pic:nvPicPr>
-                    <pic:cNvPr id="9" name="image9.png"/>
+                    <pic:cNvPr id="146339992" name=""/>
                     <pic:cNvPicPr/>
                   </pic:nvPicPr>
                   <pic:blipFill>
@@ -1015,7 +1064,7 @@
                   <pic:spPr>
                     <a:xfrm>
                       <a:off x="0" y="0"/>
-                      <a:ext cx="3878366" cy="2194560"/>
+                      <a:ext cx="4520903" cy="1184069"/>
                     </a:xfrm>
                     <a:prstGeom prst="rect">
                       <a:avLst/>
@@ -1034,33 +1083,47 @@
         <w:jc w:val="center"/>
         <w:rPr>
           <w:rFonts w:ascii="Times New Roman" w:hAnsi="Times New Roman"/>
-          <w:i/>
-          <w:sz w:val="20"/>
-        </w:rPr>
-      </w:pPr>
-      <w:r>
-        <w:rPr>
-          <w:rFonts w:ascii="Times New Roman" w:hAnsi="Times New Roman"/>
-          <w:i/>
-          <w:sz w:val="20"/>
-        </w:rPr>
-        <w:t>Figure 9: Discriminator and generator loss curves for the Wednesday feature-vector GAN.</w:t>
-      </w:r>
-    </w:p>
-    <w:p>
-      <w:pPr>
-        <w:jc w:val="both"/>
-        <w:rPr>
-          <w:rFonts w:ascii="Times New Roman" w:hAnsi="Times New Roman"/>
-          <w:sz w:val="20"/>
-        </w:rPr>
-      </w:pPr>
-      <w:r>
-        <w:rPr>
-          <w:rFonts w:ascii="Times New Roman" w:hAnsi="Times New Roman"/>
-          <w:sz w:val="20"/>
-        </w:rPr>
-        <w:t xml:space="preserve">Figure 9 shows stable training: the discriminator holds around 0.90 to 0.99 while the generator rises from about 1.60 to 1.88, a rising generator loss against a controlled discriminator, typical of a dense GAN settling.</w:t>
+          <w:b/>
+          <w:bCs/>
+          <w:i/>
+          <w:sz w:val="18"/>
+          <w:szCs w:val="18"/>
+        </w:rPr>
+      </w:pPr>
+      <w:r>
+        <w:rPr>
+          <w:rFonts w:ascii="Times New Roman" w:hAnsi="Times New Roman"/>
+          <w:b/>
+          <w:bCs/>
+          <w:i/>
+          <w:sz w:val="18"/>
+          <w:szCs w:val="18"/>
+        </w:rPr>
+        <w:t>Figure 8: Class distribution across all days (log scale) and flows per day.</w:t>
+      </w:r>
+    </w:p>
+    <w:p>
+      <w:pPr>
+        <w:jc w:val="both"/>
+        <w:rPr>
+          <w:rFonts w:ascii="Times New Roman" w:hAnsi="Times New Roman"/>
+          <w:sz w:val="20"/>
+        </w:rPr>
+      </w:pPr>
+      <w:r>
+        <w:rPr>
+          <w:rFonts w:ascii="Times New Roman" w:hAnsi="Times New Roman"/>
+          <w:sz w:val="20"/>
+        </w:rPr>
+        <w:t xml:space="preserve">Figure 8 shows severe imbalance: BENIGN dominates at 2,273,097 flows while Heartbleed (11), SQL Injection (21) and Infiltration (36) barely appear, hence the log scale. Following the brief, the model trained on the Wednesday file only (691,406 rows: 440,031 BENIGN plus DoS Hulk, GoldenEye, slowloris and Slowhttptest), using a sampled 20,000 rows. Rather than a plain z-score, the features are passed through a Yeo-Johnson power transform, which handles the heavy right-skew of the flow statistics far better than simple standardisation, and are </w:t>
+      </w:r>
+      <w:r>
+        <w:rPr>
+          <w:rFonts w:ascii="Times New Roman" w:hAnsi="Times New Roman"/>
+          <w:sz w:val="20"/>
+        </w:rPr>
+        <w:lastRenderedPageBreak/>
+        <w:t>then clipped to plus or minus 5 so that extreme outliers (and 4,376 infinite and 1,358 missing values) do not destabilise training.</w:t>
       </w:r>
     </w:p>
     <w:p>
@@ -1074,14 +1137,13 @@
       <w:r>
         <w:rPr>
           <w:rFonts w:ascii="Times New Roman" w:hAnsi="Times New Roman"/>
-          <w:noProof/>
           <w:sz w:val="20"/>
         </w:rPr>
         <w:drawing>
-          <wp:inline distT="0" distB="0" distL="0" distR="0" wp14:anchorId="0BAB3DBB" wp14:editId="62992216">
-            <wp:extent cx="2464350" cy="2194560"/>
+          <wp:inline distT="0" distB="0" distL="0" distR="0" wp14:anchorId="37F22B09" wp14:editId="077DA869">
+            <wp:extent cx="3105807" cy="1757296"/>
             <wp:effectExtent l="0" t="0" r="0" b="0"/>
-            <wp:docPr id="10" name="Picture 10"/>
+            <wp:docPr id="624178285" name="Picture 1"/>
             <wp:cNvGraphicFramePr>
               <a:graphicFrameLocks xmlns:a="http://schemas.openxmlformats.org/drawingml/2006/main" noChangeAspect="1"/>
             </wp:cNvGraphicFramePr>
@@ -1089,7 +1151,7 @@
               <a:graphicData uri="http://schemas.openxmlformats.org/drawingml/2006/picture">
                 <pic:pic xmlns:pic="http://schemas.openxmlformats.org/drawingml/2006/picture">
                   <pic:nvPicPr>
-                    <pic:cNvPr id="10" name="image10.png"/>
+                    <pic:cNvPr id="624178285" name=""/>
                     <pic:cNvPicPr/>
                   </pic:nvPicPr>
                   <pic:blipFill>
@@ -1101,7 +1163,7 @@
                   <pic:spPr>
                     <a:xfrm>
                       <a:off x="0" y="0"/>
-                      <a:ext cx="2464350" cy="2194560"/>
+                      <a:ext cx="3118043" cy="1764219"/>
                     </a:xfrm>
                     <a:prstGeom prst="rect">
                       <a:avLst/>
@@ -1121,16 +1183,34 @@
         <w:rPr>
           <w:rFonts w:ascii="Times New Roman" w:hAnsi="Times New Roman"/>
           <w:i/>
-          <w:sz w:val="20"/>
-        </w:rPr>
-      </w:pPr>
-      <w:r>
-        <w:rPr>
-          <w:rFonts w:ascii="Times New Roman" w:hAnsi="Times New Roman"/>
-          <w:i/>
-          <w:sz w:val="20"/>
-        </w:rPr>
-        <w:t>Figure 10: PCA projection of real BENIGN, real DoS and synthetic feature vectors.</w:t>
+          <w:sz w:val="18"/>
+          <w:szCs w:val="18"/>
+        </w:rPr>
+      </w:pPr>
+      <w:r>
+        <w:rPr>
+          <w:rFonts w:ascii="Times New Roman" w:hAnsi="Times New Roman"/>
+          <w:i/>
+          <w:sz w:val="18"/>
+          <w:szCs w:val="18"/>
+        </w:rPr>
+        <w:t>Figure 9: Discriminator and generator loss curves for the Wednesday feature-vector GAN.</w:t>
+      </w:r>
+    </w:p>
+    <w:p>
+      <w:pPr>
+        <w:jc w:val="both"/>
+        <w:rPr>
+          <w:rFonts w:ascii="Times New Roman" w:hAnsi="Times New Roman"/>
+          <w:sz w:val="20"/>
+        </w:rPr>
+      </w:pPr>
+      <w:r>
+        <w:rPr>
+          <w:rFonts w:ascii="Times New Roman" w:hAnsi="Times New Roman"/>
+          <w:sz w:val="20"/>
+        </w:rPr>
+        <w:t>Figure 9 shows stable training: the discriminator holds around 0.90 to 0.99 while the generator rises from about 1.60 to 1.88, a rising generator loss against a controlled discriminator, typical of a dense GAN settling.</w:t>
       </w:r>
     </w:p>
     <w:p>
@@ -1144,15 +1224,13 @@
       <w:r>
         <w:rPr>
           <w:rFonts w:ascii="Times New Roman" w:hAnsi="Times New Roman"/>
-          <w:noProof/>
-          <w:sz w:val="20"/>
-        </w:rPr>
-        <w:lastRenderedPageBreak/>
+          <w:sz w:val="20"/>
+        </w:rPr>
         <w:drawing>
-          <wp:inline distT="0" distB="0" distL="0" distR="0" wp14:anchorId="1BA615A8" wp14:editId="5B2030A7">
-            <wp:extent cx="2500590" cy="2194560"/>
+          <wp:inline distT="0" distB="0" distL="0" distR="0" wp14:anchorId="34170A07" wp14:editId="71C8AE99">
+            <wp:extent cx="3125683" cy="2783541"/>
             <wp:effectExtent l="0" t="0" r="0" b="0"/>
-            <wp:docPr id="11" name="Picture 11"/>
+            <wp:docPr id="7119739" name="Picture 1"/>
             <wp:cNvGraphicFramePr>
               <a:graphicFrameLocks xmlns:a="http://schemas.openxmlformats.org/drawingml/2006/main" noChangeAspect="1"/>
             </wp:cNvGraphicFramePr>
@@ -1160,7 +1238,7 @@
               <a:graphicData uri="http://schemas.openxmlformats.org/drawingml/2006/picture">
                 <pic:pic xmlns:pic="http://schemas.openxmlformats.org/drawingml/2006/picture">
                   <pic:nvPicPr>
-                    <pic:cNvPr id="11" name="image11.png"/>
+                    <pic:cNvPr id="7119739" name=""/>
                     <pic:cNvPicPr/>
                   </pic:nvPicPr>
                   <pic:blipFill>
@@ -1172,7 +1250,7 @@
                   <pic:spPr>
                     <a:xfrm>
                       <a:off x="0" y="0"/>
-                      <a:ext cx="2500590" cy="2194560"/>
+                      <a:ext cx="3131358" cy="2788595"/>
                     </a:xfrm>
                     <a:prstGeom prst="rect">
                       <a:avLst/>
@@ -1199,50 +1277,18 @@
         <w:rPr>
           <w:rFonts w:ascii="Times New Roman" w:hAnsi="Times New Roman"/>
           <w:i/>
-          <w:sz w:val="20"/>
-        </w:rPr>
-        <w:t>Figure 11: t-SNE projection of real versus synthetic feature vectors.</w:t>
-      </w:r>
-    </w:p>
-    <w:p>
-      <w:pPr>
-        <w:jc w:val="both"/>
-        <w:rPr>
-          <w:rFonts w:ascii="Times New Roman" w:hAnsi="Times New Roman"/>
-          <w:sz w:val="20"/>
-        </w:rPr>
-      </w:pPr>
-      <w:r>
-        <w:rPr>
-          <w:rFonts w:ascii="Times New Roman" w:hAnsi="Times New Roman"/>
-          <w:sz w:val="20"/>
-        </w:rPr>
-        <w:t xml:space="preserve">Figures 10 and 11 agree: in both the linear PCA and non-linear t-SNE views (van der Maaten and Hinton, 2008) the synthetic points sit inside the main mass of real traffic and do not form a separate blob, so the dense generator found the right region of feature space. Even so, the synthetic cloud is tighter than the real one and misses the tails. The alignment gaps quantify this, with a mean absolute per-feature error of 0.1576 for the means and 0.2067 for the standard deviations, so averages are matched well while spread is understated. Retraining on 30,000 rows from all eight days improved both gaps (0.1300 / 0.1483 against 0.1576 / 0.2067), so here the extra data volume offset the added diversity; the model still leans towards BENIGN and the high-volume attacks, and the rare classes stay under-represented. On the brief's 'DDoS' label, Wednesday's attacks are single-source DoS, and true DDoS only appears in the Friday file, which is included here. The duck test bites harder on tabular data: a generated flow only has to look statistically like traffic, and need not behave like a real attack, so the per-feature gaps, especially on the standard deviation where such drift shows first, are the main safeguard.</w:t>
-      </w:r>
-    </w:p>
-    <w:p>
-      <w:pPr>
-        <w:pStyle w:val="Heading2"/>
-      </w:pPr>
-      <w:r>
-        <w:rPr/>
-        <w:t xml:space="preserve">3.3 Convolutional generation for sketches (QuickDraw)</w:t>
-      </w:r>
-    </w:p>
-    <w:p>
-      <w:pPr>
-        <w:jc w:val="both"/>
-        <w:rPr>
-          <w:rFonts w:ascii="Times New Roman" w:hAnsi="Times New Roman"/>
-          <w:sz w:val="20"/>
-        </w:rPr>
-      </w:pPr>
-      <w:r>
-        <w:rPr>
-          <w:rFonts w:ascii="Times New Roman" w:hAnsi="Times New Roman"/>
-          <w:sz w:val="20"/>
-        </w:rPr>
-        <w:t xml:space="preserve">The QuickDraw birthday cake set (Ha and Eck, 2018) provides 144,982 bitmaps of 28x28 pixels. A sketch is again defined by local stroke structure, so the design question returns to the image answer: a convolutional model fits, and a PyTorch DCGAN with a 128-D latent vector trained for 30 epochs, using the DCGAN weight initialisation of Radford et al. (2016) and label smoothing.</w:t>
+          <w:sz w:val="18"/>
+          <w:szCs w:val="18"/>
+        </w:rPr>
+        <w:t>Figure 10: PCA projection of real BENIGN, real DoS and synthetic feature vectors</w:t>
+      </w:r>
+      <w:r>
+        <w:rPr>
+          <w:rFonts w:ascii="Times New Roman" w:hAnsi="Times New Roman"/>
+          <w:i/>
+          <w:sz w:val="20"/>
+        </w:rPr>
+        <w:t>.</w:t>
       </w:r>
     </w:p>
     <w:p>
@@ -1250,21 +1296,21 @@
         <w:jc w:val="center"/>
         <w:rPr>
           <w:rFonts w:ascii="Times New Roman" w:hAnsi="Times New Roman"/>
-          <w:sz w:val="20"/>
-        </w:rPr>
-      </w:pPr>
-      <w:r>
-        <w:rPr>
-          <w:rFonts w:ascii="Times New Roman" w:hAnsi="Times New Roman"/>
-          <w:noProof/>
-          <w:sz w:val="20"/>
-        </w:rPr>
-        <w:lastRenderedPageBreak/>
+          <w:b/>
+          <w:bCs/>
+          <w:sz w:val="20"/>
+        </w:rPr>
+      </w:pPr>
+      <w:r>
+        <w:rPr>
+          <w:rFonts w:ascii="Times New Roman" w:hAnsi="Times New Roman"/>
+          <w:sz w:val="20"/>
+        </w:rPr>
         <w:drawing>
-          <wp:inline distT="0" distB="0" distL="0" distR="0" wp14:anchorId="17D029F5" wp14:editId="56CC8C0E">
-            <wp:extent cx="4206240" cy="1846318"/>
-            <wp:effectExtent l="0" t="0" r="0" b="0"/>
-            <wp:docPr id="12" name="Picture 12"/>
+          <wp:inline distT="0" distB="0" distL="0" distR="0" wp14:anchorId="0011BA20" wp14:editId="48BB9285">
+            <wp:extent cx="2589580" cy="2272553"/>
+            <wp:effectExtent l="0" t="0" r="1270" b="0"/>
+            <wp:docPr id="534710197" name="Picture 1"/>
             <wp:cNvGraphicFramePr>
               <a:graphicFrameLocks xmlns:a="http://schemas.openxmlformats.org/drawingml/2006/main" noChangeAspect="1"/>
             </wp:cNvGraphicFramePr>
@@ -1272,12 +1318,138 @@
               <a:graphicData uri="http://schemas.openxmlformats.org/drawingml/2006/picture">
                 <pic:pic xmlns:pic="http://schemas.openxmlformats.org/drawingml/2006/picture">
                   <pic:nvPicPr>
-                    <pic:cNvPr id="12" name="image12.png"/>
+                    <pic:cNvPr id="534710197" name=""/>
+                    <pic:cNvPicPr/>
+                  </pic:nvPicPr>
+                  <pic:blipFill>
+                    <a:blip r:embed="rId15"/>
+                    <a:stretch>
+                      <a:fillRect/>
+                    </a:stretch>
+                  </pic:blipFill>
+                  <pic:spPr>
+                    <a:xfrm>
+                      <a:off x="0" y="0"/>
+                      <a:ext cx="2592142" cy="2274802"/>
+                    </a:xfrm>
+                    <a:prstGeom prst="rect">
+                      <a:avLst/>
+                    </a:prstGeom>
+                  </pic:spPr>
+                </pic:pic>
+              </a:graphicData>
+            </a:graphic>
+          </wp:inline>
+        </w:drawing>
+      </w:r>
+    </w:p>
+    <w:p>
+      <w:pPr>
+        <w:spacing w:after="200"/>
+        <w:jc w:val="center"/>
+        <w:rPr>
+          <w:rFonts w:ascii="Times New Roman" w:hAnsi="Times New Roman"/>
+          <w:b/>
+          <w:bCs/>
+          <w:i/>
+          <w:sz w:val="18"/>
+          <w:szCs w:val="18"/>
+        </w:rPr>
+      </w:pPr>
+      <w:r>
+        <w:rPr>
+          <w:rFonts w:ascii="Times New Roman" w:hAnsi="Times New Roman"/>
+          <w:b/>
+          <w:bCs/>
+          <w:i/>
+          <w:sz w:val="18"/>
+          <w:szCs w:val="18"/>
+        </w:rPr>
+        <w:t>Figure 11: t-SNE projection of real versus synthetic feature vectors.</w:t>
+      </w:r>
+    </w:p>
+    <w:p>
+      <w:pPr>
+        <w:jc w:val="both"/>
+        <w:rPr>
+          <w:rFonts w:ascii="Times New Roman" w:hAnsi="Times New Roman"/>
+          <w:sz w:val="20"/>
+        </w:rPr>
+      </w:pPr>
+      <w:r>
+        <w:rPr>
+          <w:rFonts w:ascii="Times New Roman" w:hAnsi="Times New Roman"/>
+          <w:sz w:val="20"/>
+        </w:rPr>
+        <w:lastRenderedPageBreak/>
+        <w:t>Figures 10 and 11 agree: in both the linear PCA and non-linear t-SNE views (van der Maaten and Hinton, 2008) the synthetic points sit inside the main mass of real traffic and do not form a separate blob, so the dense generator found the right region of feature space. Even so, the synthetic cloud is tighter than the real one and misses the tails. The alignment gaps quantify this, with a mean absolute per-feature error of 0.1576 for the means and 0.2067 for the standard deviations, so averages are matched well while spread is understated. Retraining on 30,000 rows from all eight days improved both gaps (0.1300 / 0.1483 against 0.1576 / 0.2067), so here the extra data volume offset the added diversity; the model still leans towards BENIGN and the high-volume attacks, and the rare classes stay under-represented. On the brief's 'DDoS' label, Wednesday's attacks are single-source DoS, and true DDoS only appears in the Friday file, which is included here. The duck test bites harder on tabular data: a generated flow only has to look statistically like traffic, and need not behave like a real attack, so the per-feature gaps, especially on the standard deviation where such drift shows first, are the main safeguard.</w:t>
+      </w:r>
+    </w:p>
+    <w:p>
+      <w:pPr>
+        <w:pStyle w:val="Heading2"/>
+        <w:rPr>
+          <w:rFonts w:ascii="Times New Roman" w:hAnsi="Times New Roman"/>
+          <w:sz w:val="24"/>
+          <w:szCs w:val="24"/>
+        </w:rPr>
+      </w:pPr>
+      <w:r>
+        <w:rPr>
+          <w:rFonts w:ascii="Times New Roman" w:hAnsi="Times New Roman"/>
+          <w:sz w:val="24"/>
+          <w:szCs w:val="24"/>
+        </w:rPr>
+        <w:t>3.3 Convolutional generation for sketches (QuickDraw)</w:t>
+      </w:r>
+    </w:p>
+    <w:p>
+      <w:pPr>
+        <w:jc w:val="both"/>
+        <w:rPr>
+          <w:rFonts w:ascii="Times New Roman" w:hAnsi="Times New Roman"/>
+          <w:sz w:val="20"/>
+        </w:rPr>
+      </w:pPr>
+      <w:r>
+        <w:rPr>
+          <w:rFonts w:ascii="Times New Roman" w:hAnsi="Times New Roman"/>
+          <w:sz w:val="20"/>
+        </w:rPr>
+        <w:t>The QuickDraw birthday cake set (Ha and Eck, 2018) provides 144,982 bitmaps of 28x28 pixels. A sketch is again defined by local stroke structure, so the design question returns to the image answer: a convolutional model fits, and a PyTorch DCGAN with a 128-D latent vector trained for 30 epochs, using the DCGAN weight initialisation of Radford et al. (2016) and label smoothing.</w:t>
+      </w:r>
+    </w:p>
+    <w:p>
+      <w:pPr>
+        <w:jc w:val="center"/>
+        <w:rPr>
+          <w:rFonts w:ascii="Times New Roman" w:hAnsi="Times New Roman"/>
+          <w:sz w:val="20"/>
+        </w:rPr>
+      </w:pPr>
+      <w:r>
+        <w:rPr>
+          <w:rFonts w:ascii="Times New Roman" w:hAnsi="Times New Roman"/>
+          <w:sz w:val="20"/>
+        </w:rPr>
+        <w:drawing>
+          <wp:inline distT="0" distB="0" distL="0" distR="0" wp14:anchorId="54C00A59" wp14:editId="591FB5CA">
+            <wp:extent cx="5731510" cy="1614917"/>
+            <wp:effectExtent l="0" t="0" r="2540" b="4445"/>
+            <wp:docPr id="195165074" name="Picture 1"/>
+            <wp:cNvGraphicFramePr>
+              <a:graphicFrameLocks xmlns:a="http://schemas.openxmlformats.org/drawingml/2006/main" noChangeAspect="1"/>
+            </wp:cNvGraphicFramePr>
+            <a:graphic xmlns:a="http://schemas.openxmlformats.org/drawingml/2006/main">
+              <a:graphicData uri="http://schemas.openxmlformats.org/drawingml/2006/picture">
+                <pic:pic xmlns:pic="http://schemas.openxmlformats.org/drawingml/2006/picture">
+                  <pic:nvPicPr>
+                    <pic:cNvPr id="195165074" name=""/>
                     <pic:cNvPicPr/>
                   </pic:nvPicPr>
                   <pic:blipFill rotWithShape="1">
-                    <a:blip r:embed="rId15"/>
-                    <a:srcRect l="283" t="36042"/>
+                    <a:blip r:embed="rId16"/>
+                    <a:srcRect t="35811"/>
                     <a:stretch>
                       <a:fillRect/>
                     </a:stretch>
@@ -1285,7 +1457,7 @@
                   <pic:spPr bwMode="auto">
                     <a:xfrm>
                       <a:off x="0" y="0"/>
-                      <a:ext cx="4206240" cy="1846318"/>
+                      <a:ext cx="5731510" cy="1614917"/>
                     </a:xfrm>
                     <a:prstGeom prst="rect">
                       <a:avLst/>
@@ -1320,25 +1492,34 @@
         <w:rPr>
           <w:rFonts w:ascii="Times New Roman" w:hAnsi="Times New Roman"/>
           <w:i/>
-          <w:sz w:val="20"/>
-        </w:rPr>
-        <w:t>Figure 12: Real (left) versus generated (right) 'birthday cake' sketches.</w:t>
-      </w:r>
-    </w:p>
-    <w:p>
-      <w:pPr>
-        <w:jc w:val="both"/>
-        <w:rPr>
-          <w:rFonts w:ascii="Times New Roman" w:hAnsi="Times New Roman"/>
-          <w:sz w:val="20"/>
-        </w:rPr>
-      </w:pPr>
-      <w:r>
-        <w:rPr>
-          <w:rFonts w:ascii="Times New Roman" w:hAnsi="Times New Roman"/>
-          <w:sz w:val="20"/>
-        </w:rPr>
-        <w:t xml:space="preserve">Figure 12 shows the generated cakes are clearly recognisable: a body shape with candle-like marks on top, some with a plate or base line, though a few have broken strokes or speckle. The silhouette is consistent across the grid with no mode collapse. Training was stable apart from a brief epoch-13 spike (D 1.633, G 11.493) that recovered, and it scored FID = 34.29. Snapshots taken at five epochs through the run show the outline and candles forming early and refining thereafter, in step with the stable loss curve. The same pipeline ran on cat and house, comparing FID against an ink-density complexity proxy.</w:t>
+          <w:sz w:val="18"/>
+          <w:szCs w:val="18"/>
+        </w:rPr>
+        <w:t>Figure 12: Real (left) versus generated (right) 'birthday cake' sketches</w:t>
+      </w:r>
+      <w:r>
+        <w:rPr>
+          <w:rFonts w:ascii="Times New Roman" w:hAnsi="Times New Roman"/>
+          <w:i/>
+          <w:sz w:val="20"/>
+        </w:rPr>
+        <w:t>.</w:t>
+      </w:r>
+    </w:p>
+    <w:p>
+      <w:pPr>
+        <w:jc w:val="both"/>
+        <w:rPr>
+          <w:rFonts w:ascii="Times New Roman" w:hAnsi="Times New Roman"/>
+          <w:sz w:val="20"/>
+        </w:rPr>
+      </w:pPr>
+      <w:r>
+        <w:rPr>
+          <w:rFonts w:ascii="Times New Roman" w:hAnsi="Times New Roman"/>
+          <w:sz w:val="20"/>
+        </w:rPr>
+        <w:t>Figure 12 shows the generated cakes are clearly recognisable: a body shape with candle-like marks on top, some with a plate or base line, though a few have broken strokes or speckle. The silhouette is consistent across the grid with no mode collapse. Training was stable apart from a brief epoch-13 spike (D 1.633, G 11.493) that recovered, and it scored FID = 34.29. Snapshots taken at five epochs through the run show the outline and candles forming early and refining thereafter, in step with the stable loss curve. The same pipeline ran on cat and house, comparing FID against an ink-density complexity proxy.</w:t>
       </w:r>
     </w:p>
     <w:p>
@@ -1352,14 +1533,13 @@
       <w:r>
         <w:rPr>
           <w:rFonts w:ascii="Times New Roman" w:hAnsi="Times New Roman"/>
-          <w:noProof/>
           <w:sz w:val="20"/>
         </w:rPr>
         <w:drawing>
-          <wp:inline distT="0" distB="0" distL="0" distR="0" wp14:anchorId="4C21B539" wp14:editId="1A22D8A7">
-            <wp:extent cx="4206240" cy="1821125"/>
-            <wp:effectExtent l="0" t="0" r="0" b="0"/>
-            <wp:docPr id="13" name="Picture 13"/>
+          <wp:inline distT="0" distB="0" distL="0" distR="0" wp14:anchorId="438248F7" wp14:editId="2EEC36DE">
+            <wp:extent cx="4961965" cy="2148389"/>
+            <wp:effectExtent l="0" t="0" r="0" b="4445"/>
+            <wp:docPr id="1504082808" name="Picture 1"/>
             <wp:cNvGraphicFramePr>
               <a:graphicFrameLocks xmlns:a="http://schemas.openxmlformats.org/drawingml/2006/main" noChangeAspect="1"/>
             </wp:cNvGraphicFramePr>
@@ -1367,11 +1547,11 @@
               <a:graphicData uri="http://schemas.openxmlformats.org/drawingml/2006/picture">
                 <pic:pic xmlns:pic="http://schemas.openxmlformats.org/drawingml/2006/picture">
                   <pic:nvPicPr>
-                    <pic:cNvPr id="13" name="image13.png"/>
+                    <pic:cNvPr id="1504082808" name=""/>
                     <pic:cNvPicPr/>
                   </pic:nvPicPr>
                   <pic:blipFill>
-                    <a:blip r:embed="rId16"/>
+                    <a:blip r:embed="rId17"/>
                     <a:stretch>
                       <a:fillRect/>
                     </a:stretch>
@@ -1379,7 +1559,7 @@
                   <pic:spPr>
                     <a:xfrm>
                       <a:off x="0" y="0"/>
-                      <a:ext cx="4206240" cy="1821125"/>
+                      <a:ext cx="4965005" cy="2149705"/>
                     </a:xfrm>
                     <a:prstGeom prst="rect">
                       <a:avLst/>
@@ -1424,66 +1604,94 @@
           <w:rFonts w:ascii="Times New Roman" w:hAnsi="Times New Roman"/>
           <w:sz w:val="20"/>
         </w:rPr>
-        <w:t xml:space="preserve">Figure 13 orders ink density as house (0.1725) &lt; cat (0.1986) &lt; cake (0.1989) and FID as house (26.44) &lt; cake (34.29) &lt; cat (38.79). The sparsest category, house, is the easiest, which supports the idea that emptier sketches are simpler. Cat and cake have near-identical ink density yet cat scores worse, so ink alone does not explain difficulty; cat sketches vary far more in pose and detail such as ears, whiskers and body angle, and that structural variety, more than ink volume, is what makes the category harder.</w:t>
+        <w:lastRenderedPageBreak/>
+        <w:t>Figure 13 orders ink density as house (0.1725) &lt; cat (0.1986) &lt; cake (0.1989) and FID as house (26.44) &lt; cake (34.29) &lt; cat (38.79). The sparsest category, house, is the easiest, which supports the idea that emptier sketches are simpler. Cat and cake have near-identical ink density yet cat scores worse, so ink alone does not explain difficulty; cat sketches vary far more in pose and detail such as ears, whiskers and body angle, and that structural variety, more than ink volume, is what makes the category harder.</w:t>
       </w:r>
     </w:p>
     <w:p>
       <w:pPr>
         <w:pStyle w:val="Heading1"/>
-      </w:pPr>
-      <w:r>
-        <w:rPr/>
-        <w:t xml:space="preserve">4. What the results tell us</w:t>
-      </w:r>
-    </w:p>
-    <w:p>
-      <w:pPr>
-        <w:jc w:val="both"/>
-        <w:rPr>
-          <w:rFonts w:ascii="Times New Roman" w:hAnsi="Times New Roman"/>
-          <w:sz w:val="20"/>
-        </w:rPr>
-      </w:pPr>
-      <w:r>
-        <w:rPr>
-          <w:rFonts w:ascii="Times New Roman" w:hAnsi="Times New Roman"/>
-          <w:sz w:val="20"/>
-        </w:rPr>
-        <w:t xml:space="preserve">Returning to the design question, the evidence supports matching architecture to data structure. The convolutional DCGANs produced recognisable OCT scans (FID 39.23) and cake sketches (FID 34.29) where local spatial structure rewarded convolution, while the dense GAN placed synthetic flows squarely within the real distribution (gaps 0.1576 / 0.2067, improving to 0.1300 / 0.1483 across all days) precisely because it did not impose a spatial prior the data do not have. The from-scratch MLPs reached near-theoretical equilibria on the 2D targets, and Task 3 showed that architecture matters least where the target is simplest. The recurring limitation across every architecture is under-dispersion, where central tendency is reproduced more faithfully than variance and fine detail, together with uneven quality on rare classes.</w:t>
+        <w:rPr>
+          <w:rFonts w:ascii="Times New Roman" w:hAnsi="Times New Roman"/>
+          <w:sz w:val="24"/>
+          <w:szCs w:val="24"/>
+        </w:rPr>
+      </w:pPr>
+      <w:r>
+        <w:rPr>
+          <w:rFonts w:ascii="Times New Roman" w:hAnsi="Times New Roman"/>
+          <w:sz w:val="24"/>
+          <w:szCs w:val="24"/>
+        </w:rPr>
+        <w:t>4. What the results tell us</w:t>
+      </w:r>
+    </w:p>
+    <w:p>
+      <w:pPr>
+        <w:jc w:val="both"/>
+        <w:rPr>
+          <w:rFonts w:ascii="Times New Roman" w:hAnsi="Times New Roman"/>
+          <w:sz w:val="20"/>
+        </w:rPr>
+      </w:pPr>
+      <w:r>
+        <w:rPr>
+          <w:rFonts w:ascii="Times New Roman" w:hAnsi="Times New Roman"/>
+          <w:sz w:val="20"/>
+        </w:rPr>
+        <w:t>Returning to the design question, the evidence supports matching architecture to data structure. The convolutional DCGANs produced recognisable OCT scans (FID 39.23) and cake sketches (FID 34.29) where local spatial structure rewarded convolution, while the dense GAN placed synthetic flows squarely within the real distribution (gaps 0.1576 / 0.2067, improving to 0.1300 / 0.1483 across all days) precisely because it did not impose a spatial prior the data do not have. The from-scratch MLPs reached near-theoretical equilibria on the 2D targets, and Task 3 showed that architecture matters least where the target is simplest. The recurring limitation across every architecture is under-dispersion, where central tendency is reproduced more faithfully than variance and fine detail, together with uneven quality on rare classes.</w:t>
       </w:r>
     </w:p>
     <w:p>
       <w:pPr>
         <w:pStyle w:val="Heading1"/>
-      </w:pPr>
-      <w:r>
-        <w:rPr/>
-        <w:t xml:space="preserve">5. Limitations and next steps</w:t>
-      </w:r>
-    </w:p>
-    <w:p>
-      <w:pPr>
-        <w:jc w:val="both"/>
-        <w:rPr>
-          <w:rFonts w:ascii="Times New Roman" w:hAnsi="Times New Roman"/>
-          <w:sz w:val="20"/>
-        </w:rPr>
-      </w:pPr>
-      <w:r>
-        <w:rPr>
-          <w:rFonts w:ascii="Times New Roman" w:hAnsi="Times New Roman"/>
-          <w:sz w:val="20"/>
-        </w:rPr>
-        <w:t xml:space="preserve">The weaknesses point directly to next steps. Conditioning the CICIDS generator on attack family, as was done for OCT, would help it serve rare classes so it need not default to BENIGN; a Wasserstein objective with gradient penalty should improve tail coverage and the standard-deviation gap; and a domain-appropriate feature extractor would give a fairer image score than ImageNet InceptionV3. Above all, the duck-test analysis means any downstream use of this synthetic data, whether medical augmentation or intrusion-detection training, must be validated against real-only data before it is trusted.</w:t>
+        <w:rPr>
+          <w:rFonts w:ascii="Times New Roman" w:hAnsi="Times New Roman"/>
+          <w:sz w:val="24"/>
+          <w:szCs w:val="24"/>
+        </w:rPr>
+      </w:pPr>
+      <w:r>
+        <w:rPr>
+          <w:rFonts w:ascii="Times New Roman" w:hAnsi="Times New Roman"/>
+          <w:sz w:val="24"/>
+          <w:szCs w:val="24"/>
+        </w:rPr>
+        <w:t>5. Limitations and next steps</w:t>
+      </w:r>
+    </w:p>
+    <w:p>
+      <w:pPr>
+        <w:jc w:val="both"/>
+        <w:rPr>
+          <w:rFonts w:ascii="Times New Roman" w:hAnsi="Times New Roman"/>
+          <w:sz w:val="20"/>
+        </w:rPr>
+      </w:pPr>
+      <w:r>
+        <w:rPr>
+          <w:rFonts w:ascii="Times New Roman" w:hAnsi="Times New Roman"/>
+          <w:sz w:val="20"/>
+        </w:rPr>
+        <w:t>The weaknesses point directly to next steps. Conditioning the CICIDS generator on attack family, as was done for OCT, would help it serve rare classes so it need not default to BENIGN; a Wasserstein objective with gradient penalty should improve tail coverage and the standard-deviation gap; and a domain-appropriate feature extractor would give a fairer image score than ImageNet InceptionV3. Above all, the duck-test analysis means any downstream use of this synthetic data, whether medical augmentation or intrusion-detection training, must be validated against real-only data before it is trusted.</w:t>
       </w:r>
     </w:p>
     <w:p>
       <w:pPr>
         <w:pStyle w:val="Heading1"/>
-      </w:pPr>
-      <w:r>
-        <w:rPr/>
-        <w:t xml:space="preserve">References</w:t>
+        <w:rPr>
+          <w:rFonts w:ascii="Times New Roman" w:hAnsi="Times New Roman"/>
+          <w:sz w:val="24"/>
+          <w:szCs w:val="24"/>
+        </w:rPr>
+      </w:pPr>
+      <w:r>
+        <w:rPr>
+          <w:rFonts w:ascii="Times New Roman" w:hAnsi="Times New Roman"/>
+          <w:sz w:val="24"/>
+          <w:szCs w:val="24"/>
+        </w:rPr>
+        <w:t>References</w:t>
       </w:r>
     </w:p>
     <w:p>
@@ -1778,6 +1986,7 @@
           <w:rFonts w:ascii="Times New Roman" w:hAnsi="Times New Roman"/>
           <w:sz w:val="20"/>
         </w:rPr>
+        <w:lastRenderedPageBreak/>
         <w:t xml:space="preserve">van der Maaten, L. and Hinton, G. (2008) 'Visualizing data using t-SNE', </w:t>
       </w:r>
       <w:r>
@@ -2301,6 +2510,29 @@
       <w:sz w:val="40"/>
     </w:rPr>
   </w:style>
+  <w:style w:type="character" w:styleId="Hyperlink">
+    <w:name w:val="Hyperlink"/>
+    <w:basedOn w:val="DefaultParagraphFont"/>
+    <w:uiPriority w:val="99"/>
+    <w:unhideWhenUsed/>
+    <w:rsid w:val="00EB0B11"/>
+    <w:rPr>
+      <w:color w:val="0563C1" w:themeColor="hyperlink"/>
+      <w:u w:val="single"/>
+    </w:rPr>
+  </w:style>
+  <w:style w:type="character" w:styleId="UnresolvedMention">
+    <w:name w:val="Unresolved Mention"/>
+    <w:basedOn w:val="DefaultParagraphFont"/>
+    <w:uiPriority w:val="99"/>
+    <w:semiHidden/>
+    <w:unhideWhenUsed/>
+    <w:rsid w:val="00EB0B11"/>
+    <w:rPr>
+      <w:color w:val="605E5C"/>
+      <w:shd w:val="clear" w:color="auto" w:fill="E1DFDD"/>
+    </w:rPr>
+  </w:style>
 </w:styles>
 </file>
 
